--- a/output/jadwal-sholat-agustus-2026.docx
+++ b/output/jadwal-sholat-agustus-2026.docx
@@ -57,7 +57,7 @@
     <w:p/>
     <w:tbl>
       <w:tblPr>
-        <w:tblW w:type="dxa" w:w="10742"/>
+        <w:tblW w:type="dxa" w:w="10175"/>
         <w:jc w:val="center"/>
         <w:tblLook w:firstColumn="1" w:firstRow="1" w:lastColumn="0" w:lastRow="0" w:noHBand="0" w:noVBand="1" w:val="04A0"/>
         <w:tblBorders>
@@ -93,7 +93,7 @@
       <w:tr>
         <w:tc>
           <w:tcPr>
-            <w:tcW w:type="dxa" w:w="595"/>
+            <w:tcW w:type="dxa" w:w="283"/>
             <w:shd w:val="clear" w:color="auto" w:fill="5F497A"/>
           </w:tcPr>
           <w:p>
@@ -115,7 +115,7 @@
         </w:tc>
         <w:tc>
           <w:tcPr>
-            <w:tcW w:type="dxa" w:w="595"/>
+            <w:tcW w:type="dxa" w:w="283"/>
             <w:shd w:val="clear" w:color="auto" w:fill="5F497A"/>
           </w:tcPr>
           <w:p>
@@ -203,6 +203,94 @@
         </w:tc>
         <w:tc>
           <w:tcPr>
+            <w:tcW w:type="dxa" w:w="1219"/>
+            <w:shd w:val="clear" w:color="auto" w:fill="5F497A"/>
+          </w:tcPr>
+          <w:p>
+            <w:pPr>
+              <w:spacing w:before="0" w:after="0"/>
+              <w:jc w:val="center"/>
+            </w:pPr>
+            <w:r/>
+            <w:r>
+              <w:rPr>
+                <w:rFonts w:ascii="Archivo Black" w:hAnsi="Archivo Black"/>
+                <w:b/>
+                <w:color w:val="FFFFFF"/>
+                <w:sz w:val="20"/>
+              </w:rPr>
+              <w:t>SYURUQ</w:t>
+            </w:r>
+          </w:p>
+        </w:tc>
+        <w:tc>
+          <w:tcPr>
+            <w:tcW w:type="dxa" w:w="879"/>
+            <w:shd w:val="clear" w:color="auto" w:fill="5F497A"/>
+          </w:tcPr>
+          <w:p>
+            <w:pPr>
+              <w:spacing w:before="0" w:after="0"/>
+              <w:jc w:val="center"/>
+            </w:pPr>
+            <w:r/>
+            <w:r>
+              <w:rPr>
+                <w:rFonts w:ascii="Archivo Black" w:hAnsi="Archivo Black"/>
+                <w:b/>
+                <w:color w:val="FFFFFF"/>
+                <w:sz w:val="20"/>
+              </w:rPr>
+              <w:t>DUHA</w:t>
+            </w:r>
+          </w:p>
+        </w:tc>
+        <w:tc>
+          <w:tcPr>
+            <w:tcW w:type="dxa" w:w="1049"/>
+            <w:shd w:val="clear" w:color="auto" w:fill="5F497A"/>
+          </w:tcPr>
+          <w:p>
+            <w:pPr>
+              <w:spacing w:before="0" w:after="0"/>
+              <w:jc w:val="center"/>
+            </w:pPr>
+            <w:r/>
+            <w:r>
+              <w:rPr>
+                <w:rFonts w:ascii="Archivo Black" w:hAnsi="Archivo Black"/>
+                <w:b/>
+                <w:color w:val="FFFFFF"/>
+                <w:sz w:val="20"/>
+              </w:rPr>
+              <w:t>ZUHUR</w:t>
+            </w:r>
+          </w:p>
+        </w:tc>
+        <w:tc>
+          <w:tcPr>
+            <w:tcW w:type="dxa" w:w="879"/>
+            <w:shd w:val="clear" w:color="auto" w:fill="5F497A"/>
+          </w:tcPr>
+          <w:p>
+            <w:pPr>
+              <w:spacing w:before="0" w:after="0"/>
+              <w:jc w:val="center"/>
+            </w:pPr>
+            <w:r/>
+            <w:r>
+              <w:rPr>
+                <w:rFonts w:ascii="Archivo Black" w:hAnsi="Archivo Black"/>
+                <w:b/>
+                <w:color w:val="FFFFFF"/>
+                <w:sz w:val="20"/>
+              </w:rPr>
+              <w:t>ASAR</w:t>
+            </w:r>
+          </w:p>
+        </w:tc>
+        <w:tc>
+          <w:tcPr>
             <w:tcW w:type="dxa" w:w="1162"/>
             <w:shd w:val="clear" w:color="auto" w:fill="5F497A"/>
           </w:tcPr>
@@ -219,7 +307,7 @@
                 <w:color w:val="FFFFFF"/>
                 <w:sz w:val="20"/>
               </w:rPr>
-              <w:t>SYURUQ</w:t>
+              <w:t>MAGRIB</w:t>
             </w:r>
           </w:p>
         </w:tc>
@@ -241,94 +329,6 @@
                 <w:color w:val="FFFFFF"/>
                 <w:sz w:val="20"/>
               </w:rPr>
-              <w:t>DUHA</w:t>
-            </w:r>
-          </w:p>
-        </w:tc>
-        <w:tc>
-          <w:tcPr>
-            <w:tcW w:type="dxa" w:w="1049"/>
-            <w:shd w:val="clear" w:color="auto" w:fill="5F497A"/>
-          </w:tcPr>
-          <w:p>
-            <w:pPr>
-              <w:spacing w:before="0" w:after="0"/>
-              <w:jc w:val="center"/>
-            </w:pPr>
-            <w:r/>
-            <w:r>
-              <w:rPr>
-                <w:rFonts w:ascii="Archivo Black" w:hAnsi="Archivo Black"/>
-                <w:b/>
-                <w:color w:val="FFFFFF"/>
-                <w:sz w:val="20"/>
-              </w:rPr>
-              <w:t>ZUHUR</w:t>
-            </w:r>
-          </w:p>
-        </w:tc>
-        <w:tc>
-          <w:tcPr>
-            <w:tcW w:type="dxa" w:w="879"/>
-            <w:shd w:val="clear" w:color="auto" w:fill="5F497A"/>
-          </w:tcPr>
-          <w:p>
-            <w:pPr>
-              <w:spacing w:before="0" w:after="0"/>
-              <w:jc w:val="center"/>
-            </w:pPr>
-            <w:r/>
-            <w:r>
-              <w:rPr>
-                <w:rFonts w:ascii="Archivo Black" w:hAnsi="Archivo Black"/>
-                <w:b/>
-                <w:color w:val="FFFFFF"/>
-                <w:sz w:val="20"/>
-              </w:rPr>
-              <w:t>ASAR</w:t>
-            </w:r>
-          </w:p>
-        </w:tc>
-        <w:tc>
-          <w:tcPr>
-            <w:tcW w:type="dxa" w:w="1162"/>
-            <w:shd w:val="clear" w:color="auto" w:fill="5F497A"/>
-          </w:tcPr>
-          <w:p>
-            <w:pPr>
-              <w:spacing w:before="0" w:after="0"/>
-              <w:jc w:val="center"/>
-            </w:pPr>
-            <w:r/>
-            <w:r>
-              <w:rPr>
-                <w:rFonts w:ascii="Archivo Black" w:hAnsi="Archivo Black"/>
-                <w:b/>
-                <w:color w:val="FFFFFF"/>
-                <w:sz w:val="20"/>
-              </w:rPr>
-              <w:t>MAGRIB</w:t>
-            </w:r>
-          </w:p>
-        </w:tc>
-        <w:tc>
-          <w:tcPr>
-            <w:tcW w:type="dxa" w:w="879"/>
-            <w:shd w:val="clear" w:color="auto" w:fill="5F497A"/>
-          </w:tcPr>
-          <w:p>
-            <w:pPr>
-              <w:spacing w:before="0" w:after="0"/>
-              <w:jc w:val="center"/>
-            </w:pPr>
-            <w:r/>
-            <w:r>
-              <w:rPr>
-                <w:rFonts w:ascii="Archivo Black" w:hAnsi="Archivo Black"/>
-                <w:b/>
-                <w:color w:val="FFFFFF"/>
-                <w:sz w:val="20"/>
-              </w:rPr>
               <w:t>ISYA</w:t>
             </w:r>
           </w:p>
@@ -337,7 +337,7 @@
       <w:tr>
         <w:tc>
           <w:tcPr>
-            <w:tcW w:type="dxa" w:w="595"/>
+            <w:tcW w:type="dxa" w:w="283"/>
             <w:shd w:val="clear" w:color="auto" w:fill="B6DDE8"/>
           </w:tcPr>
           <w:p>
@@ -358,7 +358,7 @@
         </w:tc>
         <w:tc>
           <w:tcPr>
-            <w:tcW w:type="dxa" w:w="595"/>
+            <w:tcW w:type="dxa" w:w="283"/>
             <w:shd w:val="clear" w:color="auto" w:fill="B6DDE8"/>
           </w:tcPr>
           <w:p>
@@ -442,7 +442,7 @@
         </w:tc>
         <w:tc>
           <w:tcPr>
-            <w:tcW w:type="dxa" w:w="1162"/>
+            <w:tcW w:type="dxa" w:w="1219"/>
             <w:shd w:val="clear" w:color="auto" w:fill="B6DDE8"/>
           </w:tcPr>
           <w:p>
@@ -570,7 +570,7 @@
       <w:tr>
         <w:tc>
           <w:tcPr>
-            <w:tcW w:type="dxa" w:w="595"/>
+            <w:tcW w:type="dxa" w:w="283"/>
             <w:shd w:val="clear" w:color="auto" w:fill="B6DDE8"/>
           </w:tcPr>
           <w:p>
@@ -591,7 +591,7 @@
         </w:tc>
         <w:tc>
           <w:tcPr>
-            <w:tcW w:type="dxa" w:w="595"/>
+            <w:tcW w:type="dxa" w:w="283"/>
             <w:shd w:val="clear" w:color="auto" w:fill="B6DDE8"/>
           </w:tcPr>
           <w:p>
@@ -676,7 +676,7 @@
         </w:tc>
         <w:tc>
           <w:tcPr>
-            <w:tcW w:type="dxa" w:w="1162"/>
+            <w:tcW w:type="dxa" w:w="1219"/>
             <w:shd w:val="clear" w:color="auto" w:fill="B6DDE8"/>
           </w:tcPr>
           <w:p>
@@ -804,7 +804,7 @@
       <w:tr>
         <w:tc>
           <w:tcPr>
-            <w:tcW w:type="dxa" w:w="595"/>
+            <w:tcW w:type="dxa" w:w="283"/>
             <w:shd w:val="clear" w:color="auto" w:fill="B6DDE8"/>
           </w:tcPr>
           <w:p>
@@ -825,7 +825,7 @@
         </w:tc>
         <w:tc>
           <w:tcPr>
-            <w:tcW w:type="dxa" w:w="595"/>
+            <w:tcW w:type="dxa" w:w="283"/>
             <w:shd w:val="clear" w:color="auto" w:fill="B6DDE8"/>
           </w:tcPr>
           <w:p>
@@ -911,7 +911,7 @@
         </w:tc>
         <w:tc>
           <w:tcPr>
-            <w:tcW w:type="dxa" w:w="1162"/>
+            <w:tcW w:type="dxa" w:w="1219"/>
             <w:shd w:val="clear" w:color="auto" w:fill="B6DDE8"/>
           </w:tcPr>
           <w:p>
@@ -1041,7 +1041,7 @@
       <w:tr>
         <w:tc>
           <w:tcPr>
-            <w:tcW w:type="dxa" w:w="595"/>
+            <w:tcW w:type="dxa" w:w="283"/>
             <w:shd w:val="clear" w:color="auto" w:fill="B6DDE8"/>
           </w:tcPr>
           <w:p>
@@ -1062,7 +1062,7 @@
         </w:tc>
         <w:tc>
           <w:tcPr>
-            <w:tcW w:type="dxa" w:w="595"/>
+            <w:tcW w:type="dxa" w:w="283"/>
             <w:shd w:val="clear" w:color="auto" w:fill="B6DDE8"/>
           </w:tcPr>
           <w:p>
@@ -1146,7 +1146,7 @@
         </w:tc>
         <w:tc>
           <w:tcPr>
-            <w:tcW w:type="dxa" w:w="1162"/>
+            <w:tcW w:type="dxa" w:w="1219"/>
             <w:shd w:val="clear" w:color="auto" w:fill="B6DDE8"/>
           </w:tcPr>
           <w:p>
@@ -1274,7 +1274,7 @@
       <w:tr>
         <w:tc>
           <w:tcPr>
-            <w:tcW w:type="dxa" w:w="595"/>
+            <w:tcW w:type="dxa" w:w="283"/>
             <w:shd w:val="clear" w:color="auto" w:fill="B6DDE8"/>
           </w:tcPr>
           <w:p>
@@ -1295,7 +1295,7 @@
         </w:tc>
         <w:tc>
           <w:tcPr>
-            <w:tcW w:type="dxa" w:w="595"/>
+            <w:tcW w:type="dxa" w:w="283"/>
             <w:shd w:val="clear" w:color="auto" w:fill="B6DDE8"/>
           </w:tcPr>
           <w:p>
@@ -1379,7 +1379,7 @@
         </w:tc>
         <w:tc>
           <w:tcPr>
-            <w:tcW w:type="dxa" w:w="1162"/>
+            <w:tcW w:type="dxa" w:w="1219"/>
             <w:shd w:val="clear" w:color="auto" w:fill="B6DDE8"/>
           </w:tcPr>
           <w:p>
@@ -1507,7 +1507,7 @@
       <w:tr>
         <w:tc>
           <w:tcPr>
-            <w:tcW w:type="dxa" w:w="595"/>
+            <w:tcW w:type="dxa" w:w="283"/>
             <w:shd w:val="clear" w:color="auto" w:fill="B6DDE8"/>
           </w:tcPr>
           <w:p>
@@ -1528,7 +1528,7 @@
         </w:tc>
         <w:tc>
           <w:tcPr>
-            <w:tcW w:type="dxa" w:w="595"/>
+            <w:tcW w:type="dxa" w:w="283"/>
             <w:shd w:val="clear" w:color="auto" w:fill="B6DDE8"/>
           </w:tcPr>
           <w:p>
@@ -1614,7 +1614,7 @@
         </w:tc>
         <w:tc>
           <w:tcPr>
-            <w:tcW w:type="dxa" w:w="1162"/>
+            <w:tcW w:type="dxa" w:w="1219"/>
             <w:shd w:val="clear" w:color="auto" w:fill="B6DDE8"/>
           </w:tcPr>
           <w:p>
@@ -1744,7 +1744,7 @@
       <w:tr>
         <w:tc>
           <w:tcPr>
-            <w:tcW w:type="dxa" w:w="595"/>
+            <w:tcW w:type="dxa" w:w="283"/>
             <w:shd w:val="clear" w:color="auto" w:fill="B6DDE8"/>
           </w:tcPr>
           <w:p>
@@ -1765,7 +1765,7 @@
         </w:tc>
         <w:tc>
           <w:tcPr>
-            <w:tcW w:type="dxa" w:w="595"/>
+            <w:tcW w:type="dxa" w:w="283"/>
             <w:shd w:val="clear" w:color="auto" w:fill="B6DDE8"/>
           </w:tcPr>
           <w:p>
@@ -1851,7 +1851,7 @@
         </w:tc>
         <w:tc>
           <w:tcPr>
-            <w:tcW w:type="dxa" w:w="1162"/>
+            <w:tcW w:type="dxa" w:w="1219"/>
             <w:shd w:val="clear" w:color="auto" w:fill="B6DDE8"/>
           </w:tcPr>
           <w:p>
@@ -1981,7 +1981,7 @@
       <w:tr>
         <w:tc>
           <w:tcPr>
-            <w:tcW w:type="dxa" w:w="595"/>
+            <w:tcW w:type="dxa" w:w="283"/>
             <w:shd w:val="clear" w:color="auto" w:fill="B6DDE8"/>
           </w:tcPr>
           <w:p>
@@ -2002,7 +2002,7 @@
         </w:tc>
         <w:tc>
           <w:tcPr>
-            <w:tcW w:type="dxa" w:w="595"/>
+            <w:tcW w:type="dxa" w:w="283"/>
             <w:shd w:val="clear" w:color="auto" w:fill="B6DDE8"/>
           </w:tcPr>
           <w:p>
@@ -2086,7 +2086,7 @@
         </w:tc>
         <w:tc>
           <w:tcPr>
-            <w:tcW w:type="dxa" w:w="1162"/>
+            <w:tcW w:type="dxa" w:w="1219"/>
             <w:shd w:val="clear" w:color="auto" w:fill="B6DDE8"/>
           </w:tcPr>
           <w:p>
@@ -2214,7 +2214,7 @@
       <w:tr>
         <w:tc>
           <w:tcPr>
-            <w:tcW w:type="dxa" w:w="595"/>
+            <w:tcW w:type="dxa" w:w="283"/>
             <w:shd w:val="clear" w:color="auto" w:fill="B6DDE8"/>
           </w:tcPr>
           <w:p>
@@ -2235,7 +2235,7 @@
         </w:tc>
         <w:tc>
           <w:tcPr>
-            <w:tcW w:type="dxa" w:w="595"/>
+            <w:tcW w:type="dxa" w:w="283"/>
             <w:shd w:val="clear" w:color="auto" w:fill="B6DDE8"/>
           </w:tcPr>
           <w:p>
@@ -2320,7 +2320,7 @@
         </w:tc>
         <w:tc>
           <w:tcPr>
-            <w:tcW w:type="dxa" w:w="1162"/>
+            <w:tcW w:type="dxa" w:w="1219"/>
             <w:shd w:val="clear" w:color="auto" w:fill="B6DDE8"/>
           </w:tcPr>
           <w:p>
@@ -2448,7 +2448,7 @@
       <w:tr>
         <w:tc>
           <w:tcPr>
-            <w:tcW w:type="dxa" w:w="595"/>
+            <w:tcW w:type="dxa" w:w="283"/>
             <w:shd w:val="clear" w:color="auto" w:fill="B6DDE8"/>
           </w:tcPr>
           <w:p>
@@ -2469,7 +2469,7 @@
         </w:tc>
         <w:tc>
           <w:tcPr>
-            <w:tcW w:type="dxa" w:w="595"/>
+            <w:tcW w:type="dxa" w:w="283"/>
             <w:shd w:val="clear" w:color="auto" w:fill="B6DDE8"/>
           </w:tcPr>
           <w:p>
@@ -2555,7 +2555,7 @@
         </w:tc>
         <w:tc>
           <w:tcPr>
-            <w:tcW w:type="dxa" w:w="1162"/>
+            <w:tcW w:type="dxa" w:w="1219"/>
             <w:shd w:val="clear" w:color="auto" w:fill="B6DDE8"/>
           </w:tcPr>
           <w:p>
@@ -2685,7 +2685,7 @@
       <w:tr>
         <w:tc>
           <w:tcPr>
-            <w:tcW w:type="dxa" w:w="595"/>
+            <w:tcW w:type="dxa" w:w="283"/>
             <w:shd w:val="clear" w:color="auto" w:fill="B6DDE8"/>
           </w:tcPr>
           <w:p>
@@ -2706,7 +2706,7 @@
         </w:tc>
         <w:tc>
           <w:tcPr>
-            <w:tcW w:type="dxa" w:w="595"/>
+            <w:tcW w:type="dxa" w:w="283"/>
             <w:shd w:val="clear" w:color="auto" w:fill="B6DDE8"/>
           </w:tcPr>
           <w:p>
@@ -2790,7 +2790,7 @@
         </w:tc>
         <w:tc>
           <w:tcPr>
-            <w:tcW w:type="dxa" w:w="1162"/>
+            <w:tcW w:type="dxa" w:w="1219"/>
             <w:shd w:val="clear" w:color="auto" w:fill="B6DDE8"/>
           </w:tcPr>
           <w:p>
@@ -2918,7 +2918,7 @@
       <w:tr>
         <w:tc>
           <w:tcPr>
-            <w:tcW w:type="dxa" w:w="595"/>
+            <w:tcW w:type="dxa" w:w="283"/>
             <w:shd w:val="clear" w:color="auto" w:fill="B6DDE8"/>
           </w:tcPr>
           <w:p>
@@ -2939,7 +2939,7 @@
         </w:tc>
         <w:tc>
           <w:tcPr>
-            <w:tcW w:type="dxa" w:w="595"/>
+            <w:tcW w:type="dxa" w:w="283"/>
             <w:shd w:val="clear" w:color="auto" w:fill="B6DDE8"/>
           </w:tcPr>
           <w:p>
@@ -3023,7 +3023,7 @@
         </w:tc>
         <w:tc>
           <w:tcPr>
-            <w:tcW w:type="dxa" w:w="1162"/>
+            <w:tcW w:type="dxa" w:w="1219"/>
             <w:shd w:val="clear" w:color="auto" w:fill="B6DDE8"/>
           </w:tcPr>
           <w:p>
@@ -3151,7 +3151,7 @@
       <w:tr>
         <w:tc>
           <w:tcPr>
-            <w:tcW w:type="dxa" w:w="595"/>
+            <w:tcW w:type="dxa" w:w="283"/>
             <w:shd w:val="clear" w:color="auto" w:fill="B6DDE8"/>
           </w:tcPr>
           <w:p>
@@ -3172,7 +3172,7 @@
         </w:tc>
         <w:tc>
           <w:tcPr>
-            <w:tcW w:type="dxa" w:w="595"/>
+            <w:tcW w:type="dxa" w:w="283"/>
             <w:shd w:val="clear" w:color="auto" w:fill="B6DDE8"/>
           </w:tcPr>
           <w:p>
@@ -3258,7 +3258,7 @@
         </w:tc>
         <w:tc>
           <w:tcPr>
-            <w:tcW w:type="dxa" w:w="1162"/>
+            <w:tcW w:type="dxa" w:w="1219"/>
             <w:shd w:val="clear" w:color="auto" w:fill="B6DDE8"/>
           </w:tcPr>
           <w:p>
@@ -3388,7 +3388,7 @@
       <w:tr>
         <w:tc>
           <w:tcPr>
-            <w:tcW w:type="dxa" w:w="595"/>
+            <w:tcW w:type="dxa" w:w="283"/>
             <w:shd w:val="clear" w:color="auto" w:fill="B6DDE8"/>
           </w:tcPr>
           <w:p>
@@ -3409,7 +3409,7 @@
         </w:tc>
         <w:tc>
           <w:tcPr>
-            <w:tcW w:type="dxa" w:w="595"/>
+            <w:tcW w:type="dxa" w:w="283"/>
             <w:shd w:val="clear" w:color="auto" w:fill="B6DDE8"/>
           </w:tcPr>
           <w:p>
@@ -3495,7 +3495,7 @@
         </w:tc>
         <w:tc>
           <w:tcPr>
-            <w:tcW w:type="dxa" w:w="1162"/>
+            <w:tcW w:type="dxa" w:w="1219"/>
             <w:shd w:val="clear" w:color="auto" w:fill="B6DDE8"/>
           </w:tcPr>
           <w:p>
@@ -3625,7 +3625,7 @@
       <w:tr>
         <w:tc>
           <w:tcPr>
-            <w:tcW w:type="dxa" w:w="595"/>
+            <w:tcW w:type="dxa" w:w="283"/>
             <w:shd w:val="clear" w:color="auto" w:fill="B6DDE8"/>
           </w:tcPr>
           <w:p>
@@ -3646,7 +3646,7 @@
         </w:tc>
         <w:tc>
           <w:tcPr>
-            <w:tcW w:type="dxa" w:w="595"/>
+            <w:tcW w:type="dxa" w:w="283"/>
             <w:shd w:val="clear" w:color="auto" w:fill="B6DDE8"/>
           </w:tcPr>
           <w:p>
@@ -3730,7 +3730,7 @@
         </w:tc>
         <w:tc>
           <w:tcPr>
-            <w:tcW w:type="dxa" w:w="1162"/>
+            <w:tcW w:type="dxa" w:w="1219"/>
             <w:shd w:val="clear" w:color="auto" w:fill="B6DDE8"/>
           </w:tcPr>
           <w:p>
@@ -3858,7 +3858,7 @@
       <w:tr>
         <w:tc>
           <w:tcPr>
-            <w:tcW w:type="dxa" w:w="595"/>
+            <w:tcW w:type="dxa" w:w="283"/>
             <w:shd w:val="clear" w:color="auto" w:fill="B6DDE8"/>
           </w:tcPr>
           <w:p>
@@ -3879,7 +3879,7 @@
         </w:tc>
         <w:tc>
           <w:tcPr>
-            <w:tcW w:type="dxa" w:w="595"/>
+            <w:tcW w:type="dxa" w:w="283"/>
             <w:shd w:val="clear" w:color="auto" w:fill="B6DDE8"/>
           </w:tcPr>
           <w:p>
@@ -3964,7 +3964,7 @@
         </w:tc>
         <w:tc>
           <w:tcPr>
-            <w:tcW w:type="dxa" w:w="1162"/>
+            <w:tcW w:type="dxa" w:w="1219"/>
             <w:shd w:val="clear" w:color="auto" w:fill="B6DDE8"/>
           </w:tcPr>
           <w:p>
@@ -4092,7 +4092,7 @@
       <w:tr>
         <w:tc>
           <w:tcPr>
-            <w:tcW w:type="dxa" w:w="595"/>
+            <w:tcW w:type="dxa" w:w="283"/>
             <w:shd w:val="clear" w:color="auto" w:fill="B6DDE8"/>
           </w:tcPr>
           <w:p>
@@ -4113,7 +4113,7 @@
         </w:tc>
         <w:tc>
           <w:tcPr>
-            <w:tcW w:type="dxa" w:w="595"/>
+            <w:tcW w:type="dxa" w:w="283"/>
             <w:shd w:val="clear" w:color="auto" w:fill="B6DDE8"/>
           </w:tcPr>
           <w:p>
@@ -4199,7 +4199,7 @@
         </w:tc>
         <w:tc>
           <w:tcPr>
-            <w:tcW w:type="dxa" w:w="1162"/>
+            <w:tcW w:type="dxa" w:w="1219"/>
             <w:shd w:val="clear" w:color="auto" w:fill="B6DDE8"/>
           </w:tcPr>
           <w:p>
@@ -4329,7 +4329,7 @@
       <w:tr>
         <w:tc>
           <w:tcPr>
-            <w:tcW w:type="dxa" w:w="595"/>
+            <w:tcW w:type="dxa" w:w="283"/>
             <w:shd w:val="clear" w:color="auto" w:fill="B6DDE8"/>
           </w:tcPr>
           <w:p>
@@ -4350,7 +4350,7 @@
         </w:tc>
         <w:tc>
           <w:tcPr>
-            <w:tcW w:type="dxa" w:w="595"/>
+            <w:tcW w:type="dxa" w:w="283"/>
             <w:shd w:val="clear" w:color="auto" w:fill="B6DDE8"/>
           </w:tcPr>
           <w:p>
@@ -4434,7 +4434,7 @@
         </w:tc>
         <w:tc>
           <w:tcPr>
-            <w:tcW w:type="dxa" w:w="1162"/>
+            <w:tcW w:type="dxa" w:w="1219"/>
             <w:shd w:val="clear" w:color="auto" w:fill="B6DDE8"/>
           </w:tcPr>
           <w:p>
@@ -4562,7 +4562,7 @@
       <w:tr>
         <w:tc>
           <w:tcPr>
-            <w:tcW w:type="dxa" w:w="595"/>
+            <w:tcW w:type="dxa" w:w="283"/>
             <w:shd w:val="clear" w:color="auto" w:fill="B6DDE8"/>
           </w:tcPr>
           <w:p>
@@ -4583,7 +4583,7 @@
         </w:tc>
         <w:tc>
           <w:tcPr>
-            <w:tcW w:type="dxa" w:w="595"/>
+            <w:tcW w:type="dxa" w:w="283"/>
             <w:shd w:val="clear" w:color="auto" w:fill="B6DDE8"/>
           </w:tcPr>
           <w:p>
@@ -4667,7 +4667,7 @@
         </w:tc>
         <w:tc>
           <w:tcPr>
-            <w:tcW w:type="dxa" w:w="1162"/>
+            <w:tcW w:type="dxa" w:w="1219"/>
             <w:shd w:val="clear" w:color="auto" w:fill="B6DDE8"/>
           </w:tcPr>
           <w:p>
@@ -4795,7 +4795,7 @@
       <w:tr>
         <w:tc>
           <w:tcPr>
-            <w:tcW w:type="dxa" w:w="595"/>
+            <w:tcW w:type="dxa" w:w="283"/>
             <w:shd w:val="clear" w:color="auto" w:fill="B6DDE8"/>
           </w:tcPr>
           <w:p>
@@ -4816,7 +4816,7 @@
         </w:tc>
         <w:tc>
           <w:tcPr>
-            <w:tcW w:type="dxa" w:w="595"/>
+            <w:tcW w:type="dxa" w:w="283"/>
             <w:shd w:val="clear" w:color="auto" w:fill="B6DDE8"/>
           </w:tcPr>
           <w:p>
@@ -4902,7 +4902,7 @@
         </w:tc>
         <w:tc>
           <w:tcPr>
-            <w:tcW w:type="dxa" w:w="1162"/>
+            <w:tcW w:type="dxa" w:w="1219"/>
             <w:shd w:val="clear" w:color="auto" w:fill="B6DDE8"/>
           </w:tcPr>
           <w:p>
@@ -5032,7 +5032,7 @@
       <w:tr>
         <w:tc>
           <w:tcPr>
-            <w:tcW w:type="dxa" w:w="595"/>
+            <w:tcW w:type="dxa" w:w="283"/>
             <w:shd w:val="clear" w:color="auto" w:fill="B6DDE8"/>
           </w:tcPr>
           <w:p>
@@ -5053,7 +5053,7 @@
         </w:tc>
         <w:tc>
           <w:tcPr>
-            <w:tcW w:type="dxa" w:w="595"/>
+            <w:tcW w:type="dxa" w:w="283"/>
             <w:shd w:val="clear" w:color="auto" w:fill="B6DDE8"/>
           </w:tcPr>
           <w:p>
@@ -5139,7 +5139,7 @@
         </w:tc>
         <w:tc>
           <w:tcPr>
-            <w:tcW w:type="dxa" w:w="1162"/>
+            <w:tcW w:type="dxa" w:w="1219"/>
             <w:shd w:val="clear" w:color="auto" w:fill="B6DDE8"/>
           </w:tcPr>
           <w:p>
@@ -5269,7 +5269,7 @@
       <w:tr>
         <w:tc>
           <w:tcPr>
-            <w:tcW w:type="dxa" w:w="595"/>
+            <w:tcW w:type="dxa" w:w="283"/>
             <w:shd w:val="clear" w:color="auto" w:fill="B6DDE8"/>
           </w:tcPr>
           <w:p>
@@ -5290,7 +5290,7 @@
         </w:tc>
         <w:tc>
           <w:tcPr>
-            <w:tcW w:type="dxa" w:w="595"/>
+            <w:tcW w:type="dxa" w:w="283"/>
             <w:shd w:val="clear" w:color="auto" w:fill="B6DDE8"/>
           </w:tcPr>
           <w:p>
@@ -5374,7 +5374,7 @@
         </w:tc>
         <w:tc>
           <w:tcPr>
-            <w:tcW w:type="dxa" w:w="1162"/>
+            <w:tcW w:type="dxa" w:w="1219"/>
             <w:shd w:val="clear" w:color="auto" w:fill="B6DDE8"/>
           </w:tcPr>
           <w:p>
@@ -5502,7 +5502,7 @@
       <w:tr>
         <w:tc>
           <w:tcPr>
-            <w:tcW w:type="dxa" w:w="595"/>
+            <w:tcW w:type="dxa" w:w="283"/>
             <w:shd w:val="clear" w:color="auto" w:fill="B6DDE8"/>
           </w:tcPr>
           <w:p>
@@ -5523,7 +5523,7 @@
         </w:tc>
         <w:tc>
           <w:tcPr>
-            <w:tcW w:type="dxa" w:w="595"/>
+            <w:tcW w:type="dxa" w:w="283"/>
             <w:shd w:val="clear" w:color="auto" w:fill="B6DDE8"/>
           </w:tcPr>
           <w:p>
@@ -5608,7 +5608,7 @@
         </w:tc>
         <w:tc>
           <w:tcPr>
-            <w:tcW w:type="dxa" w:w="1162"/>
+            <w:tcW w:type="dxa" w:w="1219"/>
             <w:shd w:val="clear" w:color="auto" w:fill="B6DDE8"/>
           </w:tcPr>
           <w:p>
@@ -5736,7 +5736,7 @@
       <w:tr>
         <w:tc>
           <w:tcPr>
-            <w:tcW w:type="dxa" w:w="595"/>
+            <w:tcW w:type="dxa" w:w="283"/>
             <w:shd w:val="clear" w:color="auto" w:fill="B6DDE8"/>
           </w:tcPr>
           <w:p>
@@ -5757,7 +5757,7 @@
         </w:tc>
         <w:tc>
           <w:tcPr>
-            <w:tcW w:type="dxa" w:w="595"/>
+            <w:tcW w:type="dxa" w:w="283"/>
             <w:shd w:val="clear" w:color="auto" w:fill="B6DDE8"/>
           </w:tcPr>
           <w:p>
@@ -5843,7 +5843,7 @@
         </w:tc>
         <w:tc>
           <w:tcPr>
-            <w:tcW w:type="dxa" w:w="1162"/>
+            <w:tcW w:type="dxa" w:w="1219"/>
             <w:shd w:val="clear" w:color="auto" w:fill="B6DDE8"/>
           </w:tcPr>
           <w:p>
@@ -5973,7 +5973,7 @@
       <w:tr>
         <w:tc>
           <w:tcPr>
-            <w:tcW w:type="dxa" w:w="595"/>
+            <w:tcW w:type="dxa" w:w="283"/>
             <w:shd w:val="clear" w:color="auto" w:fill="B6DDE8"/>
           </w:tcPr>
           <w:p>
@@ -5994,7 +5994,7 @@
         </w:tc>
         <w:tc>
           <w:tcPr>
-            <w:tcW w:type="dxa" w:w="595"/>
+            <w:tcW w:type="dxa" w:w="283"/>
             <w:shd w:val="clear" w:color="auto" w:fill="B6DDE8"/>
           </w:tcPr>
           <w:p>
@@ -6078,7 +6078,7 @@
         </w:tc>
         <w:tc>
           <w:tcPr>
-            <w:tcW w:type="dxa" w:w="1162"/>
+            <w:tcW w:type="dxa" w:w="1219"/>
             <w:shd w:val="clear" w:color="auto" w:fill="B6DDE8"/>
           </w:tcPr>
           <w:p>
@@ -6206,7 +6206,7 @@
       <w:tr>
         <w:tc>
           <w:tcPr>
-            <w:tcW w:type="dxa" w:w="595"/>
+            <w:tcW w:type="dxa" w:w="283"/>
             <w:shd w:val="clear" w:color="auto" w:fill="B6DDE8"/>
           </w:tcPr>
           <w:p>
@@ -6227,7 +6227,7 @@
         </w:tc>
         <w:tc>
           <w:tcPr>
-            <w:tcW w:type="dxa" w:w="595"/>
+            <w:tcW w:type="dxa" w:w="283"/>
             <w:shd w:val="clear" w:color="auto" w:fill="B6DDE8"/>
           </w:tcPr>
           <w:p>
@@ -6313,7 +6313,7 @@
         </w:tc>
         <w:tc>
           <w:tcPr>
-            <w:tcW w:type="dxa" w:w="1162"/>
+            <w:tcW w:type="dxa" w:w="1219"/>
             <w:shd w:val="clear" w:color="auto" w:fill="B6DDE8"/>
           </w:tcPr>
           <w:p>
@@ -6441,7 +6441,7 @@
       <w:tr>
         <w:tc>
           <w:tcPr>
-            <w:tcW w:type="dxa" w:w="595"/>
+            <w:tcW w:type="dxa" w:w="283"/>
             <w:shd w:val="clear" w:color="auto" w:fill="B6DDE8"/>
           </w:tcPr>
           <w:p>
@@ -6462,7 +6462,7 @@
         </w:tc>
         <w:tc>
           <w:tcPr>
-            <w:tcW w:type="dxa" w:w="595"/>
+            <w:tcW w:type="dxa" w:w="283"/>
             <w:shd w:val="clear" w:color="auto" w:fill="B6DDE8"/>
           </w:tcPr>
           <w:p>
@@ -6550,7 +6550,7 @@
         </w:tc>
         <w:tc>
           <w:tcPr>
-            <w:tcW w:type="dxa" w:w="1162"/>
+            <w:tcW w:type="dxa" w:w="1219"/>
             <w:shd w:val="clear" w:color="auto" w:fill="B6DDE8"/>
           </w:tcPr>
           <w:p>
@@ -6680,7 +6680,7 @@
       <w:tr>
         <w:tc>
           <w:tcPr>
-            <w:tcW w:type="dxa" w:w="595"/>
+            <w:tcW w:type="dxa" w:w="283"/>
             <w:shd w:val="clear" w:color="auto" w:fill="B6DDE8"/>
           </w:tcPr>
           <w:p>
@@ -6701,7 +6701,7 @@
         </w:tc>
         <w:tc>
           <w:tcPr>
-            <w:tcW w:type="dxa" w:w="595"/>
+            <w:tcW w:type="dxa" w:w="283"/>
             <w:shd w:val="clear" w:color="auto" w:fill="B6DDE8"/>
           </w:tcPr>
           <w:p>
@@ -6789,7 +6789,7 @@
         </w:tc>
         <w:tc>
           <w:tcPr>
-            <w:tcW w:type="dxa" w:w="1162"/>
+            <w:tcW w:type="dxa" w:w="1219"/>
             <w:shd w:val="clear" w:color="auto" w:fill="B6DDE8"/>
           </w:tcPr>
           <w:p>
@@ -6919,7 +6919,7 @@
       <w:tr>
         <w:tc>
           <w:tcPr>
-            <w:tcW w:type="dxa" w:w="595"/>
+            <w:tcW w:type="dxa" w:w="283"/>
             <w:shd w:val="clear" w:color="auto" w:fill="B6DDE8"/>
           </w:tcPr>
           <w:p>
@@ -6940,7 +6940,7 @@
         </w:tc>
         <w:tc>
           <w:tcPr>
-            <w:tcW w:type="dxa" w:w="595"/>
+            <w:tcW w:type="dxa" w:w="283"/>
             <w:shd w:val="clear" w:color="auto" w:fill="B6DDE8"/>
           </w:tcPr>
           <w:p>
@@ -7024,7 +7024,7 @@
         </w:tc>
         <w:tc>
           <w:tcPr>
-            <w:tcW w:type="dxa" w:w="1162"/>
+            <w:tcW w:type="dxa" w:w="1219"/>
             <w:shd w:val="clear" w:color="auto" w:fill="B6DDE8"/>
           </w:tcPr>
           <w:p>
@@ -7152,7 +7152,7 @@
       <w:tr>
         <w:tc>
           <w:tcPr>
-            <w:tcW w:type="dxa" w:w="595"/>
+            <w:tcW w:type="dxa" w:w="283"/>
             <w:shd w:val="clear" w:color="auto" w:fill="B6DDE8"/>
           </w:tcPr>
           <w:p>
@@ -7173,7 +7173,7 @@
         </w:tc>
         <w:tc>
           <w:tcPr>
-            <w:tcW w:type="dxa" w:w="595"/>
+            <w:tcW w:type="dxa" w:w="283"/>
             <w:shd w:val="clear" w:color="auto" w:fill="B6DDE8"/>
           </w:tcPr>
           <w:p>
@@ -7258,7 +7258,7 @@
         </w:tc>
         <w:tc>
           <w:tcPr>
-            <w:tcW w:type="dxa" w:w="1162"/>
+            <w:tcW w:type="dxa" w:w="1219"/>
             <w:shd w:val="clear" w:color="auto" w:fill="B6DDE8"/>
           </w:tcPr>
           <w:p>
@@ -7386,7 +7386,7 @@
       <w:tr>
         <w:tc>
           <w:tcPr>
-            <w:tcW w:type="dxa" w:w="595"/>
+            <w:tcW w:type="dxa" w:w="283"/>
             <w:shd w:val="clear" w:color="auto" w:fill="B6DDE8"/>
           </w:tcPr>
           <w:p>
@@ -7407,7 +7407,7 @@
         </w:tc>
         <w:tc>
           <w:tcPr>
-            <w:tcW w:type="dxa" w:w="595"/>
+            <w:tcW w:type="dxa" w:w="283"/>
             <w:shd w:val="clear" w:color="auto" w:fill="B6DDE8"/>
           </w:tcPr>
           <w:p>
@@ -7493,7 +7493,7 @@
         </w:tc>
         <w:tc>
           <w:tcPr>
-            <w:tcW w:type="dxa" w:w="1162"/>
+            <w:tcW w:type="dxa" w:w="1219"/>
             <w:shd w:val="clear" w:color="auto" w:fill="B6DDE8"/>
           </w:tcPr>
           <w:p>
@@ -7622,7 +7622,7 @@
       </w:tr>
     </w:tbl>
     <w:sectPr>
-      <w:pgSz w:w="11906" w:h="28346"/>
+      <w:pgSz w:w="11906" w:h="16838"/>
       <w:pgMar w:top="850" w:right="850" w:bottom="283" w:left="850" w:header="720" w:footer="720" w:gutter="0"/>
       <w:cols w:space="720"/>
       <w:docGrid w:linePitch="360"/>

--- a/output/jadwal-sholat-agustus-2026.docx
+++ b/output/jadwal-sholat-agustus-2026.docx
@@ -57,7 +57,7 @@
     <w:p/>
     <w:tbl>
       <w:tblPr>
-        <w:tblW w:type="dxa" w:w="10175"/>
+        <w:tblW w:type="dxa" w:w="10260"/>
         <w:jc w:val="center"/>
         <w:tblLook w:firstColumn="1" w:firstRow="1" w:lastColumn="0" w:lastRow="0" w:noHBand="0" w:noVBand="1" w:val="04A0"/>
         <w:tblBorders>
@@ -78,22 +78,22 @@
         <w:tblLayout w:type="fixed"/>
       </w:tblPr>
       <w:tblGrid>
-        <w:gridCol w:w="928"/>
-        <w:gridCol w:w="928"/>
-        <w:gridCol w:w="928"/>
-        <w:gridCol w:w="928"/>
-        <w:gridCol w:w="928"/>
-        <w:gridCol w:w="928"/>
-        <w:gridCol w:w="928"/>
-        <w:gridCol w:w="928"/>
-        <w:gridCol w:w="928"/>
-        <w:gridCol w:w="928"/>
-        <w:gridCol w:w="928"/>
+        <w:gridCol w:w="396"/>
+        <w:gridCol w:w="396"/>
+        <w:gridCol w:w="1417"/>
+        <w:gridCol w:w="1048"/>
+        <w:gridCol w:w="1048"/>
+        <w:gridCol w:w="1133"/>
+        <w:gridCol w:w="878"/>
+        <w:gridCol w:w="1048"/>
+        <w:gridCol w:w="878"/>
+        <w:gridCol w:w="1133"/>
+        <w:gridCol w:w="878"/>
       </w:tblGrid>
       <w:tr>
         <w:tc>
           <w:tcPr>
-            <w:tcW w:type="dxa" w:w="283"/>
+            <w:tcW w:type="dxa" w:w="397"/>
             <w:shd w:val="clear" w:color="auto" w:fill="5F497A"/>
           </w:tcPr>
           <w:p>
@@ -115,7 +115,7 @@
         </w:tc>
         <w:tc>
           <w:tcPr>
-            <w:tcW w:type="dxa" w:w="283"/>
+            <w:tcW w:type="dxa" w:w="397"/>
             <w:shd w:val="clear" w:color="auto" w:fill="5F497A"/>
           </w:tcPr>
           <w:p>
@@ -137,7 +137,7 @@
         </w:tc>
         <w:tc>
           <w:tcPr>
-            <w:tcW w:type="dxa" w:w="1446"/>
+            <w:tcW w:type="dxa" w:w="1417"/>
             <w:shd w:val="clear" w:color="auto" w:fill="5F497A"/>
           </w:tcPr>
           <w:p>
@@ -203,7 +203,7 @@
         </w:tc>
         <w:tc>
           <w:tcPr>
-            <w:tcW w:type="dxa" w:w="1219"/>
+            <w:tcW w:type="dxa" w:w="1134"/>
             <w:shd w:val="clear" w:color="auto" w:fill="5F497A"/>
           </w:tcPr>
           <w:p>
@@ -291,7 +291,7 @@
         </w:tc>
         <w:tc>
           <w:tcPr>
-            <w:tcW w:type="dxa" w:w="1162"/>
+            <w:tcW w:type="dxa" w:w="1134"/>
             <w:shd w:val="clear" w:color="auto" w:fill="5F497A"/>
           </w:tcPr>
           <w:p>
@@ -337,7 +337,7 @@
       <w:tr>
         <w:tc>
           <w:tcPr>
-            <w:tcW w:type="dxa" w:w="283"/>
+            <w:tcW w:type="dxa" w:w="397"/>
             <w:shd w:val="clear" w:color="auto" w:fill="B6DDE8"/>
           </w:tcPr>
           <w:p>
@@ -358,7 +358,7 @@
         </w:tc>
         <w:tc>
           <w:tcPr>
-            <w:tcW w:type="dxa" w:w="283"/>
+            <w:tcW w:type="dxa" w:w="397"/>
             <w:shd w:val="clear" w:color="auto" w:fill="B6DDE8"/>
           </w:tcPr>
           <w:p>
@@ -379,7 +379,7 @@
         </w:tc>
         <w:tc>
           <w:tcPr>
-            <w:tcW w:type="dxa" w:w="1446"/>
+            <w:tcW w:type="dxa" w:w="1417"/>
             <w:shd w:val="clear" w:color="auto" w:fill="B6DDE8"/>
           </w:tcPr>
           <w:p>
@@ -442,7 +442,7 @@
         </w:tc>
         <w:tc>
           <w:tcPr>
-            <w:tcW w:type="dxa" w:w="1219"/>
+            <w:tcW w:type="dxa" w:w="1134"/>
             <w:shd w:val="clear" w:color="auto" w:fill="B6DDE8"/>
           </w:tcPr>
           <w:p>
@@ -526,7 +526,7 @@
         </w:tc>
         <w:tc>
           <w:tcPr>
-            <w:tcW w:type="dxa" w:w="1162"/>
+            <w:tcW w:type="dxa" w:w="1134"/>
             <w:shd w:val="clear" w:color="auto" w:fill="B6DDE8"/>
           </w:tcPr>
           <w:p>
@@ -570,7 +570,7 @@
       <w:tr>
         <w:tc>
           <w:tcPr>
-            <w:tcW w:type="dxa" w:w="283"/>
+            <w:tcW w:type="dxa" w:w="397"/>
             <w:shd w:val="clear" w:color="auto" w:fill="B6DDE8"/>
           </w:tcPr>
           <w:p>
@@ -591,7 +591,7 @@
         </w:tc>
         <w:tc>
           <w:tcPr>
-            <w:tcW w:type="dxa" w:w="283"/>
+            <w:tcW w:type="dxa" w:w="397"/>
             <w:shd w:val="clear" w:color="auto" w:fill="B6DDE8"/>
           </w:tcPr>
           <w:p>
@@ -612,7 +612,7 @@
         </w:tc>
         <w:tc>
           <w:tcPr>
-            <w:tcW w:type="dxa" w:w="1446"/>
+            <w:tcW w:type="dxa" w:w="1417"/>
             <w:shd w:val="clear" w:color="auto" w:fill="B6DDE8"/>
           </w:tcPr>
           <w:p>
@@ -676,7 +676,7 @@
         </w:tc>
         <w:tc>
           <w:tcPr>
-            <w:tcW w:type="dxa" w:w="1219"/>
+            <w:tcW w:type="dxa" w:w="1134"/>
             <w:shd w:val="clear" w:color="auto" w:fill="B6DDE8"/>
           </w:tcPr>
           <w:p>
@@ -760,7 +760,7 @@
         </w:tc>
         <w:tc>
           <w:tcPr>
-            <w:tcW w:type="dxa" w:w="1162"/>
+            <w:tcW w:type="dxa" w:w="1134"/>
             <w:shd w:val="clear" w:color="auto" w:fill="B6DDE8"/>
           </w:tcPr>
           <w:p>
@@ -804,7 +804,7 @@
       <w:tr>
         <w:tc>
           <w:tcPr>
-            <w:tcW w:type="dxa" w:w="283"/>
+            <w:tcW w:type="dxa" w:w="397"/>
             <w:shd w:val="clear" w:color="auto" w:fill="B6DDE8"/>
           </w:tcPr>
           <w:p>
@@ -825,7 +825,7 @@
         </w:tc>
         <w:tc>
           <w:tcPr>
-            <w:tcW w:type="dxa" w:w="283"/>
+            <w:tcW w:type="dxa" w:w="397"/>
             <w:shd w:val="clear" w:color="auto" w:fill="B6DDE8"/>
           </w:tcPr>
           <w:p>
@@ -846,7 +846,7 @@
         </w:tc>
         <w:tc>
           <w:tcPr>
-            <w:tcW w:type="dxa" w:w="1446"/>
+            <w:tcW w:type="dxa" w:w="1417"/>
             <w:shd w:val="clear" w:color="auto" w:fill="B6DDE8"/>
           </w:tcPr>
           <w:p>
@@ -911,7 +911,7 @@
         </w:tc>
         <w:tc>
           <w:tcPr>
-            <w:tcW w:type="dxa" w:w="1219"/>
+            <w:tcW w:type="dxa" w:w="1134"/>
             <w:shd w:val="clear" w:color="auto" w:fill="B6DDE8"/>
           </w:tcPr>
           <w:p>
@@ -995,7 +995,7 @@
         </w:tc>
         <w:tc>
           <w:tcPr>
-            <w:tcW w:type="dxa" w:w="1162"/>
+            <w:tcW w:type="dxa" w:w="1134"/>
             <w:shd w:val="clear" w:color="auto" w:fill="B6DDE8"/>
           </w:tcPr>
           <w:p>
@@ -1041,7 +1041,7 @@
       <w:tr>
         <w:tc>
           <w:tcPr>
-            <w:tcW w:type="dxa" w:w="283"/>
+            <w:tcW w:type="dxa" w:w="397"/>
             <w:shd w:val="clear" w:color="auto" w:fill="B6DDE8"/>
           </w:tcPr>
           <w:p>
@@ -1062,7 +1062,7 @@
         </w:tc>
         <w:tc>
           <w:tcPr>
-            <w:tcW w:type="dxa" w:w="283"/>
+            <w:tcW w:type="dxa" w:w="397"/>
             <w:shd w:val="clear" w:color="auto" w:fill="B6DDE8"/>
           </w:tcPr>
           <w:p>
@@ -1083,7 +1083,7 @@
         </w:tc>
         <w:tc>
           <w:tcPr>
-            <w:tcW w:type="dxa" w:w="1446"/>
+            <w:tcW w:type="dxa" w:w="1417"/>
             <w:shd w:val="clear" w:color="auto" w:fill="B6DDE8"/>
           </w:tcPr>
           <w:p>
@@ -1146,7 +1146,7 @@
         </w:tc>
         <w:tc>
           <w:tcPr>
-            <w:tcW w:type="dxa" w:w="1219"/>
+            <w:tcW w:type="dxa" w:w="1134"/>
             <w:shd w:val="clear" w:color="auto" w:fill="B6DDE8"/>
           </w:tcPr>
           <w:p>
@@ -1230,7 +1230,7 @@
         </w:tc>
         <w:tc>
           <w:tcPr>
-            <w:tcW w:type="dxa" w:w="1162"/>
+            <w:tcW w:type="dxa" w:w="1134"/>
             <w:shd w:val="clear" w:color="auto" w:fill="B6DDE8"/>
           </w:tcPr>
           <w:p>
@@ -1274,7 +1274,7 @@
       <w:tr>
         <w:tc>
           <w:tcPr>
-            <w:tcW w:type="dxa" w:w="283"/>
+            <w:tcW w:type="dxa" w:w="397"/>
             <w:shd w:val="clear" w:color="auto" w:fill="B6DDE8"/>
           </w:tcPr>
           <w:p>
@@ -1295,7 +1295,7 @@
         </w:tc>
         <w:tc>
           <w:tcPr>
-            <w:tcW w:type="dxa" w:w="283"/>
+            <w:tcW w:type="dxa" w:w="397"/>
             <w:shd w:val="clear" w:color="auto" w:fill="B6DDE8"/>
           </w:tcPr>
           <w:p>
@@ -1316,7 +1316,7 @@
         </w:tc>
         <w:tc>
           <w:tcPr>
-            <w:tcW w:type="dxa" w:w="1446"/>
+            <w:tcW w:type="dxa" w:w="1417"/>
             <w:shd w:val="clear" w:color="auto" w:fill="B6DDE8"/>
           </w:tcPr>
           <w:p>
@@ -1379,7 +1379,7 @@
         </w:tc>
         <w:tc>
           <w:tcPr>
-            <w:tcW w:type="dxa" w:w="1219"/>
+            <w:tcW w:type="dxa" w:w="1134"/>
             <w:shd w:val="clear" w:color="auto" w:fill="B6DDE8"/>
           </w:tcPr>
           <w:p>
@@ -1463,7 +1463,7 @@
         </w:tc>
         <w:tc>
           <w:tcPr>
-            <w:tcW w:type="dxa" w:w="1162"/>
+            <w:tcW w:type="dxa" w:w="1134"/>
             <w:shd w:val="clear" w:color="auto" w:fill="B6DDE8"/>
           </w:tcPr>
           <w:p>
@@ -1507,7 +1507,7 @@
       <w:tr>
         <w:tc>
           <w:tcPr>
-            <w:tcW w:type="dxa" w:w="283"/>
+            <w:tcW w:type="dxa" w:w="397"/>
             <w:shd w:val="clear" w:color="auto" w:fill="B6DDE8"/>
           </w:tcPr>
           <w:p>
@@ -1528,7 +1528,7 @@
         </w:tc>
         <w:tc>
           <w:tcPr>
-            <w:tcW w:type="dxa" w:w="283"/>
+            <w:tcW w:type="dxa" w:w="397"/>
             <w:shd w:val="clear" w:color="auto" w:fill="B6DDE8"/>
           </w:tcPr>
           <w:p>
@@ -1549,7 +1549,7 @@
         </w:tc>
         <w:tc>
           <w:tcPr>
-            <w:tcW w:type="dxa" w:w="1446"/>
+            <w:tcW w:type="dxa" w:w="1417"/>
             <w:shd w:val="clear" w:color="auto" w:fill="B6DDE8"/>
           </w:tcPr>
           <w:p>
@@ -1614,7 +1614,7 @@
         </w:tc>
         <w:tc>
           <w:tcPr>
-            <w:tcW w:type="dxa" w:w="1219"/>
+            <w:tcW w:type="dxa" w:w="1134"/>
             <w:shd w:val="clear" w:color="auto" w:fill="B6DDE8"/>
           </w:tcPr>
           <w:p>
@@ -1698,7 +1698,7 @@
         </w:tc>
         <w:tc>
           <w:tcPr>
-            <w:tcW w:type="dxa" w:w="1162"/>
+            <w:tcW w:type="dxa" w:w="1134"/>
             <w:shd w:val="clear" w:color="auto" w:fill="B6DDE8"/>
           </w:tcPr>
           <w:p>
@@ -1744,7 +1744,7 @@
       <w:tr>
         <w:tc>
           <w:tcPr>
-            <w:tcW w:type="dxa" w:w="283"/>
+            <w:tcW w:type="dxa" w:w="397"/>
             <w:shd w:val="clear" w:color="auto" w:fill="B6DDE8"/>
           </w:tcPr>
           <w:p>
@@ -1765,7 +1765,7 @@
         </w:tc>
         <w:tc>
           <w:tcPr>
-            <w:tcW w:type="dxa" w:w="283"/>
+            <w:tcW w:type="dxa" w:w="397"/>
             <w:shd w:val="clear" w:color="auto" w:fill="B6DDE8"/>
           </w:tcPr>
           <w:p>
@@ -1786,7 +1786,7 @@
         </w:tc>
         <w:tc>
           <w:tcPr>
-            <w:tcW w:type="dxa" w:w="1446"/>
+            <w:tcW w:type="dxa" w:w="1417"/>
             <w:shd w:val="clear" w:color="auto" w:fill="B6DDE8"/>
           </w:tcPr>
           <w:p>
@@ -1851,7 +1851,7 @@
         </w:tc>
         <w:tc>
           <w:tcPr>
-            <w:tcW w:type="dxa" w:w="1219"/>
+            <w:tcW w:type="dxa" w:w="1134"/>
             <w:shd w:val="clear" w:color="auto" w:fill="B6DDE8"/>
           </w:tcPr>
           <w:p>
@@ -1937,7 +1937,7 @@
         </w:tc>
         <w:tc>
           <w:tcPr>
-            <w:tcW w:type="dxa" w:w="1162"/>
+            <w:tcW w:type="dxa" w:w="1134"/>
             <w:shd w:val="clear" w:color="auto" w:fill="B6DDE8"/>
           </w:tcPr>
           <w:p>
@@ -1981,7 +1981,7 @@
       <w:tr>
         <w:tc>
           <w:tcPr>
-            <w:tcW w:type="dxa" w:w="283"/>
+            <w:tcW w:type="dxa" w:w="397"/>
             <w:shd w:val="clear" w:color="auto" w:fill="B6DDE8"/>
           </w:tcPr>
           <w:p>
@@ -2002,7 +2002,7 @@
         </w:tc>
         <w:tc>
           <w:tcPr>
-            <w:tcW w:type="dxa" w:w="283"/>
+            <w:tcW w:type="dxa" w:w="397"/>
             <w:shd w:val="clear" w:color="auto" w:fill="B6DDE8"/>
           </w:tcPr>
           <w:p>
@@ -2023,7 +2023,7 @@
         </w:tc>
         <w:tc>
           <w:tcPr>
-            <w:tcW w:type="dxa" w:w="1446"/>
+            <w:tcW w:type="dxa" w:w="1417"/>
             <w:shd w:val="clear" w:color="auto" w:fill="B6DDE8"/>
           </w:tcPr>
           <w:p>
@@ -2086,7 +2086,7 @@
         </w:tc>
         <w:tc>
           <w:tcPr>
-            <w:tcW w:type="dxa" w:w="1219"/>
+            <w:tcW w:type="dxa" w:w="1134"/>
             <w:shd w:val="clear" w:color="auto" w:fill="B6DDE8"/>
           </w:tcPr>
           <w:p>
@@ -2170,7 +2170,7 @@
         </w:tc>
         <w:tc>
           <w:tcPr>
-            <w:tcW w:type="dxa" w:w="1162"/>
+            <w:tcW w:type="dxa" w:w="1134"/>
             <w:shd w:val="clear" w:color="auto" w:fill="B6DDE8"/>
           </w:tcPr>
           <w:p>
@@ -2214,7 +2214,7 @@
       <w:tr>
         <w:tc>
           <w:tcPr>
-            <w:tcW w:type="dxa" w:w="283"/>
+            <w:tcW w:type="dxa" w:w="397"/>
             <w:shd w:val="clear" w:color="auto" w:fill="B6DDE8"/>
           </w:tcPr>
           <w:p>
@@ -2235,7 +2235,7 @@
         </w:tc>
         <w:tc>
           <w:tcPr>
-            <w:tcW w:type="dxa" w:w="283"/>
+            <w:tcW w:type="dxa" w:w="397"/>
             <w:shd w:val="clear" w:color="auto" w:fill="B6DDE8"/>
           </w:tcPr>
           <w:p>
@@ -2256,7 +2256,7 @@
         </w:tc>
         <w:tc>
           <w:tcPr>
-            <w:tcW w:type="dxa" w:w="1446"/>
+            <w:tcW w:type="dxa" w:w="1417"/>
             <w:shd w:val="clear" w:color="auto" w:fill="B6DDE8"/>
           </w:tcPr>
           <w:p>
@@ -2320,7 +2320,7 @@
         </w:tc>
         <w:tc>
           <w:tcPr>
-            <w:tcW w:type="dxa" w:w="1219"/>
+            <w:tcW w:type="dxa" w:w="1134"/>
             <w:shd w:val="clear" w:color="auto" w:fill="B6DDE8"/>
           </w:tcPr>
           <w:p>
@@ -2404,7 +2404,7 @@
         </w:tc>
         <w:tc>
           <w:tcPr>
-            <w:tcW w:type="dxa" w:w="1162"/>
+            <w:tcW w:type="dxa" w:w="1134"/>
             <w:shd w:val="clear" w:color="auto" w:fill="B6DDE8"/>
           </w:tcPr>
           <w:p>
@@ -2448,7 +2448,7 @@
       <w:tr>
         <w:tc>
           <w:tcPr>
-            <w:tcW w:type="dxa" w:w="283"/>
+            <w:tcW w:type="dxa" w:w="397"/>
             <w:shd w:val="clear" w:color="auto" w:fill="B6DDE8"/>
           </w:tcPr>
           <w:p>
@@ -2469,7 +2469,7 @@
         </w:tc>
         <w:tc>
           <w:tcPr>
-            <w:tcW w:type="dxa" w:w="283"/>
+            <w:tcW w:type="dxa" w:w="397"/>
             <w:shd w:val="clear" w:color="auto" w:fill="B6DDE8"/>
           </w:tcPr>
           <w:p>
@@ -2490,7 +2490,7 @@
         </w:tc>
         <w:tc>
           <w:tcPr>
-            <w:tcW w:type="dxa" w:w="1446"/>
+            <w:tcW w:type="dxa" w:w="1417"/>
             <w:shd w:val="clear" w:color="auto" w:fill="B6DDE8"/>
           </w:tcPr>
           <w:p>
@@ -2555,7 +2555,7 @@
         </w:tc>
         <w:tc>
           <w:tcPr>
-            <w:tcW w:type="dxa" w:w="1219"/>
+            <w:tcW w:type="dxa" w:w="1134"/>
             <w:shd w:val="clear" w:color="auto" w:fill="B6DDE8"/>
           </w:tcPr>
           <w:p>
@@ -2639,7 +2639,7 @@
         </w:tc>
         <w:tc>
           <w:tcPr>
-            <w:tcW w:type="dxa" w:w="1162"/>
+            <w:tcW w:type="dxa" w:w="1134"/>
             <w:shd w:val="clear" w:color="auto" w:fill="B6DDE8"/>
           </w:tcPr>
           <w:p>
@@ -2685,7 +2685,7 @@
       <w:tr>
         <w:tc>
           <w:tcPr>
-            <w:tcW w:type="dxa" w:w="283"/>
+            <w:tcW w:type="dxa" w:w="397"/>
             <w:shd w:val="clear" w:color="auto" w:fill="B6DDE8"/>
           </w:tcPr>
           <w:p>
@@ -2706,7 +2706,7 @@
         </w:tc>
         <w:tc>
           <w:tcPr>
-            <w:tcW w:type="dxa" w:w="283"/>
+            <w:tcW w:type="dxa" w:w="397"/>
             <w:shd w:val="clear" w:color="auto" w:fill="B6DDE8"/>
           </w:tcPr>
           <w:p>
@@ -2727,7 +2727,7 @@
         </w:tc>
         <w:tc>
           <w:tcPr>
-            <w:tcW w:type="dxa" w:w="1446"/>
+            <w:tcW w:type="dxa" w:w="1417"/>
             <w:shd w:val="clear" w:color="auto" w:fill="B6DDE8"/>
           </w:tcPr>
           <w:p>
@@ -2790,7 +2790,7 @@
         </w:tc>
         <w:tc>
           <w:tcPr>
-            <w:tcW w:type="dxa" w:w="1219"/>
+            <w:tcW w:type="dxa" w:w="1134"/>
             <w:shd w:val="clear" w:color="auto" w:fill="B6DDE8"/>
           </w:tcPr>
           <w:p>
@@ -2874,7 +2874,7 @@
         </w:tc>
         <w:tc>
           <w:tcPr>
-            <w:tcW w:type="dxa" w:w="1162"/>
+            <w:tcW w:type="dxa" w:w="1134"/>
             <w:shd w:val="clear" w:color="auto" w:fill="B6DDE8"/>
           </w:tcPr>
           <w:p>
@@ -2918,7 +2918,7 @@
       <w:tr>
         <w:tc>
           <w:tcPr>
-            <w:tcW w:type="dxa" w:w="283"/>
+            <w:tcW w:type="dxa" w:w="397"/>
             <w:shd w:val="clear" w:color="auto" w:fill="B6DDE8"/>
           </w:tcPr>
           <w:p>
@@ -2939,7 +2939,7 @@
         </w:tc>
         <w:tc>
           <w:tcPr>
-            <w:tcW w:type="dxa" w:w="283"/>
+            <w:tcW w:type="dxa" w:w="397"/>
             <w:shd w:val="clear" w:color="auto" w:fill="B6DDE8"/>
           </w:tcPr>
           <w:p>
@@ -2960,7 +2960,7 @@
         </w:tc>
         <w:tc>
           <w:tcPr>
-            <w:tcW w:type="dxa" w:w="1446"/>
+            <w:tcW w:type="dxa" w:w="1417"/>
             <w:shd w:val="clear" w:color="auto" w:fill="B6DDE8"/>
           </w:tcPr>
           <w:p>
@@ -3023,7 +3023,7 @@
         </w:tc>
         <w:tc>
           <w:tcPr>
-            <w:tcW w:type="dxa" w:w="1219"/>
+            <w:tcW w:type="dxa" w:w="1134"/>
             <w:shd w:val="clear" w:color="auto" w:fill="B6DDE8"/>
           </w:tcPr>
           <w:p>
@@ -3107,7 +3107,7 @@
         </w:tc>
         <w:tc>
           <w:tcPr>
-            <w:tcW w:type="dxa" w:w="1162"/>
+            <w:tcW w:type="dxa" w:w="1134"/>
             <w:shd w:val="clear" w:color="auto" w:fill="B6DDE8"/>
           </w:tcPr>
           <w:p>
@@ -3151,7 +3151,7 @@
       <w:tr>
         <w:tc>
           <w:tcPr>
-            <w:tcW w:type="dxa" w:w="283"/>
+            <w:tcW w:type="dxa" w:w="397"/>
             <w:shd w:val="clear" w:color="auto" w:fill="B6DDE8"/>
           </w:tcPr>
           <w:p>
@@ -3172,7 +3172,7 @@
         </w:tc>
         <w:tc>
           <w:tcPr>
-            <w:tcW w:type="dxa" w:w="283"/>
+            <w:tcW w:type="dxa" w:w="397"/>
             <w:shd w:val="clear" w:color="auto" w:fill="B6DDE8"/>
           </w:tcPr>
           <w:p>
@@ -3193,7 +3193,7 @@
         </w:tc>
         <w:tc>
           <w:tcPr>
-            <w:tcW w:type="dxa" w:w="1446"/>
+            <w:tcW w:type="dxa" w:w="1417"/>
             <w:shd w:val="clear" w:color="auto" w:fill="B6DDE8"/>
           </w:tcPr>
           <w:p>
@@ -3258,7 +3258,7 @@
         </w:tc>
         <w:tc>
           <w:tcPr>
-            <w:tcW w:type="dxa" w:w="1219"/>
+            <w:tcW w:type="dxa" w:w="1134"/>
             <w:shd w:val="clear" w:color="auto" w:fill="B6DDE8"/>
           </w:tcPr>
           <w:p>
@@ -3342,7 +3342,7 @@
         </w:tc>
         <w:tc>
           <w:tcPr>
-            <w:tcW w:type="dxa" w:w="1162"/>
+            <w:tcW w:type="dxa" w:w="1134"/>
             <w:shd w:val="clear" w:color="auto" w:fill="B6DDE8"/>
           </w:tcPr>
           <w:p>
@@ -3388,7 +3388,7 @@
       <w:tr>
         <w:tc>
           <w:tcPr>
-            <w:tcW w:type="dxa" w:w="283"/>
+            <w:tcW w:type="dxa" w:w="397"/>
             <w:shd w:val="clear" w:color="auto" w:fill="B6DDE8"/>
           </w:tcPr>
           <w:p>
@@ -3409,7 +3409,7 @@
         </w:tc>
         <w:tc>
           <w:tcPr>
-            <w:tcW w:type="dxa" w:w="283"/>
+            <w:tcW w:type="dxa" w:w="397"/>
             <w:shd w:val="clear" w:color="auto" w:fill="B6DDE8"/>
           </w:tcPr>
           <w:p>
@@ -3430,7 +3430,7 @@
         </w:tc>
         <w:tc>
           <w:tcPr>
-            <w:tcW w:type="dxa" w:w="1446"/>
+            <w:tcW w:type="dxa" w:w="1417"/>
             <w:shd w:val="clear" w:color="auto" w:fill="B6DDE8"/>
           </w:tcPr>
           <w:p>
@@ -3495,7 +3495,7 @@
         </w:tc>
         <w:tc>
           <w:tcPr>
-            <w:tcW w:type="dxa" w:w="1219"/>
+            <w:tcW w:type="dxa" w:w="1134"/>
             <w:shd w:val="clear" w:color="auto" w:fill="B6DDE8"/>
           </w:tcPr>
           <w:p>
@@ -3581,7 +3581,7 @@
         </w:tc>
         <w:tc>
           <w:tcPr>
-            <w:tcW w:type="dxa" w:w="1162"/>
+            <w:tcW w:type="dxa" w:w="1134"/>
             <w:shd w:val="clear" w:color="auto" w:fill="B6DDE8"/>
           </w:tcPr>
           <w:p>
@@ -3625,7 +3625,7 @@
       <w:tr>
         <w:tc>
           <w:tcPr>
-            <w:tcW w:type="dxa" w:w="283"/>
+            <w:tcW w:type="dxa" w:w="397"/>
             <w:shd w:val="clear" w:color="auto" w:fill="B6DDE8"/>
           </w:tcPr>
           <w:p>
@@ -3646,7 +3646,7 @@
         </w:tc>
         <w:tc>
           <w:tcPr>
-            <w:tcW w:type="dxa" w:w="283"/>
+            <w:tcW w:type="dxa" w:w="397"/>
             <w:shd w:val="clear" w:color="auto" w:fill="B6DDE8"/>
           </w:tcPr>
           <w:p>
@@ -3667,7 +3667,7 @@
         </w:tc>
         <w:tc>
           <w:tcPr>
-            <w:tcW w:type="dxa" w:w="1446"/>
+            <w:tcW w:type="dxa" w:w="1417"/>
             <w:shd w:val="clear" w:color="auto" w:fill="B6DDE8"/>
           </w:tcPr>
           <w:p>
@@ -3730,7 +3730,7 @@
         </w:tc>
         <w:tc>
           <w:tcPr>
-            <w:tcW w:type="dxa" w:w="1219"/>
+            <w:tcW w:type="dxa" w:w="1134"/>
             <w:shd w:val="clear" w:color="auto" w:fill="B6DDE8"/>
           </w:tcPr>
           <w:p>
@@ -3814,7 +3814,7 @@
         </w:tc>
         <w:tc>
           <w:tcPr>
-            <w:tcW w:type="dxa" w:w="1162"/>
+            <w:tcW w:type="dxa" w:w="1134"/>
             <w:shd w:val="clear" w:color="auto" w:fill="B6DDE8"/>
           </w:tcPr>
           <w:p>
@@ -3858,7 +3858,7 @@
       <w:tr>
         <w:tc>
           <w:tcPr>
-            <w:tcW w:type="dxa" w:w="283"/>
+            <w:tcW w:type="dxa" w:w="397"/>
             <w:shd w:val="clear" w:color="auto" w:fill="B6DDE8"/>
           </w:tcPr>
           <w:p>
@@ -3879,7 +3879,7 @@
         </w:tc>
         <w:tc>
           <w:tcPr>
-            <w:tcW w:type="dxa" w:w="283"/>
+            <w:tcW w:type="dxa" w:w="397"/>
             <w:shd w:val="clear" w:color="auto" w:fill="B6DDE8"/>
           </w:tcPr>
           <w:p>
@@ -3900,7 +3900,7 @@
         </w:tc>
         <w:tc>
           <w:tcPr>
-            <w:tcW w:type="dxa" w:w="1446"/>
+            <w:tcW w:type="dxa" w:w="1417"/>
             <w:shd w:val="clear" w:color="auto" w:fill="B6DDE8"/>
           </w:tcPr>
           <w:p>
@@ -3964,7 +3964,7 @@
         </w:tc>
         <w:tc>
           <w:tcPr>
-            <w:tcW w:type="dxa" w:w="1219"/>
+            <w:tcW w:type="dxa" w:w="1134"/>
             <w:shd w:val="clear" w:color="auto" w:fill="B6DDE8"/>
           </w:tcPr>
           <w:p>
@@ -4048,7 +4048,7 @@
         </w:tc>
         <w:tc>
           <w:tcPr>
-            <w:tcW w:type="dxa" w:w="1162"/>
+            <w:tcW w:type="dxa" w:w="1134"/>
             <w:shd w:val="clear" w:color="auto" w:fill="B6DDE8"/>
           </w:tcPr>
           <w:p>
@@ -4092,7 +4092,7 @@
       <w:tr>
         <w:tc>
           <w:tcPr>
-            <w:tcW w:type="dxa" w:w="283"/>
+            <w:tcW w:type="dxa" w:w="397"/>
             <w:shd w:val="clear" w:color="auto" w:fill="B6DDE8"/>
           </w:tcPr>
           <w:p>
@@ -4113,7 +4113,7 @@
         </w:tc>
         <w:tc>
           <w:tcPr>
-            <w:tcW w:type="dxa" w:w="283"/>
+            <w:tcW w:type="dxa" w:w="397"/>
             <w:shd w:val="clear" w:color="auto" w:fill="B6DDE8"/>
           </w:tcPr>
           <w:p>
@@ -4134,7 +4134,7 @@
         </w:tc>
         <w:tc>
           <w:tcPr>
-            <w:tcW w:type="dxa" w:w="1446"/>
+            <w:tcW w:type="dxa" w:w="1417"/>
             <w:shd w:val="clear" w:color="auto" w:fill="B6DDE8"/>
           </w:tcPr>
           <w:p>
@@ -4199,7 +4199,7 @@
         </w:tc>
         <w:tc>
           <w:tcPr>
-            <w:tcW w:type="dxa" w:w="1219"/>
+            <w:tcW w:type="dxa" w:w="1134"/>
             <w:shd w:val="clear" w:color="auto" w:fill="B6DDE8"/>
           </w:tcPr>
           <w:p>
@@ -4283,7 +4283,7 @@
         </w:tc>
         <w:tc>
           <w:tcPr>
-            <w:tcW w:type="dxa" w:w="1162"/>
+            <w:tcW w:type="dxa" w:w="1134"/>
             <w:shd w:val="clear" w:color="auto" w:fill="B6DDE8"/>
           </w:tcPr>
           <w:p>
@@ -4329,7 +4329,7 @@
       <w:tr>
         <w:tc>
           <w:tcPr>
-            <w:tcW w:type="dxa" w:w="283"/>
+            <w:tcW w:type="dxa" w:w="397"/>
             <w:shd w:val="clear" w:color="auto" w:fill="B6DDE8"/>
           </w:tcPr>
           <w:p>
@@ -4350,7 +4350,7 @@
         </w:tc>
         <w:tc>
           <w:tcPr>
-            <w:tcW w:type="dxa" w:w="283"/>
+            <w:tcW w:type="dxa" w:w="397"/>
             <w:shd w:val="clear" w:color="auto" w:fill="B6DDE8"/>
           </w:tcPr>
           <w:p>
@@ -4371,7 +4371,7 @@
         </w:tc>
         <w:tc>
           <w:tcPr>
-            <w:tcW w:type="dxa" w:w="1446"/>
+            <w:tcW w:type="dxa" w:w="1417"/>
             <w:shd w:val="clear" w:color="auto" w:fill="B6DDE8"/>
           </w:tcPr>
           <w:p>
@@ -4434,7 +4434,7 @@
         </w:tc>
         <w:tc>
           <w:tcPr>
-            <w:tcW w:type="dxa" w:w="1219"/>
+            <w:tcW w:type="dxa" w:w="1134"/>
             <w:shd w:val="clear" w:color="auto" w:fill="B6DDE8"/>
           </w:tcPr>
           <w:p>
@@ -4518,7 +4518,7 @@
         </w:tc>
         <w:tc>
           <w:tcPr>
-            <w:tcW w:type="dxa" w:w="1162"/>
+            <w:tcW w:type="dxa" w:w="1134"/>
             <w:shd w:val="clear" w:color="auto" w:fill="B6DDE8"/>
           </w:tcPr>
           <w:p>
@@ -4562,7 +4562,7 @@
       <w:tr>
         <w:tc>
           <w:tcPr>
-            <w:tcW w:type="dxa" w:w="283"/>
+            <w:tcW w:type="dxa" w:w="397"/>
             <w:shd w:val="clear" w:color="auto" w:fill="B6DDE8"/>
           </w:tcPr>
           <w:p>
@@ -4583,7 +4583,7 @@
         </w:tc>
         <w:tc>
           <w:tcPr>
-            <w:tcW w:type="dxa" w:w="283"/>
+            <w:tcW w:type="dxa" w:w="397"/>
             <w:shd w:val="clear" w:color="auto" w:fill="B6DDE8"/>
           </w:tcPr>
           <w:p>
@@ -4604,7 +4604,7 @@
         </w:tc>
         <w:tc>
           <w:tcPr>
-            <w:tcW w:type="dxa" w:w="1446"/>
+            <w:tcW w:type="dxa" w:w="1417"/>
             <w:shd w:val="clear" w:color="auto" w:fill="B6DDE8"/>
           </w:tcPr>
           <w:p>
@@ -4667,7 +4667,7 @@
         </w:tc>
         <w:tc>
           <w:tcPr>
-            <w:tcW w:type="dxa" w:w="1219"/>
+            <w:tcW w:type="dxa" w:w="1134"/>
             <w:shd w:val="clear" w:color="auto" w:fill="B6DDE8"/>
           </w:tcPr>
           <w:p>
@@ -4751,7 +4751,7 @@
         </w:tc>
         <w:tc>
           <w:tcPr>
-            <w:tcW w:type="dxa" w:w="1162"/>
+            <w:tcW w:type="dxa" w:w="1134"/>
             <w:shd w:val="clear" w:color="auto" w:fill="B6DDE8"/>
           </w:tcPr>
           <w:p>
@@ -4795,7 +4795,7 @@
       <w:tr>
         <w:tc>
           <w:tcPr>
-            <w:tcW w:type="dxa" w:w="283"/>
+            <w:tcW w:type="dxa" w:w="397"/>
             <w:shd w:val="clear" w:color="auto" w:fill="B6DDE8"/>
           </w:tcPr>
           <w:p>
@@ -4816,7 +4816,7 @@
         </w:tc>
         <w:tc>
           <w:tcPr>
-            <w:tcW w:type="dxa" w:w="283"/>
+            <w:tcW w:type="dxa" w:w="397"/>
             <w:shd w:val="clear" w:color="auto" w:fill="B6DDE8"/>
           </w:tcPr>
           <w:p>
@@ -4837,7 +4837,7 @@
         </w:tc>
         <w:tc>
           <w:tcPr>
-            <w:tcW w:type="dxa" w:w="1446"/>
+            <w:tcW w:type="dxa" w:w="1417"/>
             <w:shd w:val="clear" w:color="auto" w:fill="B6DDE8"/>
           </w:tcPr>
           <w:p>
@@ -4902,7 +4902,7 @@
         </w:tc>
         <w:tc>
           <w:tcPr>
-            <w:tcW w:type="dxa" w:w="1219"/>
+            <w:tcW w:type="dxa" w:w="1134"/>
             <w:shd w:val="clear" w:color="auto" w:fill="B6DDE8"/>
           </w:tcPr>
           <w:p>
@@ -4986,7 +4986,7 @@
         </w:tc>
         <w:tc>
           <w:tcPr>
-            <w:tcW w:type="dxa" w:w="1162"/>
+            <w:tcW w:type="dxa" w:w="1134"/>
             <w:shd w:val="clear" w:color="auto" w:fill="B6DDE8"/>
           </w:tcPr>
           <w:p>
@@ -5032,7 +5032,7 @@
       <w:tr>
         <w:tc>
           <w:tcPr>
-            <w:tcW w:type="dxa" w:w="283"/>
+            <w:tcW w:type="dxa" w:w="397"/>
             <w:shd w:val="clear" w:color="auto" w:fill="B6DDE8"/>
           </w:tcPr>
           <w:p>
@@ -5053,7 +5053,7 @@
         </w:tc>
         <w:tc>
           <w:tcPr>
-            <w:tcW w:type="dxa" w:w="283"/>
+            <w:tcW w:type="dxa" w:w="397"/>
             <w:shd w:val="clear" w:color="auto" w:fill="B6DDE8"/>
           </w:tcPr>
           <w:p>
@@ -5074,7 +5074,7 @@
         </w:tc>
         <w:tc>
           <w:tcPr>
-            <w:tcW w:type="dxa" w:w="1446"/>
+            <w:tcW w:type="dxa" w:w="1417"/>
             <w:shd w:val="clear" w:color="auto" w:fill="B6DDE8"/>
           </w:tcPr>
           <w:p>
@@ -5139,7 +5139,7 @@
         </w:tc>
         <w:tc>
           <w:tcPr>
-            <w:tcW w:type="dxa" w:w="1219"/>
+            <w:tcW w:type="dxa" w:w="1134"/>
             <w:shd w:val="clear" w:color="auto" w:fill="B6DDE8"/>
           </w:tcPr>
           <w:p>
@@ -5225,7 +5225,7 @@
         </w:tc>
         <w:tc>
           <w:tcPr>
-            <w:tcW w:type="dxa" w:w="1162"/>
+            <w:tcW w:type="dxa" w:w="1134"/>
             <w:shd w:val="clear" w:color="auto" w:fill="B6DDE8"/>
           </w:tcPr>
           <w:p>
@@ -5269,7 +5269,7 @@
       <w:tr>
         <w:tc>
           <w:tcPr>
-            <w:tcW w:type="dxa" w:w="283"/>
+            <w:tcW w:type="dxa" w:w="397"/>
             <w:shd w:val="clear" w:color="auto" w:fill="B6DDE8"/>
           </w:tcPr>
           <w:p>
@@ -5290,7 +5290,7 @@
         </w:tc>
         <w:tc>
           <w:tcPr>
-            <w:tcW w:type="dxa" w:w="283"/>
+            <w:tcW w:type="dxa" w:w="397"/>
             <w:shd w:val="clear" w:color="auto" w:fill="B6DDE8"/>
           </w:tcPr>
           <w:p>
@@ -5311,7 +5311,7 @@
         </w:tc>
         <w:tc>
           <w:tcPr>
-            <w:tcW w:type="dxa" w:w="1446"/>
+            <w:tcW w:type="dxa" w:w="1417"/>
             <w:shd w:val="clear" w:color="auto" w:fill="B6DDE8"/>
           </w:tcPr>
           <w:p>
@@ -5374,7 +5374,7 @@
         </w:tc>
         <w:tc>
           <w:tcPr>
-            <w:tcW w:type="dxa" w:w="1219"/>
+            <w:tcW w:type="dxa" w:w="1134"/>
             <w:shd w:val="clear" w:color="auto" w:fill="B6DDE8"/>
           </w:tcPr>
           <w:p>
@@ -5458,7 +5458,7 @@
         </w:tc>
         <w:tc>
           <w:tcPr>
-            <w:tcW w:type="dxa" w:w="1162"/>
+            <w:tcW w:type="dxa" w:w="1134"/>
             <w:shd w:val="clear" w:color="auto" w:fill="B6DDE8"/>
           </w:tcPr>
           <w:p>
@@ -5502,7 +5502,7 @@
       <w:tr>
         <w:tc>
           <w:tcPr>
-            <w:tcW w:type="dxa" w:w="283"/>
+            <w:tcW w:type="dxa" w:w="397"/>
             <w:shd w:val="clear" w:color="auto" w:fill="B6DDE8"/>
           </w:tcPr>
           <w:p>
@@ -5523,7 +5523,7 @@
         </w:tc>
         <w:tc>
           <w:tcPr>
-            <w:tcW w:type="dxa" w:w="283"/>
+            <w:tcW w:type="dxa" w:w="397"/>
             <w:shd w:val="clear" w:color="auto" w:fill="B6DDE8"/>
           </w:tcPr>
           <w:p>
@@ -5544,7 +5544,7 @@
         </w:tc>
         <w:tc>
           <w:tcPr>
-            <w:tcW w:type="dxa" w:w="1446"/>
+            <w:tcW w:type="dxa" w:w="1417"/>
             <w:shd w:val="clear" w:color="auto" w:fill="B6DDE8"/>
           </w:tcPr>
           <w:p>
@@ -5608,7 +5608,7 @@
         </w:tc>
         <w:tc>
           <w:tcPr>
-            <w:tcW w:type="dxa" w:w="1219"/>
+            <w:tcW w:type="dxa" w:w="1134"/>
             <w:shd w:val="clear" w:color="auto" w:fill="B6DDE8"/>
           </w:tcPr>
           <w:p>
@@ -5692,7 +5692,7 @@
         </w:tc>
         <w:tc>
           <w:tcPr>
-            <w:tcW w:type="dxa" w:w="1162"/>
+            <w:tcW w:type="dxa" w:w="1134"/>
             <w:shd w:val="clear" w:color="auto" w:fill="B6DDE8"/>
           </w:tcPr>
           <w:p>
@@ -5736,7 +5736,7 @@
       <w:tr>
         <w:tc>
           <w:tcPr>
-            <w:tcW w:type="dxa" w:w="283"/>
+            <w:tcW w:type="dxa" w:w="397"/>
             <w:shd w:val="clear" w:color="auto" w:fill="B6DDE8"/>
           </w:tcPr>
           <w:p>
@@ -5757,7 +5757,7 @@
         </w:tc>
         <w:tc>
           <w:tcPr>
-            <w:tcW w:type="dxa" w:w="283"/>
+            <w:tcW w:type="dxa" w:w="397"/>
             <w:shd w:val="clear" w:color="auto" w:fill="B6DDE8"/>
           </w:tcPr>
           <w:p>
@@ -5778,7 +5778,7 @@
         </w:tc>
         <w:tc>
           <w:tcPr>
-            <w:tcW w:type="dxa" w:w="1446"/>
+            <w:tcW w:type="dxa" w:w="1417"/>
             <w:shd w:val="clear" w:color="auto" w:fill="B6DDE8"/>
           </w:tcPr>
           <w:p>
@@ -5843,7 +5843,7 @@
         </w:tc>
         <w:tc>
           <w:tcPr>
-            <w:tcW w:type="dxa" w:w="1219"/>
+            <w:tcW w:type="dxa" w:w="1134"/>
             <w:shd w:val="clear" w:color="auto" w:fill="B6DDE8"/>
           </w:tcPr>
           <w:p>
@@ -5927,7 +5927,7 @@
         </w:tc>
         <w:tc>
           <w:tcPr>
-            <w:tcW w:type="dxa" w:w="1162"/>
+            <w:tcW w:type="dxa" w:w="1134"/>
             <w:shd w:val="clear" w:color="auto" w:fill="B6DDE8"/>
           </w:tcPr>
           <w:p>
@@ -5973,7 +5973,7 @@
       <w:tr>
         <w:tc>
           <w:tcPr>
-            <w:tcW w:type="dxa" w:w="283"/>
+            <w:tcW w:type="dxa" w:w="397"/>
             <w:shd w:val="clear" w:color="auto" w:fill="B6DDE8"/>
           </w:tcPr>
           <w:p>
@@ -5994,7 +5994,7 @@
         </w:tc>
         <w:tc>
           <w:tcPr>
-            <w:tcW w:type="dxa" w:w="283"/>
+            <w:tcW w:type="dxa" w:w="397"/>
             <w:shd w:val="clear" w:color="auto" w:fill="B6DDE8"/>
           </w:tcPr>
           <w:p>
@@ -6015,7 +6015,7 @@
         </w:tc>
         <w:tc>
           <w:tcPr>
-            <w:tcW w:type="dxa" w:w="1446"/>
+            <w:tcW w:type="dxa" w:w="1417"/>
             <w:shd w:val="clear" w:color="auto" w:fill="B6DDE8"/>
           </w:tcPr>
           <w:p>
@@ -6078,7 +6078,7 @@
         </w:tc>
         <w:tc>
           <w:tcPr>
-            <w:tcW w:type="dxa" w:w="1219"/>
+            <w:tcW w:type="dxa" w:w="1134"/>
             <w:shd w:val="clear" w:color="auto" w:fill="B6DDE8"/>
           </w:tcPr>
           <w:p>
@@ -6162,7 +6162,7 @@
         </w:tc>
         <w:tc>
           <w:tcPr>
-            <w:tcW w:type="dxa" w:w="1162"/>
+            <w:tcW w:type="dxa" w:w="1134"/>
             <w:shd w:val="clear" w:color="auto" w:fill="B6DDE8"/>
           </w:tcPr>
           <w:p>
@@ -6206,7 +6206,7 @@
       <w:tr>
         <w:tc>
           <w:tcPr>
-            <w:tcW w:type="dxa" w:w="283"/>
+            <w:tcW w:type="dxa" w:w="397"/>
             <w:shd w:val="clear" w:color="auto" w:fill="B6DDE8"/>
           </w:tcPr>
           <w:p>
@@ -6227,7 +6227,7 @@
         </w:tc>
         <w:tc>
           <w:tcPr>
-            <w:tcW w:type="dxa" w:w="283"/>
+            <w:tcW w:type="dxa" w:w="397"/>
             <w:shd w:val="clear" w:color="auto" w:fill="B6DDE8"/>
           </w:tcPr>
           <w:p>
@@ -6250,7 +6250,7 @@
         </w:tc>
         <w:tc>
           <w:tcPr>
-            <w:tcW w:type="dxa" w:w="1446"/>
+            <w:tcW w:type="dxa" w:w="1417"/>
             <w:shd w:val="clear" w:color="auto" w:fill="B6DDE8"/>
           </w:tcPr>
           <w:p>
@@ -6313,7 +6313,7 @@
         </w:tc>
         <w:tc>
           <w:tcPr>
-            <w:tcW w:type="dxa" w:w="1219"/>
+            <w:tcW w:type="dxa" w:w="1134"/>
             <w:shd w:val="clear" w:color="auto" w:fill="B6DDE8"/>
           </w:tcPr>
           <w:p>
@@ -6397,7 +6397,7 @@
         </w:tc>
         <w:tc>
           <w:tcPr>
-            <w:tcW w:type="dxa" w:w="1162"/>
+            <w:tcW w:type="dxa" w:w="1134"/>
             <w:shd w:val="clear" w:color="auto" w:fill="B6DDE8"/>
           </w:tcPr>
           <w:p>
@@ -6441,7 +6441,7 @@
       <w:tr>
         <w:tc>
           <w:tcPr>
-            <w:tcW w:type="dxa" w:w="283"/>
+            <w:tcW w:type="dxa" w:w="397"/>
             <w:shd w:val="clear" w:color="auto" w:fill="B6DDE8"/>
           </w:tcPr>
           <w:p>
@@ -6462,7 +6462,7 @@
         </w:tc>
         <w:tc>
           <w:tcPr>
-            <w:tcW w:type="dxa" w:w="283"/>
+            <w:tcW w:type="dxa" w:w="397"/>
             <w:shd w:val="clear" w:color="auto" w:fill="B6DDE8"/>
           </w:tcPr>
           <w:p>
@@ -6485,7 +6485,7 @@
         </w:tc>
         <w:tc>
           <w:tcPr>
-            <w:tcW w:type="dxa" w:w="1446"/>
+            <w:tcW w:type="dxa" w:w="1417"/>
             <w:shd w:val="clear" w:color="auto" w:fill="B6DDE8"/>
           </w:tcPr>
           <w:p>
@@ -6550,7 +6550,7 @@
         </w:tc>
         <w:tc>
           <w:tcPr>
-            <w:tcW w:type="dxa" w:w="1219"/>
+            <w:tcW w:type="dxa" w:w="1134"/>
             <w:shd w:val="clear" w:color="auto" w:fill="B6DDE8"/>
           </w:tcPr>
           <w:p>
@@ -6634,7 +6634,7 @@
         </w:tc>
         <w:tc>
           <w:tcPr>
-            <w:tcW w:type="dxa" w:w="1162"/>
+            <w:tcW w:type="dxa" w:w="1134"/>
             <w:shd w:val="clear" w:color="auto" w:fill="B6DDE8"/>
           </w:tcPr>
           <w:p>
@@ -6680,7 +6680,7 @@
       <w:tr>
         <w:tc>
           <w:tcPr>
-            <w:tcW w:type="dxa" w:w="283"/>
+            <w:tcW w:type="dxa" w:w="397"/>
             <w:shd w:val="clear" w:color="auto" w:fill="B6DDE8"/>
           </w:tcPr>
           <w:p>
@@ -6701,7 +6701,7 @@
         </w:tc>
         <w:tc>
           <w:tcPr>
-            <w:tcW w:type="dxa" w:w="283"/>
+            <w:tcW w:type="dxa" w:w="397"/>
             <w:shd w:val="clear" w:color="auto" w:fill="B6DDE8"/>
           </w:tcPr>
           <w:p>
@@ -6724,7 +6724,7 @@
         </w:tc>
         <w:tc>
           <w:tcPr>
-            <w:tcW w:type="dxa" w:w="1446"/>
+            <w:tcW w:type="dxa" w:w="1417"/>
             <w:shd w:val="clear" w:color="auto" w:fill="B6DDE8"/>
           </w:tcPr>
           <w:p>
@@ -6789,7 +6789,7 @@
         </w:tc>
         <w:tc>
           <w:tcPr>
-            <w:tcW w:type="dxa" w:w="1219"/>
+            <w:tcW w:type="dxa" w:w="1134"/>
             <w:shd w:val="clear" w:color="auto" w:fill="B6DDE8"/>
           </w:tcPr>
           <w:p>
@@ -6875,7 +6875,7 @@
         </w:tc>
         <w:tc>
           <w:tcPr>
-            <w:tcW w:type="dxa" w:w="1162"/>
+            <w:tcW w:type="dxa" w:w="1134"/>
             <w:shd w:val="clear" w:color="auto" w:fill="B6DDE8"/>
           </w:tcPr>
           <w:p>
@@ -6919,7 +6919,7 @@
       <w:tr>
         <w:tc>
           <w:tcPr>
-            <w:tcW w:type="dxa" w:w="283"/>
+            <w:tcW w:type="dxa" w:w="397"/>
             <w:shd w:val="clear" w:color="auto" w:fill="B6DDE8"/>
           </w:tcPr>
           <w:p>
@@ -6940,7 +6940,7 @@
         </w:tc>
         <w:tc>
           <w:tcPr>
-            <w:tcW w:type="dxa" w:w="283"/>
+            <w:tcW w:type="dxa" w:w="397"/>
             <w:shd w:val="clear" w:color="auto" w:fill="B6DDE8"/>
           </w:tcPr>
           <w:p>
@@ -6961,7 +6961,7 @@
         </w:tc>
         <w:tc>
           <w:tcPr>
-            <w:tcW w:type="dxa" w:w="1446"/>
+            <w:tcW w:type="dxa" w:w="1417"/>
             <w:shd w:val="clear" w:color="auto" w:fill="B6DDE8"/>
           </w:tcPr>
           <w:p>
@@ -7024,7 +7024,7 @@
         </w:tc>
         <w:tc>
           <w:tcPr>
-            <w:tcW w:type="dxa" w:w="1219"/>
+            <w:tcW w:type="dxa" w:w="1134"/>
             <w:shd w:val="clear" w:color="auto" w:fill="B6DDE8"/>
           </w:tcPr>
           <w:p>
@@ -7108,7 +7108,7 @@
         </w:tc>
         <w:tc>
           <w:tcPr>
-            <w:tcW w:type="dxa" w:w="1162"/>
+            <w:tcW w:type="dxa" w:w="1134"/>
             <w:shd w:val="clear" w:color="auto" w:fill="B6DDE8"/>
           </w:tcPr>
           <w:p>
@@ -7152,7 +7152,7 @@
       <w:tr>
         <w:tc>
           <w:tcPr>
-            <w:tcW w:type="dxa" w:w="283"/>
+            <w:tcW w:type="dxa" w:w="397"/>
             <w:shd w:val="clear" w:color="auto" w:fill="B6DDE8"/>
           </w:tcPr>
           <w:p>
@@ -7173,7 +7173,7 @@
         </w:tc>
         <w:tc>
           <w:tcPr>
-            <w:tcW w:type="dxa" w:w="283"/>
+            <w:tcW w:type="dxa" w:w="397"/>
             <w:shd w:val="clear" w:color="auto" w:fill="B6DDE8"/>
           </w:tcPr>
           <w:p>
@@ -7194,7 +7194,7 @@
         </w:tc>
         <w:tc>
           <w:tcPr>
-            <w:tcW w:type="dxa" w:w="1446"/>
+            <w:tcW w:type="dxa" w:w="1417"/>
             <w:shd w:val="clear" w:color="auto" w:fill="B6DDE8"/>
           </w:tcPr>
           <w:p>
@@ -7258,7 +7258,7 @@
         </w:tc>
         <w:tc>
           <w:tcPr>
-            <w:tcW w:type="dxa" w:w="1219"/>
+            <w:tcW w:type="dxa" w:w="1134"/>
             <w:shd w:val="clear" w:color="auto" w:fill="B6DDE8"/>
           </w:tcPr>
           <w:p>
@@ -7342,7 +7342,7 @@
         </w:tc>
         <w:tc>
           <w:tcPr>
-            <w:tcW w:type="dxa" w:w="1162"/>
+            <w:tcW w:type="dxa" w:w="1134"/>
             <w:shd w:val="clear" w:color="auto" w:fill="B6DDE8"/>
           </w:tcPr>
           <w:p>
@@ -7386,7 +7386,7 @@
       <w:tr>
         <w:tc>
           <w:tcPr>
-            <w:tcW w:type="dxa" w:w="283"/>
+            <w:tcW w:type="dxa" w:w="397"/>
             <w:shd w:val="clear" w:color="auto" w:fill="B6DDE8"/>
           </w:tcPr>
           <w:p>
@@ -7407,7 +7407,7 @@
         </w:tc>
         <w:tc>
           <w:tcPr>
-            <w:tcW w:type="dxa" w:w="283"/>
+            <w:tcW w:type="dxa" w:w="397"/>
             <w:shd w:val="clear" w:color="auto" w:fill="B6DDE8"/>
           </w:tcPr>
           <w:p>
@@ -7428,7 +7428,7 @@
         </w:tc>
         <w:tc>
           <w:tcPr>
-            <w:tcW w:type="dxa" w:w="1446"/>
+            <w:tcW w:type="dxa" w:w="1417"/>
             <w:shd w:val="clear" w:color="auto" w:fill="B6DDE8"/>
           </w:tcPr>
           <w:p>
@@ -7493,7 +7493,7 @@
         </w:tc>
         <w:tc>
           <w:tcPr>
-            <w:tcW w:type="dxa" w:w="1219"/>
+            <w:tcW w:type="dxa" w:w="1134"/>
             <w:shd w:val="clear" w:color="auto" w:fill="B6DDE8"/>
           </w:tcPr>
           <w:p>
@@ -7577,7 +7577,7 @@
         </w:tc>
         <w:tc>
           <w:tcPr>
-            <w:tcW w:type="dxa" w:w="1162"/>
+            <w:tcW w:type="dxa" w:w="1134"/>
             <w:shd w:val="clear" w:color="auto" w:fill="B6DDE8"/>
           </w:tcPr>
           <w:p>

--- a/output/jadwal-sholat-agustus-2026.docx
+++ b/output/jadwal-sholat-agustus-2026.docx
@@ -8,7 +8,7 @@
       </w:pPr>
       <w:r>
         <w:rPr>
-          <w:rFonts w:ascii="Archivo Black" w:hAnsi="Archivo Black"/>
+          <w:rFonts w:ascii="Selawik" w:hAnsi="Selawik"/>
           <w:b/>
           <w:sz w:val="36"/>
         </w:rPr>
@@ -21,7 +21,7 @@
       </w:pPr>
       <w:r>
         <w:rPr>
-          <w:rFonts w:ascii="Archivo Black" w:hAnsi="Archivo Black"/>
+          <w:rFonts w:ascii="Selawik" w:hAnsi="Selawik"/>
           <w:b/>
           <w:sz w:val="26"/>
         </w:rPr>
@@ -29,7 +29,7 @@
       </w:r>
       <w:r>
         <w:rPr>
-          <w:rFonts w:ascii="Archivo Black" w:hAnsi="Archivo Black"/>
+          <w:rFonts w:ascii="Selawik" w:hAnsi="Selawik"/>
           <w:b/>
           <w:sz w:val="20"/>
           <w:u w:val="single"/>
@@ -38,7 +38,7 @@
       </w:r>
       <w:r>
         <w:rPr>
-          <w:rFonts w:ascii="Archivo Black" w:hAnsi="Archivo Black"/>
+          <w:rFonts w:ascii="Selawik" w:hAnsi="Selawik"/>
           <w:b/>
           <w:sz w:val="26"/>
         </w:rPr>
@@ -46,7 +46,7 @@
       </w:r>
       <w:r>
         <w:rPr>
-          <w:rFonts w:ascii="Archivo Black" w:hAnsi="Archivo Black"/>
+          <w:rFonts w:ascii="Selawik" w:hAnsi="Selawik"/>
           <w:b/>
           <w:i/>
           <w:sz w:val="18"/>
@@ -104,7 +104,7 @@
             <w:r/>
             <w:r>
               <w:rPr>
-                <w:rFonts w:ascii="Archivo Black" w:hAnsi="Archivo Black"/>
+                <w:rFonts w:ascii="Selawik" w:hAnsi="Selawik"/>
                 <w:b/>
                 <w:color w:val="FFFFFF"/>
                 <w:sz w:val="20"/>
@@ -126,7 +126,7 @@
             <w:r/>
             <w:r>
               <w:rPr>
-                <w:rFonts w:ascii="Archivo Black" w:hAnsi="Archivo Black"/>
+                <w:rFonts w:ascii="Selawik" w:hAnsi="Selawik"/>
                 <w:b/>
                 <w:color w:val="FFFFFF"/>
                 <w:sz w:val="20"/>
@@ -148,7 +148,7 @@
             <w:r/>
             <w:r>
               <w:rPr>
-                <w:rFonts w:ascii="Archivo Black" w:hAnsi="Archivo Black"/>
+                <w:rFonts w:ascii="Selawik" w:hAnsi="Selawik"/>
                 <w:b/>
                 <w:color w:val="FFFFFF"/>
                 <w:sz w:val="20"/>
@@ -170,7 +170,7 @@
             <w:r/>
             <w:r>
               <w:rPr>
-                <w:rFonts w:ascii="Archivo Black" w:hAnsi="Archivo Black"/>
+                <w:rFonts w:ascii="Selawik" w:hAnsi="Selawik"/>
                 <w:b/>
                 <w:color w:val="FFFFFF"/>
                 <w:sz w:val="20"/>
@@ -192,7 +192,7 @@
             <w:r/>
             <w:r>
               <w:rPr>
-                <w:rFonts w:ascii="Archivo Black" w:hAnsi="Archivo Black"/>
+                <w:rFonts w:ascii="Selawik" w:hAnsi="Selawik"/>
                 <w:b/>
                 <w:color w:val="FFFFFF"/>
                 <w:sz w:val="20"/>
@@ -214,7 +214,7 @@
             <w:r/>
             <w:r>
               <w:rPr>
-                <w:rFonts w:ascii="Archivo Black" w:hAnsi="Archivo Black"/>
+                <w:rFonts w:ascii="Selawik" w:hAnsi="Selawik"/>
                 <w:b/>
                 <w:color w:val="FFFFFF"/>
                 <w:sz w:val="20"/>
@@ -236,7 +236,7 @@
             <w:r/>
             <w:r>
               <w:rPr>
-                <w:rFonts w:ascii="Archivo Black" w:hAnsi="Archivo Black"/>
+                <w:rFonts w:ascii="Selawik" w:hAnsi="Selawik"/>
                 <w:b/>
                 <w:color w:val="FFFFFF"/>
                 <w:sz w:val="20"/>
@@ -258,7 +258,7 @@
             <w:r/>
             <w:r>
               <w:rPr>
-                <w:rFonts w:ascii="Archivo Black" w:hAnsi="Archivo Black"/>
+                <w:rFonts w:ascii="Selawik" w:hAnsi="Selawik"/>
                 <w:b/>
                 <w:color w:val="FFFFFF"/>
                 <w:sz w:val="20"/>
@@ -280,7 +280,7 @@
             <w:r/>
             <w:r>
               <w:rPr>
-                <w:rFonts w:ascii="Archivo Black" w:hAnsi="Archivo Black"/>
+                <w:rFonts w:ascii="Selawik" w:hAnsi="Selawik"/>
                 <w:b/>
                 <w:color w:val="FFFFFF"/>
                 <w:sz w:val="20"/>
@@ -302,7 +302,7 @@
             <w:r/>
             <w:r>
               <w:rPr>
-                <w:rFonts w:ascii="Archivo Black" w:hAnsi="Archivo Black"/>
+                <w:rFonts w:ascii="Selawik" w:hAnsi="Selawik"/>
                 <w:b/>
                 <w:color w:val="FFFFFF"/>
                 <w:sz w:val="20"/>
@@ -324,7 +324,7 @@
             <w:r/>
             <w:r>
               <w:rPr>
-                <w:rFonts w:ascii="Archivo Black" w:hAnsi="Archivo Black"/>
+                <w:rFonts w:ascii="Selawik" w:hAnsi="Selawik"/>
                 <w:b/>
                 <w:color w:val="FFFFFF"/>
                 <w:sz w:val="20"/>
@@ -348,7 +348,7 @@
             <w:r/>
             <w:r>
               <w:rPr>
-                <w:rFonts w:ascii="Archivo Black" w:hAnsi="Archivo Black"/>
+                <w:rFonts w:ascii="Selawik" w:hAnsi="Selawik"/>
                 <w:b/>
                 <w:sz w:val="21"/>
               </w:rPr>
@@ -369,7 +369,7 @@
             <w:r/>
             <w:r>
               <w:rPr>
-                <w:rFonts w:ascii="Archivo Black" w:hAnsi="Archivo Black"/>
+                <w:rFonts w:ascii="Selawik" w:hAnsi="Selawik"/>
                 <w:b/>
                 <w:sz w:val="21"/>
               </w:rPr>
@@ -390,7 +390,7 @@
             <w:r/>
             <w:r>
               <w:rPr>
-                <w:rFonts w:ascii="Archivo Black" w:hAnsi="Archivo Black"/>
+                <w:rFonts w:ascii="Selawik" w:hAnsi="Selawik"/>
                 <w:b/>
                 <w:sz w:val="21"/>
               </w:rPr>
@@ -411,7 +411,7 @@
             <w:r/>
             <w:r>
               <w:rPr>
-                <w:rFonts w:ascii="Archivo Black" w:hAnsi="Archivo Black"/>
+                <w:rFonts w:ascii="Selawik" w:hAnsi="Selawik"/>
                 <w:b/>
                 <w:sz w:val="21"/>
               </w:rPr>
@@ -432,7 +432,7 @@
             <w:r/>
             <w:r>
               <w:rPr>
-                <w:rFonts w:ascii="Archivo Black" w:hAnsi="Archivo Black"/>
+                <w:rFonts w:ascii="Selawik" w:hAnsi="Selawik"/>
                 <w:b/>
                 <w:sz w:val="21"/>
               </w:rPr>
@@ -453,7 +453,7 @@
             <w:r/>
             <w:r>
               <w:rPr>
-                <w:rFonts w:ascii="Archivo Black" w:hAnsi="Archivo Black"/>
+                <w:rFonts w:ascii="Selawik" w:hAnsi="Selawik"/>
                 <w:b/>
                 <w:sz w:val="21"/>
               </w:rPr>
@@ -474,7 +474,7 @@
             <w:r/>
             <w:r>
               <w:rPr>
-                <w:rFonts w:ascii="Archivo Black" w:hAnsi="Archivo Black"/>
+                <w:rFonts w:ascii="Selawik" w:hAnsi="Selawik"/>
                 <w:b/>
                 <w:sz w:val="21"/>
               </w:rPr>
@@ -495,7 +495,7 @@
             <w:r/>
             <w:r>
               <w:rPr>
-                <w:rFonts w:ascii="Archivo Black" w:hAnsi="Archivo Black"/>
+                <w:rFonts w:ascii="Selawik" w:hAnsi="Selawik"/>
                 <w:b/>
                 <w:sz w:val="21"/>
               </w:rPr>
@@ -516,7 +516,7 @@
             <w:r/>
             <w:r>
               <w:rPr>
-                <w:rFonts w:ascii="Archivo Black" w:hAnsi="Archivo Black"/>
+                <w:rFonts w:ascii="Selawik" w:hAnsi="Selawik"/>
                 <w:b/>
                 <w:sz w:val="21"/>
               </w:rPr>
@@ -537,7 +537,7 @@
             <w:r/>
             <w:r>
               <w:rPr>
-                <w:rFonts w:ascii="Archivo Black" w:hAnsi="Archivo Black"/>
+                <w:rFonts w:ascii="Selawik" w:hAnsi="Selawik"/>
                 <w:b/>
                 <w:sz w:val="21"/>
               </w:rPr>
@@ -558,7 +558,7 @@
             <w:r/>
             <w:r>
               <w:rPr>
-                <w:rFonts w:ascii="Archivo Black" w:hAnsi="Archivo Black"/>
+                <w:rFonts w:ascii="Selawik" w:hAnsi="Selawik"/>
                 <w:b/>
                 <w:sz w:val="21"/>
               </w:rPr>
@@ -581,7 +581,7 @@
             <w:r/>
             <w:r>
               <w:rPr>
-                <w:rFonts w:ascii="Archivo Black" w:hAnsi="Archivo Black"/>
+                <w:rFonts w:ascii="Selawik" w:hAnsi="Selawik"/>
                 <w:b/>
                 <w:sz w:val="21"/>
               </w:rPr>
@@ -602,7 +602,7 @@
             <w:r/>
             <w:r>
               <w:rPr>
-                <w:rFonts w:ascii="Archivo Black" w:hAnsi="Archivo Black"/>
+                <w:rFonts w:ascii="Selawik" w:hAnsi="Selawik"/>
                 <w:b/>
                 <w:sz w:val="21"/>
               </w:rPr>
@@ -623,7 +623,7 @@
             <w:r/>
             <w:r>
               <w:rPr>
-                <w:rFonts w:ascii="Archivo Black" w:hAnsi="Archivo Black"/>
+                <w:rFonts w:ascii="Selawik" w:hAnsi="Selawik"/>
                 <w:b/>
                 <w:color w:val="C00000"/>
                 <w:sz w:val="21"/>
@@ -645,7 +645,7 @@
             <w:r/>
             <w:r>
               <w:rPr>
-                <w:rFonts w:ascii="Archivo Black" w:hAnsi="Archivo Black"/>
+                <w:rFonts w:ascii="Selawik" w:hAnsi="Selawik"/>
                 <w:b/>
                 <w:sz w:val="21"/>
               </w:rPr>
@@ -666,7 +666,7 @@
             <w:r/>
             <w:r>
               <w:rPr>
-                <w:rFonts w:ascii="Archivo Black" w:hAnsi="Archivo Black"/>
+                <w:rFonts w:ascii="Selawik" w:hAnsi="Selawik"/>
                 <w:b/>
                 <w:sz w:val="21"/>
               </w:rPr>
@@ -687,7 +687,7 @@
             <w:r/>
             <w:r>
               <w:rPr>
-                <w:rFonts w:ascii="Archivo Black" w:hAnsi="Archivo Black"/>
+                <w:rFonts w:ascii="Selawik" w:hAnsi="Selawik"/>
                 <w:b/>
                 <w:sz w:val="21"/>
               </w:rPr>
@@ -708,7 +708,7 @@
             <w:r/>
             <w:r>
               <w:rPr>
-                <w:rFonts w:ascii="Archivo Black" w:hAnsi="Archivo Black"/>
+                <w:rFonts w:ascii="Selawik" w:hAnsi="Selawik"/>
                 <w:b/>
                 <w:sz w:val="21"/>
               </w:rPr>
@@ -729,7 +729,7 @@
             <w:r/>
             <w:r>
               <w:rPr>
-                <w:rFonts w:ascii="Archivo Black" w:hAnsi="Archivo Black"/>
+                <w:rFonts w:ascii="Selawik" w:hAnsi="Selawik"/>
                 <w:b/>
                 <w:sz w:val="21"/>
               </w:rPr>
@@ -750,7 +750,7 @@
             <w:r/>
             <w:r>
               <w:rPr>
-                <w:rFonts w:ascii="Archivo Black" w:hAnsi="Archivo Black"/>
+                <w:rFonts w:ascii="Selawik" w:hAnsi="Selawik"/>
                 <w:b/>
                 <w:sz w:val="21"/>
               </w:rPr>
@@ -771,7 +771,7 @@
             <w:r/>
             <w:r>
               <w:rPr>
-                <w:rFonts w:ascii="Archivo Black" w:hAnsi="Archivo Black"/>
+                <w:rFonts w:ascii="Selawik" w:hAnsi="Selawik"/>
                 <w:b/>
                 <w:sz w:val="21"/>
               </w:rPr>
@@ -792,7 +792,7 @@
             <w:r/>
             <w:r>
               <w:rPr>
-                <w:rFonts w:ascii="Archivo Black" w:hAnsi="Archivo Black"/>
+                <w:rFonts w:ascii="Selawik" w:hAnsi="Selawik"/>
                 <w:b/>
                 <w:sz w:val="21"/>
               </w:rPr>
@@ -815,7 +815,7 @@
             <w:r/>
             <w:r>
               <w:rPr>
-                <w:rFonts w:ascii="Archivo Black" w:hAnsi="Archivo Black"/>
+                <w:rFonts w:ascii="Selawik" w:hAnsi="Selawik"/>
                 <w:b/>
                 <w:sz w:val="21"/>
               </w:rPr>
@@ -836,7 +836,7 @@
             <w:r/>
             <w:r>
               <w:rPr>
-                <w:rFonts w:ascii="Archivo Black" w:hAnsi="Archivo Black"/>
+                <w:rFonts w:ascii="Selawik" w:hAnsi="Selawik"/>
                 <w:b/>
                 <w:sz w:val="21"/>
               </w:rPr>
@@ -857,7 +857,7 @@
             <w:r/>
             <w:r>
               <w:rPr>
-                <w:rFonts w:ascii="Archivo Black" w:hAnsi="Archivo Black"/>
+                <w:rFonts w:ascii="Selawik" w:hAnsi="Selawik"/>
                 <w:b/>
                 <w:color w:val="FFFFFF"/>
                 <w:sz w:val="21"/>
@@ -880,7 +880,7 @@
             <w:r/>
             <w:r>
               <w:rPr>
-                <w:rFonts w:ascii="Archivo Black" w:hAnsi="Archivo Black"/>
+                <w:rFonts w:ascii="Selawik" w:hAnsi="Selawik"/>
                 <w:b/>
                 <w:sz w:val="21"/>
               </w:rPr>
@@ -901,7 +901,7 @@
             <w:r/>
             <w:r>
               <w:rPr>
-                <w:rFonts w:ascii="Archivo Black" w:hAnsi="Archivo Black"/>
+                <w:rFonts w:ascii="Selawik" w:hAnsi="Selawik"/>
                 <w:b/>
                 <w:sz w:val="21"/>
               </w:rPr>
@@ -922,7 +922,7 @@
             <w:r/>
             <w:r>
               <w:rPr>
-                <w:rFonts w:ascii="Archivo Black" w:hAnsi="Archivo Black"/>
+                <w:rFonts w:ascii="Selawik" w:hAnsi="Selawik"/>
                 <w:b/>
                 <w:sz w:val="21"/>
               </w:rPr>
@@ -943,7 +943,7 @@
             <w:r/>
             <w:r>
               <w:rPr>
-                <w:rFonts w:ascii="Archivo Black" w:hAnsi="Archivo Black"/>
+                <w:rFonts w:ascii="Selawik" w:hAnsi="Selawik"/>
                 <w:b/>
                 <w:sz w:val="21"/>
               </w:rPr>
@@ -964,7 +964,7 @@
             <w:r/>
             <w:r>
               <w:rPr>
-                <w:rFonts w:ascii="Archivo Black" w:hAnsi="Archivo Black"/>
+                <w:rFonts w:ascii="Selawik" w:hAnsi="Selawik"/>
                 <w:b/>
                 <w:sz w:val="21"/>
               </w:rPr>
@@ -985,7 +985,7 @@
             <w:r/>
             <w:r>
               <w:rPr>
-                <w:rFonts w:ascii="Archivo Black" w:hAnsi="Archivo Black"/>
+                <w:rFonts w:ascii="Selawik" w:hAnsi="Selawik"/>
                 <w:b/>
                 <w:sz w:val="21"/>
               </w:rPr>
@@ -1006,7 +1006,7 @@
             <w:r/>
             <w:r>
               <w:rPr>
-                <w:rFonts w:ascii="Archivo Black" w:hAnsi="Archivo Black"/>
+                <w:rFonts w:ascii="Selawik" w:hAnsi="Selawik"/>
                 <w:b/>
                 <w:color w:val="FFFFFF"/>
                 <w:sz w:val="21"/>
@@ -1029,7 +1029,7 @@
             <w:r/>
             <w:r>
               <w:rPr>
-                <w:rFonts w:ascii="Archivo Black" w:hAnsi="Archivo Black"/>
+                <w:rFonts w:ascii="Selawik" w:hAnsi="Selawik"/>
                 <w:b/>
                 <w:sz w:val="21"/>
               </w:rPr>
@@ -1052,7 +1052,7 @@
             <w:r/>
             <w:r>
               <w:rPr>
-                <w:rFonts w:ascii="Archivo Black" w:hAnsi="Archivo Black"/>
+                <w:rFonts w:ascii="Selawik" w:hAnsi="Selawik"/>
                 <w:b/>
                 <w:sz w:val="21"/>
               </w:rPr>
@@ -1073,7 +1073,7 @@
             <w:r/>
             <w:r>
               <w:rPr>
-                <w:rFonts w:ascii="Archivo Black" w:hAnsi="Archivo Black"/>
+                <w:rFonts w:ascii="Selawik" w:hAnsi="Selawik"/>
                 <w:b/>
                 <w:sz w:val="21"/>
               </w:rPr>
@@ -1094,7 +1094,7 @@
             <w:r/>
             <w:r>
               <w:rPr>
-                <w:rFonts w:ascii="Archivo Black" w:hAnsi="Archivo Black"/>
+                <w:rFonts w:ascii="Selawik" w:hAnsi="Selawik"/>
                 <w:b/>
                 <w:sz w:val="21"/>
               </w:rPr>
@@ -1115,7 +1115,7 @@
             <w:r/>
             <w:r>
               <w:rPr>
-                <w:rFonts w:ascii="Archivo Black" w:hAnsi="Archivo Black"/>
+                <w:rFonts w:ascii="Selawik" w:hAnsi="Selawik"/>
                 <w:b/>
                 <w:sz w:val="21"/>
               </w:rPr>
@@ -1136,7 +1136,7 @@
             <w:r/>
             <w:r>
               <w:rPr>
-                <w:rFonts w:ascii="Archivo Black" w:hAnsi="Archivo Black"/>
+                <w:rFonts w:ascii="Selawik" w:hAnsi="Selawik"/>
                 <w:b/>
                 <w:sz w:val="21"/>
               </w:rPr>
@@ -1157,7 +1157,7 @@
             <w:r/>
             <w:r>
               <w:rPr>
-                <w:rFonts w:ascii="Archivo Black" w:hAnsi="Archivo Black"/>
+                <w:rFonts w:ascii="Selawik" w:hAnsi="Selawik"/>
                 <w:b/>
                 <w:sz w:val="21"/>
               </w:rPr>
@@ -1178,7 +1178,7 @@
             <w:r/>
             <w:r>
               <w:rPr>
-                <w:rFonts w:ascii="Archivo Black" w:hAnsi="Archivo Black"/>
+                <w:rFonts w:ascii="Selawik" w:hAnsi="Selawik"/>
                 <w:b/>
                 <w:sz w:val="21"/>
               </w:rPr>
@@ -1199,7 +1199,7 @@
             <w:r/>
             <w:r>
               <w:rPr>
-                <w:rFonts w:ascii="Archivo Black" w:hAnsi="Archivo Black"/>
+                <w:rFonts w:ascii="Selawik" w:hAnsi="Selawik"/>
                 <w:b/>
                 <w:sz w:val="21"/>
               </w:rPr>
@@ -1220,7 +1220,7 @@
             <w:r/>
             <w:r>
               <w:rPr>
-                <w:rFonts w:ascii="Archivo Black" w:hAnsi="Archivo Black"/>
+                <w:rFonts w:ascii="Selawik" w:hAnsi="Selawik"/>
                 <w:b/>
                 <w:sz w:val="21"/>
               </w:rPr>
@@ -1241,7 +1241,7 @@
             <w:r/>
             <w:r>
               <w:rPr>
-                <w:rFonts w:ascii="Archivo Black" w:hAnsi="Archivo Black"/>
+                <w:rFonts w:ascii="Selawik" w:hAnsi="Selawik"/>
                 <w:b/>
                 <w:sz w:val="21"/>
               </w:rPr>
@@ -1262,7 +1262,7 @@
             <w:r/>
             <w:r>
               <w:rPr>
-                <w:rFonts w:ascii="Archivo Black" w:hAnsi="Archivo Black"/>
+                <w:rFonts w:ascii="Selawik" w:hAnsi="Selawik"/>
                 <w:b/>
                 <w:sz w:val="21"/>
               </w:rPr>
@@ -1285,7 +1285,7 @@
             <w:r/>
             <w:r>
               <w:rPr>
-                <w:rFonts w:ascii="Archivo Black" w:hAnsi="Archivo Black"/>
+                <w:rFonts w:ascii="Selawik" w:hAnsi="Selawik"/>
                 <w:b/>
                 <w:sz w:val="21"/>
               </w:rPr>
@@ -1306,7 +1306,7 @@
             <w:r/>
             <w:r>
               <w:rPr>
-                <w:rFonts w:ascii="Archivo Black" w:hAnsi="Archivo Black"/>
+                <w:rFonts w:ascii="Selawik" w:hAnsi="Selawik"/>
                 <w:b/>
                 <w:sz w:val="21"/>
               </w:rPr>
@@ -1327,7 +1327,7 @@
             <w:r/>
             <w:r>
               <w:rPr>
-                <w:rFonts w:ascii="Archivo Black" w:hAnsi="Archivo Black"/>
+                <w:rFonts w:ascii="Selawik" w:hAnsi="Selawik"/>
                 <w:b/>
                 <w:sz w:val="21"/>
               </w:rPr>
@@ -1348,7 +1348,7 @@
             <w:r/>
             <w:r>
               <w:rPr>
-                <w:rFonts w:ascii="Archivo Black" w:hAnsi="Archivo Black"/>
+                <w:rFonts w:ascii="Selawik" w:hAnsi="Selawik"/>
                 <w:b/>
                 <w:sz w:val="21"/>
               </w:rPr>
@@ -1369,7 +1369,7 @@
             <w:r/>
             <w:r>
               <w:rPr>
-                <w:rFonts w:ascii="Archivo Black" w:hAnsi="Archivo Black"/>
+                <w:rFonts w:ascii="Selawik" w:hAnsi="Selawik"/>
                 <w:b/>
                 <w:sz w:val="21"/>
               </w:rPr>
@@ -1390,7 +1390,7 @@
             <w:r/>
             <w:r>
               <w:rPr>
-                <w:rFonts w:ascii="Archivo Black" w:hAnsi="Archivo Black"/>
+                <w:rFonts w:ascii="Selawik" w:hAnsi="Selawik"/>
                 <w:b/>
                 <w:sz w:val="21"/>
               </w:rPr>
@@ -1411,7 +1411,7 @@
             <w:r/>
             <w:r>
               <w:rPr>
-                <w:rFonts w:ascii="Archivo Black" w:hAnsi="Archivo Black"/>
+                <w:rFonts w:ascii="Selawik" w:hAnsi="Selawik"/>
                 <w:b/>
                 <w:sz w:val="21"/>
               </w:rPr>
@@ -1432,7 +1432,7 @@
             <w:r/>
             <w:r>
               <w:rPr>
-                <w:rFonts w:ascii="Archivo Black" w:hAnsi="Archivo Black"/>
+                <w:rFonts w:ascii="Selawik" w:hAnsi="Selawik"/>
                 <w:b/>
                 <w:sz w:val="21"/>
               </w:rPr>
@@ -1453,7 +1453,7 @@
             <w:r/>
             <w:r>
               <w:rPr>
-                <w:rFonts w:ascii="Archivo Black" w:hAnsi="Archivo Black"/>
+                <w:rFonts w:ascii="Selawik" w:hAnsi="Selawik"/>
                 <w:b/>
                 <w:sz w:val="21"/>
               </w:rPr>
@@ -1474,7 +1474,7 @@
             <w:r/>
             <w:r>
               <w:rPr>
-                <w:rFonts w:ascii="Archivo Black" w:hAnsi="Archivo Black"/>
+                <w:rFonts w:ascii="Selawik" w:hAnsi="Selawik"/>
                 <w:b/>
                 <w:sz w:val="21"/>
               </w:rPr>
@@ -1495,7 +1495,7 @@
             <w:r/>
             <w:r>
               <w:rPr>
-                <w:rFonts w:ascii="Archivo Black" w:hAnsi="Archivo Black"/>
+                <w:rFonts w:ascii="Selawik" w:hAnsi="Selawik"/>
                 <w:b/>
                 <w:sz w:val="21"/>
               </w:rPr>
@@ -1518,7 +1518,7 @@
             <w:r/>
             <w:r>
               <w:rPr>
-                <w:rFonts w:ascii="Archivo Black" w:hAnsi="Archivo Black"/>
+                <w:rFonts w:ascii="Selawik" w:hAnsi="Selawik"/>
                 <w:b/>
                 <w:sz w:val="21"/>
               </w:rPr>
@@ -1539,7 +1539,7 @@
             <w:r/>
             <w:r>
               <w:rPr>
-                <w:rFonts w:ascii="Archivo Black" w:hAnsi="Archivo Black"/>
+                <w:rFonts w:ascii="Selawik" w:hAnsi="Selawik"/>
                 <w:b/>
                 <w:sz w:val="21"/>
               </w:rPr>
@@ -1560,7 +1560,7 @@
             <w:r/>
             <w:r>
               <w:rPr>
-                <w:rFonts w:ascii="Archivo Black" w:hAnsi="Archivo Black"/>
+                <w:rFonts w:ascii="Selawik" w:hAnsi="Selawik"/>
                 <w:b/>
                 <w:color w:val="FFFFFF"/>
                 <w:sz w:val="21"/>
@@ -1583,7 +1583,7 @@
             <w:r/>
             <w:r>
               <w:rPr>
-                <w:rFonts w:ascii="Archivo Black" w:hAnsi="Archivo Black"/>
+                <w:rFonts w:ascii="Selawik" w:hAnsi="Selawik"/>
                 <w:b/>
                 <w:sz w:val="21"/>
               </w:rPr>
@@ -1604,7 +1604,7 @@
             <w:r/>
             <w:r>
               <w:rPr>
-                <w:rFonts w:ascii="Archivo Black" w:hAnsi="Archivo Black"/>
+                <w:rFonts w:ascii="Selawik" w:hAnsi="Selawik"/>
                 <w:b/>
                 <w:sz w:val="21"/>
               </w:rPr>
@@ -1625,7 +1625,7 @@
             <w:r/>
             <w:r>
               <w:rPr>
-                <w:rFonts w:ascii="Archivo Black" w:hAnsi="Archivo Black"/>
+                <w:rFonts w:ascii="Selawik" w:hAnsi="Selawik"/>
                 <w:b/>
                 <w:sz w:val="21"/>
               </w:rPr>
@@ -1646,7 +1646,7 @@
             <w:r/>
             <w:r>
               <w:rPr>
-                <w:rFonts w:ascii="Archivo Black" w:hAnsi="Archivo Black"/>
+                <w:rFonts w:ascii="Selawik" w:hAnsi="Selawik"/>
                 <w:b/>
                 <w:sz w:val="21"/>
               </w:rPr>
@@ -1667,7 +1667,7 @@
             <w:r/>
             <w:r>
               <w:rPr>
-                <w:rFonts w:ascii="Archivo Black" w:hAnsi="Archivo Black"/>
+                <w:rFonts w:ascii="Selawik" w:hAnsi="Selawik"/>
                 <w:b/>
                 <w:sz w:val="21"/>
               </w:rPr>
@@ -1688,7 +1688,7 @@
             <w:r/>
             <w:r>
               <w:rPr>
-                <w:rFonts w:ascii="Archivo Black" w:hAnsi="Archivo Black"/>
+                <w:rFonts w:ascii="Selawik" w:hAnsi="Selawik"/>
                 <w:b/>
                 <w:sz w:val="21"/>
               </w:rPr>
@@ -1709,7 +1709,7 @@
             <w:r/>
             <w:r>
               <w:rPr>
-                <w:rFonts w:ascii="Archivo Black" w:hAnsi="Archivo Black"/>
+                <w:rFonts w:ascii="Selawik" w:hAnsi="Selawik"/>
                 <w:b/>
                 <w:color w:val="FFFFFF"/>
                 <w:sz w:val="21"/>
@@ -1732,7 +1732,7 @@
             <w:r/>
             <w:r>
               <w:rPr>
-                <w:rFonts w:ascii="Archivo Black" w:hAnsi="Archivo Black"/>
+                <w:rFonts w:ascii="Selawik" w:hAnsi="Selawik"/>
                 <w:b/>
                 <w:sz w:val="21"/>
               </w:rPr>
@@ -1755,7 +1755,7 @@
             <w:r/>
             <w:r>
               <w:rPr>
-                <w:rFonts w:ascii="Archivo Black" w:hAnsi="Archivo Black"/>
+                <w:rFonts w:ascii="Selawik" w:hAnsi="Selawik"/>
                 <w:b/>
                 <w:sz w:val="21"/>
               </w:rPr>
@@ -1776,7 +1776,7 @@
             <w:r/>
             <w:r>
               <w:rPr>
-                <w:rFonts w:ascii="Archivo Black" w:hAnsi="Archivo Black"/>
+                <w:rFonts w:ascii="Selawik" w:hAnsi="Selawik"/>
                 <w:b/>
                 <w:sz w:val="21"/>
               </w:rPr>
@@ -1797,7 +1797,7 @@
             <w:r/>
             <w:r>
               <w:rPr>
-                <w:rFonts w:ascii="Archivo Black" w:hAnsi="Archivo Black"/>
+                <w:rFonts w:ascii="Selawik" w:hAnsi="Selawik"/>
                 <w:b/>
                 <w:color w:val="FFFFFF"/>
                 <w:sz w:val="21"/>
@@ -1820,7 +1820,7 @@
             <w:r/>
             <w:r>
               <w:rPr>
-                <w:rFonts w:ascii="Archivo Black" w:hAnsi="Archivo Black"/>
+                <w:rFonts w:ascii="Selawik" w:hAnsi="Selawik"/>
                 <w:b/>
                 <w:sz w:val="21"/>
               </w:rPr>
@@ -1841,7 +1841,7 @@
             <w:r/>
             <w:r>
               <w:rPr>
-                <w:rFonts w:ascii="Archivo Black" w:hAnsi="Archivo Black"/>
+                <w:rFonts w:ascii="Selawik" w:hAnsi="Selawik"/>
                 <w:b/>
                 <w:sz w:val="21"/>
               </w:rPr>
@@ -1862,7 +1862,7 @@
             <w:r/>
             <w:r>
               <w:rPr>
-                <w:rFonts w:ascii="Archivo Black" w:hAnsi="Archivo Black"/>
+                <w:rFonts w:ascii="Selawik" w:hAnsi="Selawik"/>
                 <w:b/>
                 <w:sz w:val="21"/>
               </w:rPr>
@@ -1883,7 +1883,7 @@
             <w:r/>
             <w:r>
               <w:rPr>
-                <w:rFonts w:ascii="Archivo Black" w:hAnsi="Archivo Black"/>
+                <w:rFonts w:ascii="Selawik" w:hAnsi="Selawik"/>
                 <w:b/>
                 <w:sz w:val="21"/>
               </w:rPr>
@@ -1904,7 +1904,7 @@
             <w:r/>
             <w:r>
               <w:rPr>
-                <w:rFonts w:ascii="Archivo Black" w:hAnsi="Archivo Black"/>
+                <w:rFonts w:ascii="Selawik" w:hAnsi="Selawik"/>
                 <w:b/>
                 <w:color w:val="FFFFFF"/>
                 <w:sz w:val="21"/>
@@ -1927,7 +1927,7 @@
             <w:r/>
             <w:r>
               <w:rPr>
-                <w:rFonts w:ascii="Archivo Black" w:hAnsi="Archivo Black"/>
+                <w:rFonts w:ascii="Selawik" w:hAnsi="Selawik"/>
                 <w:b/>
                 <w:sz w:val="21"/>
               </w:rPr>
@@ -1948,7 +1948,7 @@
             <w:r/>
             <w:r>
               <w:rPr>
-                <w:rFonts w:ascii="Archivo Black" w:hAnsi="Archivo Black"/>
+                <w:rFonts w:ascii="Selawik" w:hAnsi="Selawik"/>
                 <w:b/>
                 <w:sz w:val="21"/>
               </w:rPr>
@@ -1969,7 +1969,7 @@
             <w:r/>
             <w:r>
               <w:rPr>
-                <w:rFonts w:ascii="Archivo Black" w:hAnsi="Archivo Black"/>
+                <w:rFonts w:ascii="Selawik" w:hAnsi="Selawik"/>
                 <w:b/>
                 <w:sz w:val="21"/>
               </w:rPr>
@@ -1992,7 +1992,7 @@
             <w:r/>
             <w:r>
               <w:rPr>
-                <w:rFonts w:ascii="Archivo Black" w:hAnsi="Archivo Black"/>
+                <w:rFonts w:ascii="Selawik" w:hAnsi="Selawik"/>
                 <w:b/>
                 <w:sz w:val="21"/>
               </w:rPr>
@@ -2013,7 +2013,7 @@
             <w:r/>
             <w:r>
               <w:rPr>
-                <w:rFonts w:ascii="Archivo Black" w:hAnsi="Archivo Black"/>
+                <w:rFonts w:ascii="Selawik" w:hAnsi="Selawik"/>
                 <w:b/>
                 <w:sz w:val="21"/>
               </w:rPr>
@@ -2034,7 +2034,7 @@
             <w:r/>
             <w:r>
               <w:rPr>
-                <w:rFonts w:ascii="Archivo Black" w:hAnsi="Archivo Black"/>
+                <w:rFonts w:ascii="Selawik" w:hAnsi="Selawik"/>
                 <w:b/>
                 <w:sz w:val="21"/>
               </w:rPr>
@@ -2055,7 +2055,7 @@
             <w:r/>
             <w:r>
               <w:rPr>
-                <w:rFonts w:ascii="Archivo Black" w:hAnsi="Archivo Black"/>
+                <w:rFonts w:ascii="Selawik" w:hAnsi="Selawik"/>
                 <w:b/>
                 <w:sz w:val="21"/>
               </w:rPr>
@@ -2076,7 +2076,7 @@
             <w:r/>
             <w:r>
               <w:rPr>
-                <w:rFonts w:ascii="Archivo Black" w:hAnsi="Archivo Black"/>
+                <w:rFonts w:ascii="Selawik" w:hAnsi="Selawik"/>
                 <w:b/>
                 <w:sz w:val="21"/>
               </w:rPr>
@@ -2097,7 +2097,7 @@
             <w:r/>
             <w:r>
               <w:rPr>
-                <w:rFonts w:ascii="Archivo Black" w:hAnsi="Archivo Black"/>
+                <w:rFonts w:ascii="Selawik" w:hAnsi="Selawik"/>
                 <w:b/>
                 <w:sz w:val="21"/>
               </w:rPr>
@@ -2118,7 +2118,7 @@
             <w:r/>
             <w:r>
               <w:rPr>
-                <w:rFonts w:ascii="Archivo Black" w:hAnsi="Archivo Black"/>
+                <w:rFonts w:ascii="Selawik" w:hAnsi="Selawik"/>
                 <w:b/>
                 <w:sz w:val="21"/>
               </w:rPr>
@@ -2139,7 +2139,7 @@
             <w:r/>
             <w:r>
               <w:rPr>
-                <w:rFonts w:ascii="Archivo Black" w:hAnsi="Archivo Black"/>
+                <w:rFonts w:ascii="Selawik" w:hAnsi="Selawik"/>
                 <w:b/>
                 <w:sz w:val="21"/>
               </w:rPr>
@@ -2160,7 +2160,7 @@
             <w:r/>
             <w:r>
               <w:rPr>
-                <w:rFonts w:ascii="Archivo Black" w:hAnsi="Archivo Black"/>
+                <w:rFonts w:ascii="Selawik" w:hAnsi="Selawik"/>
                 <w:b/>
                 <w:sz w:val="21"/>
               </w:rPr>
@@ -2181,7 +2181,7 @@
             <w:r/>
             <w:r>
               <w:rPr>
-                <w:rFonts w:ascii="Archivo Black" w:hAnsi="Archivo Black"/>
+                <w:rFonts w:ascii="Selawik" w:hAnsi="Selawik"/>
                 <w:b/>
                 <w:sz w:val="21"/>
               </w:rPr>
@@ -2202,7 +2202,7 @@
             <w:r/>
             <w:r>
               <w:rPr>
-                <w:rFonts w:ascii="Archivo Black" w:hAnsi="Archivo Black"/>
+                <w:rFonts w:ascii="Selawik" w:hAnsi="Selawik"/>
                 <w:b/>
                 <w:sz w:val="21"/>
               </w:rPr>
@@ -2225,7 +2225,7 @@
             <w:r/>
             <w:r>
               <w:rPr>
-                <w:rFonts w:ascii="Archivo Black" w:hAnsi="Archivo Black"/>
+                <w:rFonts w:ascii="Selawik" w:hAnsi="Selawik"/>
                 <w:b/>
                 <w:sz w:val="21"/>
               </w:rPr>
@@ -2246,7 +2246,7 @@
             <w:r/>
             <w:r>
               <w:rPr>
-                <w:rFonts w:ascii="Archivo Black" w:hAnsi="Archivo Black"/>
+                <w:rFonts w:ascii="Selawik" w:hAnsi="Selawik"/>
                 <w:b/>
                 <w:sz w:val="21"/>
               </w:rPr>
@@ -2267,7 +2267,7 @@
             <w:r/>
             <w:r>
               <w:rPr>
-                <w:rFonts w:ascii="Archivo Black" w:hAnsi="Archivo Black"/>
+                <w:rFonts w:ascii="Selawik" w:hAnsi="Selawik"/>
                 <w:b/>
                 <w:color w:val="C00000"/>
                 <w:sz w:val="21"/>
@@ -2289,7 +2289,7 @@
             <w:r/>
             <w:r>
               <w:rPr>
-                <w:rFonts w:ascii="Archivo Black" w:hAnsi="Archivo Black"/>
+                <w:rFonts w:ascii="Selawik" w:hAnsi="Selawik"/>
                 <w:b/>
                 <w:sz w:val="21"/>
               </w:rPr>
@@ -2310,7 +2310,7 @@
             <w:r/>
             <w:r>
               <w:rPr>
-                <w:rFonts w:ascii="Archivo Black" w:hAnsi="Archivo Black"/>
+                <w:rFonts w:ascii="Selawik" w:hAnsi="Selawik"/>
                 <w:b/>
                 <w:sz w:val="21"/>
               </w:rPr>
@@ -2331,7 +2331,7 @@
             <w:r/>
             <w:r>
               <w:rPr>
-                <w:rFonts w:ascii="Archivo Black" w:hAnsi="Archivo Black"/>
+                <w:rFonts w:ascii="Selawik" w:hAnsi="Selawik"/>
                 <w:b/>
                 <w:sz w:val="21"/>
               </w:rPr>
@@ -2352,7 +2352,7 @@
             <w:r/>
             <w:r>
               <w:rPr>
-                <w:rFonts w:ascii="Archivo Black" w:hAnsi="Archivo Black"/>
+                <w:rFonts w:ascii="Selawik" w:hAnsi="Selawik"/>
                 <w:b/>
                 <w:sz w:val="21"/>
               </w:rPr>
@@ -2373,7 +2373,7 @@
             <w:r/>
             <w:r>
               <w:rPr>
-                <w:rFonts w:ascii="Archivo Black" w:hAnsi="Archivo Black"/>
+                <w:rFonts w:ascii="Selawik" w:hAnsi="Selawik"/>
                 <w:b/>
                 <w:sz w:val="21"/>
               </w:rPr>
@@ -2394,7 +2394,7 @@
             <w:r/>
             <w:r>
               <w:rPr>
-                <w:rFonts w:ascii="Archivo Black" w:hAnsi="Archivo Black"/>
+                <w:rFonts w:ascii="Selawik" w:hAnsi="Selawik"/>
                 <w:b/>
                 <w:sz w:val="21"/>
               </w:rPr>
@@ -2415,7 +2415,7 @@
             <w:r/>
             <w:r>
               <w:rPr>
-                <w:rFonts w:ascii="Archivo Black" w:hAnsi="Archivo Black"/>
+                <w:rFonts w:ascii="Selawik" w:hAnsi="Selawik"/>
                 <w:b/>
                 <w:sz w:val="21"/>
               </w:rPr>
@@ -2436,7 +2436,7 @@
             <w:r/>
             <w:r>
               <w:rPr>
-                <w:rFonts w:ascii="Archivo Black" w:hAnsi="Archivo Black"/>
+                <w:rFonts w:ascii="Selawik" w:hAnsi="Selawik"/>
                 <w:b/>
                 <w:sz w:val="21"/>
               </w:rPr>
@@ -2459,7 +2459,7 @@
             <w:r/>
             <w:r>
               <w:rPr>
-                <w:rFonts w:ascii="Archivo Black" w:hAnsi="Archivo Black"/>
+                <w:rFonts w:ascii="Selawik" w:hAnsi="Selawik"/>
                 <w:b/>
                 <w:sz w:val="21"/>
               </w:rPr>
@@ -2480,7 +2480,7 @@
             <w:r/>
             <w:r>
               <w:rPr>
-                <w:rFonts w:ascii="Archivo Black" w:hAnsi="Archivo Black"/>
+                <w:rFonts w:ascii="Selawik" w:hAnsi="Selawik"/>
                 <w:b/>
                 <w:sz w:val="21"/>
               </w:rPr>
@@ -2501,7 +2501,7 @@
             <w:r/>
             <w:r>
               <w:rPr>
-                <w:rFonts w:ascii="Archivo Black" w:hAnsi="Archivo Black"/>
+                <w:rFonts w:ascii="Selawik" w:hAnsi="Selawik"/>
                 <w:b/>
                 <w:color w:val="FFFFFF"/>
                 <w:sz w:val="21"/>
@@ -2524,7 +2524,7 @@
             <w:r/>
             <w:r>
               <w:rPr>
-                <w:rFonts w:ascii="Archivo Black" w:hAnsi="Archivo Black"/>
+                <w:rFonts w:ascii="Selawik" w:hAnsi="Selawik"/>
                 <w:b/>
                 <w:sz w:val="21"/>
               </w:rPr>
@@ -2545,7 +2545,7 @@
             <w:r/>
             <w:r>
               <w:rPr>
-                <w:rFonts w:ascii="Archivo Black" w:hAnsi="Archivo Black"/>
+                <w:rFonts w:ascii="Selawik" w:hAnsi="Selawik"/>
                 <w:b/>
                 <w:sz w:val="21"/>
               </w:rPr>
@@ -2566,7 +2566,7 @@
             <w:r/>
             <w:r>
               <w:rPr>
-                <w:rFonts w:ascii="Archivo Black" w:hAnsi="Archivo Black"/>
+                <w:rFonts w:ascii="Selawik" w:hAnsi="Selawik"/>
                 <w:b/>
                 <w:sz w:val="21"/>
               </w:rPr>
@@ -2587,7 +2587,7 @@
             <w:r/>
             <w:r>
               <w:rPr>
-                <w:rFonts w:ascii="Archivo Black" w:hAnsi="Archivo Black"/>
+                <w:rFonts w:ascii="Selawik" w:hAnsi="Selawik"/>
                 <w:b/>
                 <w:sz w:val="21"/>
               </w:rPr>
@@ -2608,7 +2608,7 @@
             <w:r/>
             <w:r>
               <w:rPr>
-                <w:rFonts w:ascii="Archivo Black" w:hAnsi="Archivo Black"/>
+                <w:rFonts w:ascii="Selawik" w:hAnsi="Selawik"/>
                 <w:b/>
                 <w:sz w:val="21"/>
               </w:rPr>
@@ -2629,7 +2629,7 @@
             <w:r/>
             <w:r>
               <w:rPr>
-                <w:rFonts w:ascii="Archivo Black" w:hAnsi="Archivo Black"/>
+                <w:rFonts w:ascii="Selawik" w:hAnsi="Selawik"/>
                 <w:b/>
                 <w:sz w:val="21"/>
               </w:rPr>
@@ -2650,7 +2650,7 @@
             <w:r/>
             <w:r>
               <w:rPr>
-                <w:rFonts w:ascii="Archivo Black" w:hAnsi="Archivo Black"/>
+                <w:rFonts w:ascii="Selawik" w:hAnsi="Selawik"/>
                 <w:b/>
                 <w:color w:val="FFFFFF"/>
                 <w:sz w:val="21"/>
@@ -2673,7 +2673,7 @@
             <w:r/>
             <w:r>
               <w:rPr>
-                <w:rFonts w:ascii="Archivo Black" w:hAnsi="Archivo Black"/>
+                <w:rFonts w:ascii="Selawik" w:hAnsi="Selawik"/>
                 <w:b/>
                 <w:sz w:val="21"/>
               </w:rPr>
@@ -2696,7 +2696,7 @@
             <w:r/>
             <w:r>
               <w:rPr>
-                <w:rFonts w:ascii="Archivo Black" w:hAnsi="Archivo Black"/>
+                <w:rFonts w:ascii="Selawik" w:hAnsi="Selawik"/>
                 <w:b/>
                 <w:sz w:val="21"/>
               </w:rPr>
@@ -2717,7 +2717,7 @@
             <w:r/>
             <w:r>
               <w:rPr>
-                <w:rFonts w:ascii="Archivo Black" w:hAnsi="Archivo Black"/>
+                <w:rFonts w:ascii="Selawik" w:hAnsi="Selawik"/>
                 <w:b/>
                 <w:sz w:val="21"/>
               </w:rPr>
@@ -2738,7 +2738,7 @@
             <w:r/>
             <w:r>
               <w:rPr>
-                <w:rFonts w:ascii="Archivo Black" w:hAnsi="Archivo Black"/>
+                <w:rFonts w:ascii="Selawik" w:hAnsi="Selawik"/>
                 <w:b/>
                 <w:sz w:val="21"/>
               </w:rPr>
@@ -2759,7 +2759,7 @@
             <w:r/>
             <w:r>
               <w:rPr>
-                <w:rFonts w:ascii="Archivo Black" w:hAnsi="Archivo Black"/>
+                <w:rFonts w:ascii="Selawik" w:hAnsi="Selawik"/>
                 <w:b/>
                 <w:sz w:val="21"/>
               </w:rPr>
@@ -2780,7 +2780,7 @@
             <w:r/>
             <w:r>
               <w:rPr>
-                <w:rFonts w:ascii="Archivo Black" w:hAnsi="Archivo Black"/>
+                <w:rFonts w:ascii="Selawik" w:hAnsi="Selawik"/>
                 <w:b/>
                 <w:sz w:val="21"/>
               </w:rPr>
@@ -2801,7 +2801,7 @@
             <w:r/>
             <w:r>
               <w:rPr>
-                <w:rFonts w:ascii="Archivo Black" w:hAnsi="Archivo Black"/>
+                <w:rFonts w:ascii="Selawik" w:hAnsi="Selawik"/>
                 <w:b/>
                 <w:sz w:val="21"/>
               </w:rPr>
@@ -2822,7 +2822,7 @@
             <w:r/>
             <w:r>
               <w:rPr>
-                <w:rFonts w:ascii="Archivo Black" w:hAnsi="Archivo Black"/>
+                <w:rFonts w:ascii="Selawik" w:hAnsi="Selawik"/>
                 <w:b/>
                 <w:sz w:val="21"/>
               </w:rPr>
@@ -2843,7 +2843,7 @@
             <w:r/>
             <w:r>
               <w:rPr>
-                <w:rFonts w:ascii="Archivo Black" w:hAnsi="Archivo Black"/>
+                <w:rFonts w:ascii="Selawik" w:hAnsi="Selawik"/>
                 <w:b/>
                 <w:sz w:val="21"/>
               </w:rPr>
@@ -2864,7 +2864,7 @@
             <w:r/>
             <w:r>
               <w:rPr>
-                <w:rFonts w:ascii="Archivo Black" w:hAnsi="Archivo Black"/>
+                <w:rFonts w:ascii="Selawik" w:hAnsi="Selawik"/>
                 <w:b/>
                 <w:sz w:val="21"/>
               </w:rPr>
@@ -2885,7 +2885,7 @@
             <w:r/>
             <w:r>
               <w:rPr>
-                <w:rFonts w:ascii="Archivo Black" w:hAnsi="Archivo Black"/>
+                <w:rFonts w:ascii="Selawik" w:hAnsi="Selawik"/>
                 <w:b/>
                 <w:sz w:val="21"/>
               </w:rPr>
@@ -2906,7 +2906,7 @@
             <w:r/>
             <w:r>
               <w:rPr>
-                <w:rFonts w:ascii="Archivo Black" w:hAnsi="Archivo Black"/>
+                <w:rFonts w:ascii="Selawik" w:hAnsi="Selawik"/>
                 <w:b/>
                 <w:sz w:val="21"/>
               </w:rPr>
@@ -2929,7 +2929,7 @@
             <w:r/>
             <w:r>
               <w:rPr>
-                <w:rFonts w:ascii="Archivo Black" w:hAnsi="Archivo Black"/>
+                <w:rFonts w:ascii="Selawik" w:hAnsi="Selawik"/>
                 <w:b/>
                 <w:sz w:val="21"/>
               </w:rPr>
@@ -2950,7 +2950,7 @@
             <w:r/>
             <w:r>
               <w:rPr>
-                <w:rFonts w:ascii="Archivo Black" w:hAnsi="Archivo Black"/>
+                <w:rFonts w:ascii="Selawik" w:hAnsi="Selawik"/>
                 <w:b/>
                 <w:sz w:val="21"/>
               </w:rPr>
@@ -2971,7 +2971,7 @@
             <w:r/>
             <w:r>
               <w:rPr>
-                <w:rFonts w:ascii="Archivo Black" w:hAnsi="Archivo Black"/>
+                <w:rFonts w:ascii="Selawik" w:hAnsi="Selawik"/>
                 <w:b/>
                 <w:sz w:val="21"/>
               </w:rPr>
@@ -2992,7 +2992,7 @@
             <w:r/>
             <w:r>
               <w:rPr>
-                <w:rFonts w:ascii="Archivo Black" w:hAnsi="Archivo Black"/>
+                <w:rFonts w:ascii="Selawik" w:hAnsi="Selawik"/>
                 <w:b/>
                 <w:sz w:val="21"/>
               </w:rPr>
@@ -3013,7 +3013,7 @@
             <w:r/>
             <w:r>
               <w:rPr>
-                <w:rFonts w:ascii="Archivo Black" w:hAnsi="Archivo Black"/>
+                <w:rFonts w:ascii="Selawik" w:hAnsi="Selawik"/>
                 <w:b/>
                 <w:sz w:val="21"/>
               </w:rPr>
@@ -3034,7 +3034,7 @@
             <w:r/>
             <w:r>
               <w:rPr>
-                <w:rFonts w:ascii="Archivo Black" w:hAnsi="Archivo Black"/>
+                <w:rFonts w:ascii="Selawik" w:hAnsi="Selawik"/>
                 <w:b/>
                 <w:sz w:val="21"/>
               </w:rPr>
@@ -3055,7 +3055,7 @@
             <w:r/>
             <w:r>
               <w:rPr>
-                <w:rFonts w:ascii="Archivo Black" w:hAnsi="Archivo Black"/>
+                <w:rFonts w:ascii="Selawik" w:hAnsi="Selawik"/>
                 <w:b/>
                 <w:sz w:val="21"/>
               </w:rPr>
@@ -3076,7 +3076,7 @@
             <w:r/>
             <w:r>
               <w:rPr>
-                <w:rFonts w:ascii="Archivo Black" w:hAnsi="Archivo Black"/>
+                <w:rFonts w:ascii="Selawik" w:hAnsi="Selawik"/>
                 <w:b/>
                 <w:sz w:val="21"/>
               </w:rPr>
@@ -3097,7 +3097,7 @@
             <w:r/>
             <w:r>
               <w:rPr>
-                <w:rFonts w:ascii="Archivo Black" w:hAnsi="Archivo Black"/>
+                <w:rFonts w:ascii="Selawik" w:hAnsi="Selawik"/>
                 <w:b/>
                 <w:sz w:val="21"/>
               </w:rPr>
@@ -3118,7 +3118,7 @@
             <w:r/>
             <w:r>
               <w:rPr>
-                <w:rFonts w:ascii="Archivo Black" w:hAnsi="Archivo Black"/>
+                <w:rFonts w:ascii="Selawik" w:hAnsi="Selawik"/>
                 <w:b/>
                 <w:sz w:val="21"/>
               </w:rPr>
@@ -3139,7 +3139,7 @@
             <w:r/>
             <w:r>
               <w:rPr>
-                <w:rFonts w:ascii="Archivo Black" w:hAnsi="Archivo Black"/>
+                <w:rFonts w:ascii="Selawik" w:hAnsi="Selawik"/>
                 <w:b/>
                 <w:sz w:val="21"/>
               </w:rPr>
@@ -3162,7 +3162,7 @@
             <w:r/>
             <w:r>
               <w:rPr>
-                <w:rFonts w:ascii="Archivo Black" w:hAnsi="Archivo Black"/>
+                <w:rFonts w:ascii="Selawik" w:hAnsi="Selawik"/>
                 <w:b/>
                 <w:sz w:val="21"/>
               </w:rPr>
@@ -3183,7 +3183,7 @@
             <w:r/>
             <w:r>
               <w:rPr>
-                <w:rFonts w:ascii="Archivo Black" w:hAnsi="Archivo Black"/>
+                <w:rFonts w:ascii="Selawik" w:hAnsi="Selawik"/>
                 <w:b/>
                 <w:sz w:val="21"/>
               </w:rPr>
@@ -3204,7 +3204,7 @@
             <w:r/>
             <w:r>
               <w:rPr>
-                <w:rFonts w:ascii="Archivo Black" w:hAnsi="Archivo Black"/>
+                <w:rFonts w:ascii="Selawik" w:hAnsi="Selawik"/>
                 <w:b/>
                 <w:color w:val="FFFFFF"/>
                 <w:sz w:val="21"/>
@@ -3227,7 +3227,7 @@
             <w:r/>
             <w:r>
               <w:rPr>
-                <w:rFonts w:ascii="Archivo Black" w:hAnsi="Archivo Black"/>
+                <w:rFonts w:ascii="Selawik" w:hAnsi="Selawik"/>
                 <w:b/>
                 <w:sz w:val="21"/>
               </w:rPr>
@@ -3248,7 +3248,7 @@
             <w:r/>
             <w:r>
               <w:rPr>
-                <w:rFonts w:ascii="Archivo Black" w:hAnsi="Archivo Black"/>
+                <w:rFonts w:ascii="Selawik" w:hAnsi="Selawik"/>
                 <w:b/>
                 <w:sz w:val="21"/>
               </w:rPr>
@@ -3269,7 +3269,7 @@
             <w:r/>
             <w:r>
               <w:rPr>
-                <w:rFonts w:ascii="Archivo Black" w:hAnsi="Archivo Black"/>
+                <w:rFonts w:ascii="Selawik" w:hAnsi="Selawik"/>
                 <w:b/>
                 <w:sz w:val="21"/>
               </w:rPr>
@@ -3290,7 +3290,7 @@
             <w:r/>
             <w:r>
               <w:rPr>
-                <w:rFonts w:ascii="Archivo Black" w:hAnsi="Archivo Black"/>
+                <w:rFonts w:ascii="Selawik" w:hAnsi="Selawik"/>
                 <w:b/>
                 <w:sz w:val="21"/>
               </w:rPr>
@@ -3311,7 +3311,7 @@
             <w:r/>
             <w:r>
               <w:rPr>
-                <w:rFonts w:ascii="Archivo Black" w:hAnsi="Archivo Black"/>
+                <w:rFonts w:ascii="Selawik" w:hAnsi="Selawik"/>
                 <w:b/>
                 <w:sz w:val="21"/>
               </w:rPr>
@@ -3332,7 +3332,7 @@
             <w:r/>
             <w:r>
               <w:rPr>
-                <w:rFonts w:ascii="Archivo Black" w:hAnsi="Archivo Black"/>
+                <w:rFonts w:ascii="Selawik" w:hAnsi="Selawik"/>
                 <w:b/>
                 <w:sz w:val="21"/>
               </w:rPr>
@@ -3353,7 +3353,7 @@
             <w:r/>
             <w:r>
               <w:rPr>
-                <w:rFonts w:ascii="Archivo Black" w:hAnsi="Archivo Black"/>
+                <w:rFonts w:ascii="Selawik" w:hAnsi="Selawik"/>
                 <w:b/>
                 <w:color w:val="FFFFFF"/>
                 <w:sz w:val="21"/>
@@ -3376,7 +3376,7 @@
             <w:r/>
             <w:r>
               <w:rPr>
-                <w:rFonts w:ascii="Archivo Black" w:hAnsi="Archivo Black"/>
+                <w:rFonts w:ascii="Selawik" w:hAnsi="Selawik"/>
                 <w:b/>
                 <w:sz w:val="21"/>
               </w:rPr>
@@ -3399,7 +3399,7 @@
             <w:r/>
             <w:r>
               <w:rPr>
-                <w:rFonts w:ascii="Archivo Black" w:hAnsi="Archivo Black"/>
+                <w:rFonts w:ascii="Selawik" w:hAnsi="Selawik"/>
                 <w:b/>
                 <w:sz w:val="21"/>
               </w:rPr>
@@ -3420,7 +3420,7 @@
             <w:r/>
             <w:r>
               <w:rPr>
-                <w:rFonts w:ascii="Archivo Black" w:hAnsi="Archivo Black"/>
+                <w:rFonts w:ascii="Selawik" w:hAnsi="Selawik"/>
                 <w:b/>
                 <w:sz w:val="21"/>
               </w:rPr>
@@ -3441,7 +3441,7 @@
             <w:r/>
             <w:r>
               <w:rPr>
-                <w:rFonts w:ascii="Archivo Black" w:hAnsi="Archivo Black"/>
+                <w:rFonts w:ascii="Selawik" w:hAnsi="Selawik"/>
                 <w:b/>
                 <w:color w:val="FFFFFF"/>
                 <w:sz w:val="21"/>
@@ -3464,7 +3464,7 @@
             <w:r/>
             <w:r>
               <w:rPr>
-                <w:rFonts w:ascii="Archivo Black" w:hAnsi="Archivo Black"/>
+                <w:rFonts w:ascii="Selawik" w:hAnsi="Selawik"/>
                 <w:b/>
                 <w:sz w:val="21"/>
               </w:rPr>
@@ -3485,7 +3485,7 @@
             <w:r/>
             <w:r>
               <w:rPr>
-                <w:rFonts w:ascii="Archivo Black" w:hAnsi="Archivo Black"/>
+                <w:rFonts w:ascii="Selawik" w:hAnsi="Selawik"/>
                 <w:b/>
                 <w:sz w:val="21"/>
               </w:rPr>
@@ -3506,7 +3506,7 @@
             <w:r/>
             <w:r>
               <w:rPr>
-                <w:rFonts w:ascii="Archivo Black" w:hAnsi="Archivo Black"/>
+                <w:rFonts w:ascii="Selawik" w:hAnsi="Selawik"/>
                 <w:b/>
                 <w:sz w:val="21"/>
               </w:rPr>
@@ -3527,7 +3527,7 @@
             <w:r/>
             <w:r>
               <w:rPr>
-                <w:rFonts w:ascii="Archivo Black" w:hAnsi="Archivo Black"/>
+                <w:rFonts w:ascii="Selawik" w:hAnsi="Selawik"/>
                 <w:b/>
                 <w:sz w:val="21"/>
               </w:rPr>
@@ -3548,7 +3548,7 @@
             <w:r/>
             <w:r>
               <w:rPr>
-                <w:rFonts w:ascii="Archivo Black" w:hAnsi="Archivo Black"/>
+                <w:rFonts w:ascii="Selawik" w:hAnsi="Selawik"/>
                 <w:b/>
                 <w:color w:val="FFFFFF"/>
                 <w:sz w:val="21"/>
@@ -3571,7 +3571,7 @@
             <w:r/>
             <w:r>
               <w:rPr>
-                <w:rFonts w:ascii="Archivo Black" w:hAnsi="Archivo Black"/>
+                <w:rFonts w:ascii="Selawik" w:hAnsi="Selawik"/>
                 <w:b/>
                 <w:sz w:val="21"/>
               </w:rPr>
@@ -3592,7 +3592,7 @@
             <w:r/>
             <w:r>
               <w:rPr>
-                <w:rFonts w:ascii="Archivo Black" w:hAnsi="Archivo Black"/>
+                <w:rFonts w:ascii="Selawik" w:hAnsi="Selawik"/>
                 <w:b/>
                 <w:sz w:val="21"/>
               </w:rPr>
@@ -3613,7 +3613,7 @@
             <w:r/>
             <w:r>
               <w:rPr>
-                <w:rFonts w:ascii="Archivo Black" w:hAnsi="Archivo Black"/>
+                <w:rFonts w:ascii="Selawik" w:hAnsi="Selawik"/>
                 <w:b/>
                 <w:sz w:val="21"/>
               </w:rPr>
@@ -3636,7 +3636,7 @@
             <w:r/>
             <w:r>
               <w:rPr>
-                <w:rFonts w:ascii="Archivo Black" w:hAnsi="Archivo Black"/>
+                <w:rFonts w:ascii="Selawik" w:hAnsi="Selawik"/>
                 <w:b/>
                 <w:sz w:val="21"/>
               </w:rPr>
@@ -3657,7 +3657,7 @@
             <w:r/>
             <w:r>
               <w:rPr>
-                <w:rFonts w:ascii="Archivo Black" w:hAnsi="Archivo Black"/>
+                <w:rFonts w:ascii="Selawik" w:hAnsi="Selawik"/>
                 <w:b/>
                 <w:sz w:val="21"/>
               </w:rPr>
@@ -3678,7 +3678,7 @@
             <w:r/>
             <w:r>
               <w:rPr>
-                <w:rFonts w:ascii="Archivo Black" w:hAnsi="Archivo Black"/>
+                <w:rFonts w:ascii="Selawik" w:hAnsi="Selawik"/>
                 <w:b/>
                 <w:sz w:val="21"/>
               </w:rPr>
@@ -3699,7 +3699,7 @@
             <w:r/>
             <w:r>
               <w:rPr>
-                <w:rFonts w:ascii="Archivo Black" w:hAnsi="Archivo Black"/>
+                <w:rFonts w:ascii="Selawik" w:hAnsi="Selawik"/>
                 <w:b/>
                 <w:sz w:val="21"/>
               </w:rPr>
@@ -3720,7 +3720,7 @@
             <w:r/>
             <w:r>
               <w:rPr>
-                <w:rFonts w:ascii="Archivo Black" w:hAnsi="Archivo Black"/>
+                <w:rFonts w:ascii="Selawik" w:hAnsi="Selawik"/>
                 <w:b/>
                 <w:sz w:val="21"/>
               </w:rPr>
@@ -3741,7 +3741,7 @@
             <w:r/>
             <w:r>
               <w:rPr>
-                <w:rFonts w:ascii="Archivo Black" w:hAnsi="Archivo Black"/>
+                <w:rFonts w:ascii="Selawik" w:hAnsi="Selawik"/>
                 <w:b/>
                 <w:sz w:val="21"/>
               </w:rPr>
@@ -3762,7 +3762,7 @@
             <w:r/>
             <w:r>
               <w:rPr>
-                <w:rFonts w:ascii="Archivo Black" w:hAnsi="Archivo Black"/>
+                <w:rFonts w:ascii="Selawik" w:hAnsi="Selawik"/>
                 <w:b/>
                 <w:sz w:val="21"/>
               </w:rPr>
@@ -3783,7 +3783,7 @@
             <w:r/>
             <w:r>
               <w:rPr>
-                <w:rFonts w:ascii="Archivo Black" w:hAnsi="Archivo Black"/>
+                <w:rFonts w:ascii="Selawik" w:hAnsi="Selawik"/>
                 <w:b/>
                 <w:sz w:val="21"/>
               </w:rPr>
@@ -3804,7 +3804,7 @@
             <w:r/>
             <w:r>
               <w:rPr>
-                <w:rFonts w:ascii="Archivo Black" w:hAnsi="Archivo Black"/>
+                <w:rFonts w:ascii="Selawik" w:hAnsi="Selawik"/>
                 <w:b/>
                 <w:sz w:val="21"/>
               </w:rPr>
@@ -3825,7 +3825,7 @@
             <w:r/>
             <w:r>
               <w:rPr>
-                <w:rFonts w:ascii="Archivo Black" w:hAnsi="Archivo Black"/>
+                <w:rFonts w:ascii="Selawik" w:hAnsi="Selawik"/>
                 <w:b/>
                 <w:sz w:val="21"/>
               </w:rPr>
@@ -3846,7 +3846,7 @@
             <w:r/>
             <w:r>
               <w:rPr>
-                <w:rFonts w:ascii="Archivo Black" w:hAnsi="Archivo Black"/>
+                <w:rFonts w:ascii="Selawik" w:hAnsi="Selawik"/>
                 <w:b/>
                 <w:sz w:val="21"/>
               </w:rPr>
@@ -3869,7 +3869,7 @@
             <w:r/>
             <w:r>
               <w:rPr>
-                <w:rFonts w:ascii="Archivo Black" w:hAnsi="Archivo Black"/>
+                <w:rFonts w:ascii="Selawik" w:hAnsi="Selawik"/>
                 <w:b/>
                 <w:sz w:val="21"/>
               </w:rPr>
@@ -3890,7 +3890,7 @@
             <w:r/>
             <w:r>
               <w:rPr>
-                <w:rFonts w:ascii="Archivo Black" w:hAnsi="Archivo Black"/>
+                <w:rFonts w:ascii="Selawik" w:hAnsi="Selawik"/>
                 <w:b/>
                 <w:sz w:val="21"/>
               </w:rPr>
@@ -3911,7 +3911,7 @@
             <w:r/>
             <w:r>
               <w:rPr>
-                <w:rFonts w:ascii="Archivo Black" w:hAnsi="Archivo Black"/>
+                <w:rFonts w:ascii="Selawik" w:hAnsi="Selawik"/>
                 <w:b/>
                 <w:color w:val="C00000"/>
                 <w:sz w:val="21"/>
@@ -3933,7 +3933,7 @@
             <w:r/>
             <w:r>
               <w:rPr>
-                <w:rFonts w:ascii="Archivo Black" w:hAnsi="Archivo Black"/>
+                <w:rFonts w:ascii="Selawik" w:hAnsi="Selawik"/>
                 <w:b/>
                 <w:sz w:val="21"/>
               </w:rPr>
@@ -3954,7 +3954,7 @@
             <w:r/>
             <w:r>
               <w:rPr>
-                <w:rFonts w:ascii="Archivo Black" w:hAnsi="Archivo Black"/>
+                <w:rFonts w:ascii="Selawik" w:hAnsi="Selawik"/>
                 <w:b/>
                 <w:sz w:val="21"/>
               </w:rPr>
@@ -3975,7 +3975,7 @@
             <w:r/>
             <w:r>
               <w:rPr>
-                <w:rFonts w:ascii="Archivo Black" w:hAnsi="Archivo Black"/>
+                <w:rFonts w:ascii="Selawik" w:hAnsi="Selawik"/>
                 <w:b/>
                 <w:sz w:val="21"/>
               </w:rPr>
@@ -3996,7 +3996,7 @@
             <w:r/>
             <w:r>
               <w:rPr>
-                <w:rFonts w:ascii="Archivo Black" w:hAnsi="Archivo Black"/>
+                <w:rFonts w:ascii="Selawik" w:hAnsi="Selawik"/>
                 <w:b/>
                 <w:sz w:val="21"/>
               </w:rPr>
@@ -4017,7 +4017,7 @@
             <w:r/>
             <w:r>
               <w:rPr>
-                <w:rFonts w:ascii="Archivo Black" w:hAnsi="Archivo Black"/>
+                <w:rFonts w:ascii="Selawik" w:hAnsi="Selawik"/>
                 <w:b/>
                 <w:sz w:val="21"/>
               </w:rPr>
@@ -4038,7 +4038,7 @@
             <w:r/>
             <w:r>
               <w:rPr>
-                <w:rFonts w:ascii="Archivo Black" w:hAnsi="Archivo Black"/>
+                <w:rFonts w:ascii="Selawik" w:hAnsi="Selawik"/>
                 <w:b/>
                 <w:sz w:val="21"/>
               </w:rPr>
@@ -4059,7 +4059,7 @@
             <w:r/>
             <w:r>
               <w:rPr>
-                <w:rFonts w:ascii="Archivo Black" w:hAnsi="Archivo Black"/>
+                <w:rFonts w:ascii="Selawik" w:hAnsi="Selawik"/>
                 <w:b/>
                 <w:sz w:val="21"/>
               </w:rPr>
@@ -4080,7 +4080,7 @@
             <w:r/>
             <w:r>
               <w:rPr>
-                <w:rFonts w:ascii="Archivo Black" w:hAnsi="Archivo Black"/>
+                <w:rFonts w:ascii="Selawik" w:hAnsi="Selawik"/>
                 <w:b/>
                 <w:sz w:val="21"/>
               </w:rPr>
@@ -4103,7 +4103,7 @@
             <w:r/>
             <w:r>
               <w:rPr>
-                <w:rFonts w:ascii="Archivo Black" w:hAnsi="Archivo Black"/>
+                <w:rFonts w:ascii="Selawik" w:hAnsi="Selawik"/>
                 <w:b/>
                 <w:sz w:val="21"/>
               </w:rPr>
@@ -4124,7 +4124,7 @@
             <w:r/>
             <w:r>
               <w:rPr>
-                <w:rFonts w:ascii="Archivo Black" w:hAnsi="Archivo Black"/>
+                <w:rFonts w:ascii="Selawik" w:hAnsi="Selawik"/>
                 <w:b/>
                 <w:sz w:val="21"/>
               </w:rPr>
@@ -4145,7 +4145,7 @@
             <w:r/>
             <w:r>
               <w:rPr>
-                <w:rFonts w:ascii="Archivo Black" w:hAnsi="Archivo Black"/>
+                <w:rFonts w:ascii="Selawik" w:hAnsi="Selawik"/>
                 <w:b/>
                 <w:color w:val="FFFFFF"/>
                 <w:sz w:val="21"/>
@@ -4168,7 +4168,7 @@
             <w:r/>
             <w:r>
               <w:rPr>
-                <w:rFonts w:ascii="Archivo Black" w:hAnsi="Archivo Black"/>
+                <w:rFonts w:ascii="Selawik" w:hAnsi="Selawik"/>
                 <w:b/>
                 <w:sz w:val="21"/>
               </w:rPr>
@@ -4189,7 +4189,7 @@
             <w:r/>
             <w:r>
               <w:rPr>
-                <w:rFonts w:ascii="Archivo Black" w:hAnsi="Archivo Black"/>
+                <w:rFonts w:ascii="Selawik" w:hAnsi="Selawik"/>
                 <w:b/>
                 <w:sz w:val="21"/>
               </w:rPr>
@@ -4210,7 +4210,7 @@
             <w:r/>
             <w:r>
               <w:rPr>
-                <w:rFonts w:ascii="Archivo Black" w:hAnsi="Archivo Black"/>
+                <w:rFonts w:ascii="Selawik" w:hAnsi="Selawik"/>
                 <w:b/>
                 <w:sz w:val="21"/>
               </w:rPr>
@@ -4231,7 +4231,7 @@
             <w:r/>
             <w:r>
               <w:rPr>
-                <w:rFonts w:ascii="Archivo Black" w:hAnsi="Archivo Black"/>
+                <w:rFonts w:ascii="Selawik" w:hAnsi="Selawik"/>
                 <w:b/>
                 <w:sz w:val="21"/>
               </w:rPr>
@@ -4252,7 +4252,7 @@
             <w:r/>
             <w:r>
               <w:rPr>
-                <w:rFonts w:ascii="Archivo Black" w:hAnsi="Archivo Black"/>
+                <w:rFonts w:ascii="Selawik" w:hAnsi="Selawik"/>
                 <w:b/>
                 <w:sz w:val="21"/>
               </w:rPr>
@@ -4273,7 +4273,7 @@
             <w:r/>
             <w:r>
               <w:rPr>
-                <w:rFonts w:ascii="Archivo Black" w:hAnsi="Archivo Black"/>
+                <w:rFonts w:ascii="Selawik" w:hAnsi="Selawik"/>
                 <w:b/>
                 <w:sz w:val="21"/>
               </w:rPr>
@@ -4294,7 +4294,7 @@
             <w:r/>
             <w:r>
               <w:rPr>
-                <w:rFonts w:ascii="Archivo Black" w:hAnsi="Archivo Black"/>
+                <w:rFonts w:ascii="Selawik" w:hAnsi="Selawik"/>
                 <w:b/>
                 <w:color w:val="FFFFFF"/>
                 <w:sz w:val="21"/>
@@ -4317,7 +4317,7 @@
             <w:r/>
             <w:r>
               <w:rPr>
-                <w:rFonts w:ascii="Archivo Black" w:hAnsi="Archivo Black"/>
+                <w:rFonts w:ascii="Selawik" w:hAnsi="Selawik"/>
                 <w:b/>
                 <w:sz w:val="21"/>
               </w:rPr>
@@ -4340,7 +4340,7 @@
             <w:r/>
             <w:r>
               <w:rPr>
-                <w:rFonts w:ascii="Archivo Black" w:hAnsi="Archivo Black"/>
+                <w:rFonts w:ascii="Selawik" w:hAnsi="Selawik"/>
                 <w:b/>
                 <w:sz w:val="21"/>
               </w:rPr>
@@ -4361,7 +4361,7 @@
             <w:r/>
             <w:r>
               <w:rPr>
-                <w:rFonts w:ascii="Archivo Black" w:hAnsi="Archivo Black"/>
+                <w:rFonts w:ascii="Selawik" w:hAnsi="Selawik"/>
                 <w:b/>
                 <w:sz w:val="21"/>
               </w:rPr>
@@ -4382,7 +4382,7 @@
             <w:r/>
             <w:r>
               <w:rPr>
-                <w:rFonts w:ascii="Archivo Black" w:hAnsi="Archivo Black"/>
+                <w:rFonts w:ascii="Selawik" w:hAnsi="Selawik"/>
                 <w:b/>
                 <w:sz w:val="21"/>
               </w:rPr>
@@ -4403,7 +4403,7 @@
             <w:r/>
             <w:r>
               <w:rPr>
-                <w:rFonts w:ascii="Archivo Black" w:hAnsi="Archivo Black"/>
+                <w:rFonts w:ascii="Selawik" w:hAnsi="Selawik"/>
                 <w:b/>
                 <w:sz w:val="21"/>
               </w:rPr>
@@ -4424,7 +4424,7 @@
             <w:r/>
             <w:r>
               <w:rPr>
-                <w:rFonts w:ascii="Archivo Black" w:hAnsi="Archivo Black"/>
+                <w:rFonts w:ascii="Selawik" w:hAnsi="Selawik"/>
                 <w:b/>
                 <w:sz w:val="21"/>
               </w:rPr>
@@ -4445,7 +4445,7 @@
             <w:r/>
             <w:r>
               <w:rPr>
-                <w:rFonts w:ascii="Archivo Black" w:hAnsi="Archivo Black"/>
+                <w:rFonts w:ascii="Selawik" w:hAnsi="Selawik"/>
                 <w:b/>
                 <w:sz w:val="21"/>
               </w:rPr>
@@ -4466,7 +4466,7 @@
             <w:r/>
             <w:r>
               <w:rPr>
-                <w:rFonts w:ascii="Archivo Black" w:hAnsi="Archivo Black"/>
+                <w:rFonts w:ascii="Selawik" w:hAnsi="Selawik"/>
                 <w:b/>
                 <w:sz w:val="21"/>
               </w:rPr>
@@ -4487,7 +4487,7 @@
             <w:r/>
             <w:r>
               <w:rPr>
-                <w:rFonts w:ascii="Archivo Black" w:hAnsi="Archivo Black"/>
+                <w:rFonts w:ascii="Selawik" w:hAnsi="Selawik"/>
                 <w:b/>
                 <w:sz w:val="21"/>
               </w:rPr>
@@ -4508,7 +4508,7 @@
             <w:r/>
             <w:r>
               <w:rPr>
-                <w:rFonts w:ascii="Archivo Black" w:hAnsi="Archivo Black"/>
+                <w:rFonts w:ascii="Selawik" w:hAnsi="Selawik"/>
                 <w:b/>
                 <w:sz w:val="21"/>
               </w:rPr>
@@ -4529,7 +4529,7 @@
             <w:r/>
             <w:r>
               <w:rPr>
-                <w:rFonts w:ascii="Archivo Black" w:hAnsi="Archivo Black"/>
+                <w:rFonts w:ascii="Selawik" w:hAnsi="Selawik"/>
                 <w:b/>
                 <w:sz w:val="21"/>
               </w:rPr>
@@ -4550,7 +4550,7 @@
             <w:r/>
             <w:r>
               <w:rPr>
-                <w:rFonts w:ascii="Archivo Black" w:hAnsi="Archivo Black"/>
+                <w:rFonts w:ascii="Selawik" w:hAnsi="Selawik"/>
                 <w:b/>
                 <w:sz w:val="21"/>
               </w:rPr>
@@ -4573,7 +4573,7 @@
             <w:r/>
             <w:r>
               <w:rPr>
-                <w:rFonts w:ascii="Archivo Black" w:hAnsi="Archivo Black"/>
+                <w:rFonts w:ascii="Selawik" w:hAnsi="Selawik"/>
                 <w:b/>
                 <w:sz w:val="21"/>
               </w:rPr>
@@ -4594,7 +4594,7 @@
             <w:r/>
             <w:r>
               <w:rPr>
-                <w:rFonts w:ascii="Archivo Black" w:hAnsi="Archivo Black"/>
+                <w:rFonts w:ascii="Selawik" w:hAnsi="Selawik"/>
                 <w:b/>
                 <w:sz w:val="21"/>
               </w:rPr>
@@ -4615,7 +4615,7 @@
             <w:r/>
             <w:r>
               <w:rPr>
-                <w:rFonts w:ascii="Archivo Black" w:hAnsi="Archivo Black"/>
+                <w:rFonts w:ascii="Selawik" w:hAnsi="Selawik"/>
                 <w:b/>
                 <w:sz w:val="21"/>
               </w:rPr>
@@ -4636,7 +4636,7 @@
             <w:r/>
             <w:r>
               <w:rPr>
-                <w:rFonts w:ascii="Archivo Black" w:hAnsi="Archivo Black"/>
+                <w:rFonts w:ascii="Selawik" w:hAnsi="Selawik"/>
                 <w:b/>
                 <w:sz w:val="21"/>
               </w:rPr>
@@ -4657,7 +4657,7 @@
             <w:r/>
             <w:r>
               <w:rPr>
-                <w:rFonts w:ascii="Archivo Black" w:hAnsi="Archivo Black"/>
+                <w:rFonts w:ascii="Selawik" w:hAnsi="Selawik"/>
                 <w:b/>
                 <w:sz w:val="21"/>
               </w:rPr>
@@ -4678,7 +4678,7 @@
             <w:r/>
             <w:r>
               <w:rPr>
-                <w:rFonts w:ascii="Archivo Black" w:hAnsi="Archivo Black"/>
+                <w:rFonts w:ascii="Selawik" w:hAnsi="Selawik"/>
                 <w:b/>
                 <w:sz w:val="21"/>
               </w:rPr>
@@ -4699,7 +4699,7 @@
             <w:r/>
             <w:r>
               <w:rPr>
-                <w:rFonts w:ascii="Archivo Black" w:hAnsi="Archivo Black"/>
+                <w:rFonts w:ascii="Selawik" w:hAnsi="Selawik"/>
                 <w:b/>
                 <w:sz w:val="21"/>
               </w:rPr>
@@ -4720,7 +4720,7 @@
             <w:r/>
             <w:r>
               <w:rPr>
-                <w:rFonts w:ascii="Archivo Black" w:hAnsi="Archivo Black"/>
+                <w:rFonts w:ascii="Selawik" w:hAnsi="Selawik"/>
                 <w:b/>
                 <w:sz w:val="21"/>
               </w:rPr>
@@ -4741,7 +4741,7 @@
             <w:r/>
             <w:r>
               <w:rPr>
-                <w:rFonts w:ascii="Archivo Black" w:hAnsi="Archivo Black"/>
+                <w:rFonts w:ascii="Selawik" w:hAnsi="Selawik"/>
                 <w:b/>
                 <w:sz w:val="21"/>
               </w:rPr>
@@ -4762,7 +4762,7 @@
             <w:r/>
             <w:r>
               <w:rPr>
-                <w:rFonts w:ascii="Archivo Black" w:hAnsi="Archivo Black"/>
+                <w:rFonts w:ascii="Selawik" w:hAnsi="Selawik"/>
                 <w:b/>
                 <w:sz w:val="21"/>
               </w:rPr>
@@ -4783,7 +4783,7 @@
             <w:r/>
             <w:r>
               <w:rPr>
-                <w:rFonts w:ascii="Archivo Black" w:hAnsi="Archivo Black"/>
+                <w:rFonts w:ascii="Selawik" w:hAnsi="Selawik"/>
                 <w:b/>
                 <w:sz w:val="21"/>
               </w:rPr>
@@ -4806,7 +4806,7 @@
             <w:r/>
             <w:r>
               <w:rPr>
-                <w:rFonts w:ascii="Archivo Black" w:hAnsi="Archivo Black"/>
+                <w:rFonts w:ascii="Selawik" w:hAnsi="Selawik"/>
                 <w:b/>
                 <w:sz w:val="21"/>
               </w:rPr>
@@ -4827,7 +4827,7 @@
             <w:r/>
             <w:r>
               <w:rPr>
-                <w:rFonts w:ascii="Archivo Black" w:hAnsi="Archivo Black"/>
+                <w:rFonts w:ascii="Selawik" w:hAnsi="Selawik"/>
                 <w:b/>
                 <w:sz w:val="21"/>
               </w:rPr>
@@ -4848,7 +4848,7 @@
             <w:r/>
             <w:r>
               <w:rPr>
-                <w:rFonts w:ascii="Archivo Black" w:hAnsi="Archivo Black"/>
+                <w:rFonts w:ascii="Selawik" w:hAnsi="Selawik"/>
                 <w:b/>
                 <w:color w:val="FFFFFF"/>
                 <w:sz w:val="21"/>
@@ -4871,7 +4871,7 @@
             <w:r/>
             <w:r>
               <w:rPr>
-                <w:rFonts w:ascii="Archivo Black" w:hAnsi="Archivo Black"/>
+                <w:rFonts w:ascii="Selawik" w:hAnsi="Selawik"/>
                 <w:b/>
                 <w:sz w:val="21"/>
               </w:rPr>
@@ -4892,7 +4892,7 @@
             <w:r/>
             <w:r>
               <w:rPr>
-                <w:rFonts w:ascii="Archivo Black" w:hAnsi="Archivo Black"/>
+                <w:rFonts w:ascii="Selawik" w:hAnsi="Selawik"/>
                 <w:b/>
                 <w:sz w:val="21"/>
               </w:rPr>
@@ -4913,7 +4913,7 @@
             <w:r/>
             <w:r>
               <w:rPr>
-                <w:rFonts w:ascii="Archivo Black" w:hAnsi="Archivo Black"/>
+                <w:rFonts w:ascii="Selawik" w:hAnsi="Selawik"/>
                 <w:b/>
                 <w:sz w:val="21"/>
               </w:rPr>
@@ -4934,7 +4934,7 @@
             <w:r/>
             <w:r>
               <w:rPr>
-                <w:rFonts w:ascii="Archivo Black" w:hAnsi="Archivo Black"/>
+                <w:rFonts w:ascii="Selawik" w:hAnsi="Selawik"/>
                 <w:b/>
                 <w:sz w:val="21"/>
               </w:rPr>
@@ -4955,7 +4955,7 @@
             <w:r/>
             <w:r>
               <w:rPr>
-                <w:rFonts w:ascii="Archivo Black" w:hAnsi="Archivo Black"/>
+                <w:rFonts w:ascii="Selawik" w:hAnsi="Selawik"/>
                 <w:b/>
                 <w:sz w:val="21"/>
               </w:rPr>
@@ -4976,7 +4976,7 @@
             <w:r/>
             <w:r>
               <w:rPr>
-                <w:rFonts w:ascii="Archivo Black" w:hAnsi="Archivo Black"/>
+                <w:rFonts w:ascii="Selawik" w:hAnsi="Selawik"/>
                 <w:b/>
                 <w:sz w:val="21"/>
               </w:rPr>
@@ -4997,7 +4997,7 @@
             <w:r/>
             <w:r>
               <w:rPr>
-                <w:rFonts w:ascii="Archivo Black" w:hAnsi="Archivo Black"/>
+                <w:rFonts w:ascii="Selawik" w:hAnsi="Selawik"/>
                 <w:b/>
                 <w:color w:val="FFFFFF"/>
                 <w:sz w:val="21"/>
@@ -5020,7 +5020,7 @@
             <w:r/>
             <w:r>
               <w:rPr>
-                <w:rFonts w:ascii="Archivo Black" w:hAnsi="Archivo Black"/>
+                <w:rFonts w:ascii="Selawik" w:hAnsi="Selawik"/>
                 <w:b/>
                 <w:sz w:val="21"/>
               </w:rPr>
@@ -5043,7 +5043,7 @@
             <w:r/>
             <w:r>
               <w:rPr>
-                <w:rFonts w:ascii="Archivo Black" w:hAnsi="Archivo Black"/>
+                <w:rFonts w:ascii="Selawik" w:hAnsi="Selawik"/>
                 <w:b/>
                 <w:sz w:val="21"/>
               </w:rPr>
@@ -5064,7 +5064,7 @@
             <w:r/>
             <w:r>
               <w:rPr>
-                <w:rFonts w:ascii="Archivo Black" w:hAnsi="Archivo Black"/>
+                <w:rFonts w:ascii="Selawik" w:hAnsi="Selawik"/>
                 <w:b/>
                 <w:sz w:val="21"/>
               </w:rPr>
@@ -5085,7 +5085,7 @@
             <w:r/>
             <w:r>
               <w:rPr>
-                <w:rFonts w:ascii="Archivo Black" w:hAnsi="Archivo Black"/>
+                <w:rFonts w:ascii="Selawik" w:hAnsi="Selawik"/>
                 <w:b/>
                 <w:color w:val="FFFFFF"/>
                 <w:sz w:val="21"/>
@@ -5108,7 +5108,7 @@
             <w:r/>
             <w:r>
               <w:rPr>
-                <w:rFonts w:ascii="Archivo Black" w:hAnsi="Archivo Black"/>
+                <w:rFonts w:ascii="Selawik" w:hAnsi="Selawik"/>
                 <w:b/>
                 <w:sz w:val="21"/>
               </w:rPr>
@@ -5129,7 +5129,7 @@
             <w:r/>
             <w:r>
               <w:rPr>
-                <w:rFonts w:ascii="Archivo Black" w:hAnsi="Archivo Black"/>
+                <w:rFonts w:ascii="Selawik" w:hAnsi="Selawik"/>
                 <w:b/>
                 <w:sz w:val="21"/>
               </w:rPr>
@@ -5150,7 +5150,7 @@
             <w:r/>
             <w:r>
               <w:rPr>
-                <w:rFonts w:ascii="Archivo Black" w:hAnsi="Archivo Black"/>
+                <w:rFonts w:ascii="Selawik" w:hAnsi="Selawik"/>
                 <w:b/>
                 <w:sz w:val="21"/>
               </w:rPr>
@@ -5171,7 +5171,7 @@
             <w:r/>
             <w:r>
               <w:rPr>
-                <w:rFonts w:ascii="Archivo Black" w:hAnsi="Archivo Black"/>
+                <w:rFonts w:ascii="Selawik" w:hAnsi="Selawik"/>
                 <w:b/>
                 <w:sz w:val="21"/>
               </w:rPr>
@@ -5192,7 +5192,7 @@
             <w:r/>
             <w:r>
               <w:rPr>
-                <w:rFonts w:ascii="Archivo Black" w:hAnsi="Archivo Black"/>
+                <w:rFonts w:ascii="Selawik" w:hAnsi="Selawik"/>
                 <w:b/>
                 <w:color w:val="FFFFFF"/>
                 <w:sz w:val="21"/>
@@ -5215,7 +5215,7 @@
             <w:r/>
             <w:r>
               <w:rPr>
-                <w:rFonts w:ascii="Archivo Black" w:hAnsi="Archivo Black"/>
+                <w:rFonts w:ascii="Selawik" w:hAnsi="Selawik"/>
                 <w:b/>
                 <w:sz w:val="21"/>
               </w:rPr>
@@ -5236,7 +5236,7 @@
             <w:r/>
             <w:r>
               <w:rPr>
-                <w:rFonts w:ascii="Archivo Black" w:hAnsi="Archivo Black"/>
+                <w:rFonts w:ascii="Selawik" w:hAnsi="Selawik"/>
                 <w:b/>
                 <w:sz w:val="21"/>
               </w:rPr>
@@ -5257,7 +5257,7 @@
             <w:r/>
             <w:r>
               <w:rPr>
-                <w:rFonts w:ascii="Archivo Black" w:hAnsi="Archivo Black"/>
+                <w:rFonts w:ascii="Selawik" w:hAnsi="Selawik"/>
                 <w:b/>
                 <w:sz w:val="21"/>
               </w:rPr>
@@ -5280,7 +5280,7 @@
             <w:r/>
             <w:r>
               <w:rPr>
-                <w:rFonts w:ascii="Archivo Black" w:hAnsi="Archivo Black"/>
+                <w:rFonts w:ascii="Selawik" w:hAnsi="Selawik"/>
                 <w:b/>
                 <w:sz w:val="21"/>
               </w:rPr>
@@ -5301,7 +5301,7 @@
             <w:r/>
             <w:r>
               <w:rPr>
-                <w:rFonts w:ascii="Archivo Black" w:hAnsi="Archivo Black"/>
+                <w:rFonts w:ascii="Selawik" w:hAnsi="Selawik"/>
                 <w:b/>
                 <w:sz w:val="21"/>
               </w:rPr>
@@ -5322,7 +5322,7 @@
             <w:r/>
             <w:r>
               <w:rPr>
-                <w:rFonts w:ascii="Archivo Black" w:hAnsi="Archivo Black"/>
+                <w:rFonts w:ascii="Selawik" w:hAnsi="Selawik"/>
                 <w:b/>
                 <w:sz w:val="21"/>
               </w:rPr>
@@ -5343,7 +5343,7 @@
             <w:r/>
             <w:r>
               <w:rPr>
-                <w:rFonts w:ascii="Archivo Black" w:hAnsi="Archivo Black"/>
+                <w:rFonts w:ascii="Selawik" w:hAnsi="Selawik"/>
                 <w:b/>
                 <w:sz w:val="21"/>
               </w:rPr>
@@ -5364,7 +5364,7 @@
             <w:r/>
             <w:r>
               <w:rPr>
-                <w:rFonts w:ascii="Archivo Black" w:hAnsi="Archivo Black"/>
+                <w:rFonts w:ascii="Selawik" w:hAnsi="Selawik"/>
                 <w:b/>
                 <w:sz w:val="21"/>
               </w:rPr>
@@ -5385,7 +5385,7 @@
             <w:r/>
             <w:r>
               <w:rPr>
-                <w:rFonts w:ascii="Archivo Black" w:hAnsi="Archivo Black"/>
+                <w:rFonts w:ascii="Selawik" w:hAnsi="Selawik"/>
                 <w:b/>
                 <w:sz w:val="21"/>
               </w:rPr>
@@ -5406,7 +5406,7 @@
             <w:r/>
             <w:r>
               <w:rPr>
-                <w:rFonts w:ascii="Archivo Black" w:hAnsi="Archivo Black"/>
+                <w:rFonts w:ascii="Selawik" w:hAnsi="Selawik"/>
                 <w:b/>
                 <w:sz w:val="21"/>
               </w:rPr>
@@ -5427,7 +5427,7 @@
             <w:r/>
             <w:r>
               <w:rPr>
-                <w:rFonts w:ascii="Archivo Black" w:hAnsi="Archivo Black"/>
+                <w:rFonts w:ascii="Selawik" w:hAnsi="Selawik"/>
                 <w:b/>
                 <w:sz w:val="21"/>
               </w:rPr>
@@ -5448,7 +5448,7 @@
             <w:r/>
             <w:r>
               <w:rPr>
-                <w:rFonts w:ascii="Archivo Black" w:hAnsi="Archivo Black"/>
+                <w:rFonts w:ascii="Selawik" w:hAnsi="Selawik"/>
                 <w:b/>
                 <w:sz w:val="21"/>
               </w:rPr>
@@ -5469,7 +5469,7 @@
             <w:r/>
             <w:r>
               <w:rPr>
-                <w:rFonts w:ascii="Archivo Black" w:hAnsi="Archivo Black"/>
+                <w:rFonts w:ascii="Selawik" w:hAnsi="Selawik"/>
                 <w:b/>
                 <w:sz w:val="21"/>
               </w:rPr>
@@ -5490,7 +5490,7 @@
             <w:r/>
             <w:r>
               <w:rPr>
-                <w:rFonts w:ascii="Archivo Black" w:hAnsi="Archivo Black"/>
+                <w:rFonts w:ascii="Selawik" w:hAnsi="Selawik"/>
                 <w:b/>
                 <w:sz w:val="21"/>
               </w:rPr>
@@ -5513,7 +5513,7 @@
             <w:r/>
             <w:r>
               <w:rPr>
-                <w:rFonts w:ascii="Archivo Black" w:hAnsi="Archivo Black"/>
+                <w:rFonts w:ascii="Selawik" w:hAnsi="Selawik"/>
                 <w:b/>
                 <w:sz w:val="21"/>
               </w:rPr>
@@ -5534,7 +5534,7 @@
             <w:r/>
             <w:r>
               <w:rPr>
-                <w:rFonts w:ascii="Archivo Black" w:hAnsi="Archivo Black"/>
+                <w:rFonts w:ascii="Selawik" w:hAnsi="Selawik"/>
                 <w:b/>
                 <w:sz w:val="21"/>
               </w:rPr>
@@ -5555,7 +5555,7 @@
             <w:r/>
             <w:r>
               <w:rPr>
-                <w:rFonts w:ascii="Archivo Black" w:hAnsi="Archivo Black"/>
+                <w:rFonts w:ascii="Selawik" w:hAnsi="Selawik"/>
                 <w:b/>
                 <w:color w:val="C00000"/>
                 <w:sz w:val="21"/>
@@ -5577,7 +5577,7 @@
             <w:r/>
             <w:r>
               <w:rPr>
-                <w:rFonts w:ascii="Archivo Black" w:hAnsi="Archivo Black"/>
+                <w:rFonts w:ascii="Selawik" w:hAnsi="Selawik"/>
                 <w:b/>
                 <w:sz w:val="21"/>
               </w:rPr>
@@ -5598,7 +5598,7 @@
             <w:r/>
             <w:r>
               <w:rPr>
-                <w:rFonts w:ascii="Archivo Black" w:hAnsi="Archivo Black"/>
+                <w:rFonts w:ascii="Selawik" w:hAnsi="Selawik"/>
                 <w:b/>
                 <w:sz w:val="21"/>
               </w:rPr>
@@ -5619,7 +5619,7 @@
             <w:r/>
             <w:r>
               <w:rPr>
-                <w:rFonts w:ascii="Archivo Black" w:hAnsi="Archivo Black"/>
+                <w:rFonts w:ascii="Selawik" w:hAnsi="Selawik"/>
                 <w:b/>
                 <w:sz w:val="21"/>
               </w:rPr>
@@ -5640,7 +5640,7 @@
             <w:r/>
             <w:r>
               <w:rPr>
-                <w:rFonts w:ascii="Archivo Black" w:hAnsi="Archivo Black"/>
+                <w:rFonts w:ascii="Selawik" w:hAnsi="Selawik"/>
                 <w:b/>
                 <w:sz w:val="21"/>
               </w:rPr>
@@ -5661,7 +5661,7 @@
             <w:r/>
             <w:r>
               <w:rPr>
-                <w:rFonts w:ascii="Archivo Black" w:hAnsi="Archivo Black"/>
+                <w:rFonts w:ascii="Selawik" w:hAnsi="Selawik"/>
                 <w:b/>
                 <w:sz w:val="21"/>
               </w:rPr>
@@ -5682,7 +5682,7 @@
             <w:r/>
             <w:r>
               <w:rPr>
-                <w:rFonts w:ascii="Archivo Black" w:hAnsi="Archivo Black"/>
+                <w:rFonts w:ascii="Selawik" w:hAnsi="Selawik"/>
                 <w:b/>
                 <w:sz w:val="21"/>
               </w:rPr>
@@ -5703,7 +5703,7 @@
             <w:r/>
             <w:r>
               <w:rPr>
-                <w:rFonts w:ascii="Archivo Black" w:hAnsi="Archivo Black"/>
+                <w:rFonts w:ascii="Selawik" w:hAnsi="Selawik"/>
                 <w:b/>
                 <w:sz w:val="21"/>
               </w:rPr>
@@ -5724,7 +5724,7 @@
             <w:r/>
             <w:r>
               <w:rPr>
-                <w:rFonts w:ascii="Archivo Black" w:hAnsi="Archivo Black"/>
+                <w:rFonts w:ascii="Selawik" w:hAnsi="Selawik"/>
                 <w:b/>
                 <w:sz w:val="21"/>
               </w:rPr>
@@ -5747,7 +5747,7 @@
             <w:r/>
             <w:r>
               <w:rPr>
-                <w:rFonts w:ascii="Archivo Black" w:hAnsi="Archivo Black"/>
+                <w:rFonts w:ascii="Selawik" w:hAnsi="Selawik"/>
                 <w:b/>
                 <w:sz w:val="21"/>
               </w:rPr>
@@ -5768,7 +5768,7 @@
             <w:r/>
             <w:r>
               <w:rPr>
-                <w:rFonts w:ascii="Archivo Black" w:hAnsi="Archivo Black"/>
+                <w:rFonts w:ascii="Selawik" w:hAnsi="Selawik"/>
                 <w:b/>
                 <w:sz w:val="21"/>
               </w:rPr>
@@ -5789,7 +5789,7 @@
             <w:r/>
             <w:r>
               <w:rPr>
-                <w:rFonts w:ascii="Archivo Black" w:hAnsi="Archivo Black"/>
+                <w:rFonts w:ascii="Selawik" w:hAnsi="Selawik"/>
                 <w:b/>
                 <w:color w:val="FFFFFF"/>
                 <w:sz w:val="21"/>
@@ -5812,7 +5812,7 @@
             <w:r/>
             <w:r>
               <w:rPr>
-                <w:rFonts w:ascii="Archivo Black" w:hAnsi="Archivo Black"/>
+                <w:rFonts w:ascii="Selawik" w:hAnsi="Selawik"/>
                 <w:b/>
                 <w:sz w:val="21"/>
               </w:rPr>
@@ -5833,7 +5833,7 @@
             <w:r/>
             <w:r>
               <w:rPr>
-                <w:rFonts w:ascii="Archivo Black" w:hAnsi="Archivo Black"/>
+                <w:rFonts w:ascii="Selawik" w:hAnsi="Selawik"/>
                 <w:b/>
                 <w:sz w:val="21"/>
               </w:rPr>
@@ -5854,7 +5854,7 @@
             <w:r/>
             <w:r>
               <w:rPr>
-                <w:rFonts w:ascii="Archivo Black" w:hAnsi="Archivo Black"/>
+                <w:rFonts w:ascii="Selawik" w:hAnsi="Selawik"/>
                 <w:b/>
                 <w:sz w:val="21"/>
               </w:rPr>
@@ -5875,7 +5875,7 @@
             <w:r/>
             <w:r>
               <w:rPr>
-                <w:rFonts w:ascii="Archivo Black" w:hAnsi="Archivo Black"/>
+                <w:rFonts w:ascii="Selawik" w:hAnsi="Selawik"/>
                 <w:b/>
                 <w:sz w:val="21"/>
               </w:rPr>
@@ -5896,7 +5896,7 @@
             <w:r/>
             <w:r>
               <w:rPr>
-                <w:rFonts w:ascii="Archivo Black" w:hAnsi="Archivo Black"/>
+                <w:rFonts w:ascii="Selawik" w:hAnsi="Selawik"/>
                 <w:b/>
                 <w:sz w:val="21"/>
               </w:rPr>
@@ -5917,7 +5917,7 @@
             <w:r/>
             <w:r>
               <w:rPr>
-                <w:rFonts w:ascii="Archivo Black" w:hAnsi="Archivo Black"/>
+                <w:rFonts w:ascii="Selawik" w:hAnsi="Selawik"/>
                 <w:b/>
                 <w:sz w:val="21"/>
               </w:rPr>
@@ -5938,7 +5938,7 @@
             <w:r/>
             <w:r>
               <w:rPr>
-                <w:rFonts w:ascii="Archivo Black" w:hAnsi="Archivo Black"/>
+                <w:rFonts w:ascii="Selawik" w:hAnsi="Selawik"/>
                 <w:b/>
                 <w:color w:val="FFFFFF"/>
                 <w:sz w:val="21"/>
@@ -5961,7 +5961,7 @@
             <w:r/>
             <w:r>
               <w:rPr>
-                <w:rFonts w:ascii="Archivo Black" w:hAnsi="Archivo Black"/>
+                <w:rFonts w:ascii="Selawik" w:hAnsi="Selawik"/>
                 <w:b/>
                 <w:sz w:val="21"/>
               </w:rPr>
@@ -5984,7 +5984,7 @@
             <w:r/>
             <w:r>
               <w:rPr>
-                <w:rFonts w:ascii="Archivo Black" w:hAnsi="Archivo Black"/>
+                <w:rFonts w:ascii="Selawik" w:hAnsi="Selawik"/>
                 <w:b/>
                 <w:sz w:val="21"/>
               </w:rPr>
@@ -6005,7 +6005,7 @@
             <w:r/>
             <w:r>
               <w:rPr>
-                <w:rFonts w:ascii="Archivo Black" w:hAnsi="Archivo Black"/>
+                <w:rFonts w:ascii="Selawik" w:hAnsi="Selawik"/>
                 <w:b/>
                 <w:sz w:val="21"/>
               </w:rPr>
@@ -6026,7 +6026,7 @@
             <w:r/>
             <w:r>
               <w:rPr>
-                <w:rFonts w:ascii="Archivo Black" w:hAnsi="Archivo Black"/>
+                <w:rFonts w:ascii="Selawik" w:hAnsi="Selawik"/>
                 <w:b/>
                 <w:sz w:val="21"/>
               </w:rPr>
@@ -6047,7 +6047,7 @@
             <w:r/>
             <w:r>
               <w:rPr>
-                <w:rFonts w:ascii="Archivo Black" w:hAnsi="Archivo Black"/>
+                <w:rFonts w:ascii="Selawik" w:hAnsi="Selawik"/>
                 <w:b/>
                 <w:sz w:val="21"/>
               </w:rPr>
@@ -6068,7 +6068,7 @@
             <w:r/>
             <w:r>
               <w:rPr>
-                <w:rFonts w:ascii="Archivo Black" w:hAnsi="Archivo Black"/>
+                <w:rFonts w:ascii="Selawik" w:hAnsi="Selawik"/>
                 <w:b/>
                 <w:sz w:val="21"/>
               </w:rPr>
@@ -6089,7 +6089,7 @@
             <w:r/>
             <w:r>
               <w:rPr>
-                <w:rFonts w:ascii="Archivo Black" w:hAnsi="Archivo Black"/>
+                <w:rFonts w:ascii="Selawik" w:hAnsi="Selawik"/>
                 <w:b/>
                 <w:sz w:val="21"/>
               </w:rPr>
@@ -6110,7 +6110,7 @@
             <w:r/>
             <w:r>
               <w:rPr>
-                <w:rFonts w:ascii="Archivo Black" w:hAnsi="Archivo Black"/>
+                <w:rFonts w:ascii="Selawik" w:hAnsi="Selawik"/>
                 <w:b/>
                 <w:sz w:val="21"/>
               </w:rPr>
@@ -6131,7 +6131,7 @@
             <w:r/>
             <w:r>
               <w:rPr>
-                <w:rFonts w:ascii="Archivo Black" w:hAnsi="Archivo Black"/>
+                <w:rFonts w:ascii="Selawik" w:hAnsi="Selawik"/>
                 <w:b/>
                 <w:sz w:val="21"/>
               </w:rPr>
@@ -6152,7 +6152,7 @@
             <w:r/>
             <w:r>
               <w:rPr>
-                <w:rFonts w:ascii="Archivo Black" w:hAnsi="Archivo Black"/>
+                <w:rFonts w:ascii="Selawik" w:hAnsi="Selawik"/>
                 <w:b/>
                 <w:sz w:val="21"/>
               </w:rPr>
@@ -6173,7 +6173,7 @@
             <w:r/>
             <w:r>
               <w:rPr>
-                <w:rFonts w:ascii="Archivo Black" w:hAnsi="Archivo Black"/>
+                <w:rFonts w:ascii="Selawik" w:hAnsi="Selawik"/>
                 <w:b/>
                 <w:sz w:val="21"/>
               </w:rPr>
@@ -6194,7 +6194,7 @@
             <w:r/>
             <w:r>
               <w:rPr>
-                <w:rFonts w:ascii="Archivo Black" w:hAnsi="Archivo Black"/>
+                <w:rFonts w:ascii="Selawik" w:hAnsi="Selawik"/>
                 <w:b/>
                 <w:sz w:val="21"/>
               </w:rPr>
@@ -6217,7 +6217,7 @@
             <w:r/>
             <w:r>
               <w:rPr>
-                <w:rFonts w:ascii="Archivo Black" w:hAnsi="Archivo Black"/>
+                <w:rFonts w:ascii="Selawik" w:hAnsi="Selawik"/>
                 <w:b/>
                 <w:sz w:val="21"/>
               </w:rPr>
@@ -6238,7 +6238,7 @@
             <w:r/>
             <w:r>
               <w:rPr>
-                <w:rFonts w:ascii="Archivo Black" w:hAnsi="Archivo Black"/>
+                <w:rFonts w:ascii="Selawik" w:hAnsi="Selawik"/>
                 <w:b/>
                 <w:color w:val="FFFFFF"/>
                 <w:sz w:val="21"/>
@@ -6261,7 +6261,7 @@
             <w:r/>
             <w:r>
               <w:rPr>
-                <w:rFonts w:ascii="Archivo Black" w:hAnsi="Archivo Black"/>
+                <w:rFonts w:ascii="Selawik" w:hAnsi="Selawik"/>
                 <w:b/>
                 <w:sz w:val="21"/>
               </w:rPr>
@@ -6282,7 +6282,7 @@
             <w:r/>
             <w:r>
               <w:rPr>
-                <w:rFonts w:ascii="Archivo Black" w:hAnsi="Archivo Black"/>
+                <w:rFonts w:ascii="Selawik" w:hAnsi="Selawik"/>
                 <w:b/>
                 <w:sz w:val="21"/>
               </w:rPr>
@@ -6303,7 +6303,7 @@
             <w:r/>
             <w:r>
               <w:rPr>
-                <w:rFonts w:ascii="Archivo Black" w:hAnsi="Archivo Black"/>
+                <w:rFonts w:ascii="Selawik" w:hAnsi="Selawik"/>
                 <w:b/>
                 <w:sz w:val="21"/>
               </w:rPr>
@@ -6324,7 +6324,7 @@
             <w:r/>
             <w:r>
               <w:rPr>
-                <w:rFonts w:ascii="Archivo Black" w:hAnsi="Archivo Black"/>
+                <w:rFonts w:ascii="Selawik" w:hAnsi="Selawik"/>
                 <w:b/>
                 <w:sz w:val="21"/>
               </w:rPr>
@@ -6345,7 +6345,7 @@
             <w:r/>
             <w:r>
               <w:rPr>
-                <w:rFonts w:ascii="Archivo Black" w:hAnsi="Archivo Black"/>
+                <w:rFonts w:ascii="Selawik" w:hAnsi="Selawik"/>
                 <w:b/>
                 <w:sz w:val="21"/>
               </w:rPr>
@@ -6366,7 +6366,7 @@
             <w:r/>
             <w:r>
               <w:rPr>
-                <w:rFonts w:ascii="Archivo Black" w:hAnsi="Archivo Black"/>
+                <w:rFonts w:ascii="Selawik" w:hAnsi="Selawik"/>
                 <w:b/>
                 <w:sz w:val="21"/>
               </w:rPr>
@@ -6387,7 +6387,7 @@
             <w:r/>
             <w:r>
               <w:rPr>
-                <w:rFonts w:ascii="Archivo Black" w:hAnsi="Archivo Black"/>
+                <w:rFonts w:ascii="Selawik" w:hAnsi="Selawik"/>
                 <w:b/>
                 <w:sz w:val="21"/>
               </w:rPr>
@@ -6408,7 +6408,7 @@
             <w:r/>
             <w:r>
               <w:rPr>
-                <w:rFonts w:ascii="Archivo Black" w:hAnsi="Archivo Black"/>
+                <w:rFonts w:ascii="Selawik" w:hAnsi="Selawik"/>
                 <w:b/>
                 <w:sz w:val="21"/>
               </w:rPr>
@@ -6429,7 +6429,7 @@
             <w:r/>
             <w:r>
               <w:rPr>
-                <w:rFonts w:ascii="Archivo Black" w:hAnsi="Archivo Black"/>
+                <w:rFonts w:ascii="Selawik" w:hAnsi="Selawik"/>
                 <w:b/>
                 <w:sz w:val="21"/>
               </w:rPr>
@@ -6452,7 +6452,7 @@
             <w:r/>
             <w:r>
               <w:rPr>
-                <w:rFonts w:ascii="Archivo Black" w:hAnsi="Archivo Black"/>
+                <w:rFonts w:ascii="Selawik" w:hAnsi="Selawik"/>
                 <w:b/>
                 <w:sz w:val="21"/>
               </w:rPr>
@@ -6473,7 +6473,7 @@
             <w:r/>
             <w:r>
               <w:rPr>
-                <w:rFonts w:ascii="Archivo Black" w:hAnsi="Archivo Black"/>
+                <w:rFonts w:ascii="Selawik" w:hAnsi="Selawik"/>
                 <w:b/>
                 <w:color w:val="FFFFFF"/>
                 <w:sz w:val="21"/>
@@ -6496,7 +6496,7 @@
             <w:r/>
             <w:r>
               <w:rPr>
-                <w:rFonts w:ascii="Archivo Black" w:hAnsi="Archivo Black"/>
+                <w:rFonts w:ascii="Selawik" w:hAnsi="Selawik"/>
                 <w:b/>
                 <w:color w:val="FFFFFF"/>
                 <w:sz w:val="21"/>
@@ -6519,7 +6519,7 @@
             <w:r/>
             <w:r>
               <w:rPr>
-                <w:rFonts w:ascii="Archivo Black" w:hAnsi="Archivo Black"/>
+                <w:rFonts w:ascii="Selawik" w:hAnsi="Selawik"/>
                 <w:b/>
                 <w:sz w:val="21"/>
               </w:rPr>
@@ -6540,7 +6540,7 @@
             <w:r/>
             <w:r>
               <w:rPr>
-                <w:rFonts w:ascii="Archivo Black" w:hAnsi="Archivo Black"/>
+                <w:rFonts w:ascii="Selawik" w:hAnsi="Selawik"/>
                 <w:b/>
                 <w:sz w:val="21"/>
               </w:rPr>
@@ -6561,7 +6561,7 @@
             <w:r/>
             <w:r>
               <w:rPr>
-                <w:rFonts w:ascii="Archivo Black" w:hAnsi="Archivo Black"/>
+                <w:rFonts w:ascii="Selawik" w:hAnsi="Selawik"/>
                 <w:b/>
                 <w:sz w:val="21"/>
               </w:rPr>
@@ -6582,7 +6582,7 @@
             <w:r/>
             <w:r>
               <w:rPr>
-                <w:rFonts w:ascii="Archivo Black" w:hAnsi="Archivo Black"/>
+                <w:rFonts w:ascii="Selawik" w:hAnsi="Selawik"/>
                 <w:b/>
                 <w:sz w:val="21"/>
               </w:rPr>
@@ -6603,7 +6603,7 @@
             <w:r/>
             <w:r>
               <w:rPr>
-                <w:rFonts w:ascii="Archivo Black" w:hAnsi="Archivo Black"/>
+                <w:rFonts w:ascii="Selawik" w:hAnsi="Selawik"/>
                 <w:b/>
                 <w:sz w:val="21"/>
               </w:rPr>
@@ -6624,7 +6624,7 @@
             <w:r/>
             <w:r>
               <w:rPr>
-                <w:rFonts w:ascii="Archivo Black" w:hAnsi="Archivo Black"/>
+                <w:rFonts w:ascii="Selawik" w:hAnsi="Selawik"/>
                 <w:b/>
                 <w:sz w:val="21"/>
               </w:rPr>
@@ -6645,7 +6645,7 @@
             <w:r/>
             <w:r>
               <w:rPr>
-                <w:rFonts w:ascii="Archivo Black" w:hAnsi="Archivo Black"/>
+                <w:rFonts w:ascii="Selawik" w:hAnsi="Selawik"/>
                 <w:b/>
                 <w:color w:val="FFFFFF"/>
                 <w:sz w:val="21"/>
@@ -6668,7 +6668,7 @@
             <w:r/>
             <w:r>
               <w:rPr>
-                <w:rFonts w:ascii="Archivo Black" w:hAnsi="Archivo Black"/>
+                <w:rFonts w:ascii="Selawik" w:hAnsi="Selawik"/>
                 <w:b/>
                 <w:sz w:val="21"/>
               </w:rPr>
@@ -6691,7 +6691,7 @@
             <w:r/>
             <w:r>
               <w:rPr>
-                <w:rFonts w:ascii="Archivo Black" w:hAnsi="Archivo Black"/>
+                <w:rFonts w:ascii="Selawik" w:hAnsi="Selawik"/>
                 <w:b/>
                 <w:sz w:val="21"/>
               </w:rPr>
@@ -6712,7 +6712,7 @@
             <w:r/>
             <w:r>
               <w:rPr>
-                <w:rFonts w:ascii="Archivo Black" w:hAnsi="Archivo Black"/>
+                <w:rFonts w:ascii="Selawik" w:hAnsi="Selawik"/>
                 <w:b/>
                 <w:color w:val="FFFFFF"/>
                 <w:sz w:val="21"/>
@@ -6735,7 +6735,7 @@
             <w:r/>
             <w:r>
               <w:rPr>
-                <w:rFonts w:ascii="Archivo Black" w:hAnsi="Archivo Black"/>
+                <w:rFonts w:ascii="Selawik" w:hAnsi="Selawik"/>
                 <w:b/>
                 <w:color w:val="FFFFFF"/>
                 <w:sz w:val="21"/>
@@ -6758,7 +6758,7 @@
             <w:r/>
             <w:r>
               <w:rPr>
-                <w:rFonts w:ascii="Archivo Black" w:hAnsi="Archivo Black"/>
+                <w:rFonts w:ascii="Selawik" w:hAnsi="Selawik"/>
                 <w:b/>
                 <w:sz w:val="21"/>
               </w:rPr>
@@ -6779,7 +6779,7 @@
             <w:r/>
             <w:r>
               <w:rPr>
-                <w:rFonts w:ascii="Archivo Black" w:hAnsi="Archivo Black"/>
+                <w:rFonts w:ascii="Selawik" w:hAnsi="Selawik"/>
                 <w:b/>
                 <w:sz w:val="21"/>
               </w:rPr>
@@ -6800,7 +6800,7 @@
             <w:r/>
             <w:r>
               <w:rPr>
-                <w:rFonts w:ascii="Archivo Black" w:hAnsi="Archivo Black"/>
+                <w:rFonts w:ascii="Selawik" w:hAnsi="Selawik"/>
                 <w:b/>
                 <w:sz w:val="21"/>
               </w:rPr>
@@ -6821,7 +6821,7 @@
             <w:r/>
             <w:r>
               <w:rPr>
-                <w:rFonts w:ascii="Archivo Black" w:hAnsi="Archivo Black"/>
+                <w:rFonts w:ascii="Selawik" w:hAnsi="Selawik"/>
                 <w:b/>
                 <w:sz w:val="21"/>
               </w:rPr>
@@ -6842,7 +6842,7 @@
             <w:r/>
             <w:r>
               <w:rPr>
-                <w:rFonts w:ascii="Archivo Black" w:hAnsi="Archivo Black"/>
+                <w:rFonts w:ascii="Selawik" w:hAnsi="Selawik"/>
                 <w:b/>
                 <w:color w:val="FFFFFF"/>
                 <w:sz w:val="21"/>
@@ -6865,7 +6865,7 @@
             <w:r/>
             <w:r>
               <w:rPr>
-                <w:rFonts w:ascii="Archivo Black" w:hAnsi="Archivo Black"/>
+                <w:rFonts w:ascii="Selawik" w:hAnsi="Selawik"/>
                 <w:b/>
                 <w:sz w:val="21"/>
               </w:rPr>
@@ -6886,7 +6886,7 @@
             <w:r/>
             <w:r>
               <w:rPr>
-                <w:rFonts w:ascii="Archivo Black" w:hAnsi="Archivo Black"/>
+                <w:rFonts w:ascii="Selawik" w:hAnsi="Selawik"/>
                 <w:b/>
                 <w:sz w:val="21"/>
               </w:rPr>
@@ -6907,7 +6907,7 @@
             <w:r/>
             <w:r>
               <w:rPr>
-                <w:rFonts w:ascii="Archivo Black" w:hAnsi="Archivo Black"/>
+                <w:rFonts w:ascii="Selawik" w:hAnsi="Selawik"/>
                 <w:b/>
                 <w:sz w:val="21"/>
               </w:rPr>
@@ -6930,7 +6930,7 @@
             <w:r/>
             <w:r>
               <w:rPr>
-                <w:rFonts w:ascii="Archivo Black" w:hAnsi="Archivo Black"/>
+                <w:rFonts w:ascii="Selawik" w:hAnsi="Selawik"/>
                 <w:b/>
                 <w:sz w:val="21"/>
               </w:rPr>
@@ -6951,7 +6951,7 @@
             <w:r/>
             <w:r>
               <w:rPr>
-                <w:rFonts w:ascii="Archivo Black" w:hAnsi="Archivo Black"/>
+                <w:rFonts w:ascii="Selawik" w:hAnsi="Selawik"/>
                 <w:b/>
                 <w:sz w:val="21"/>
               </w:rPr>
@@ -6972,7 +6972,7 @@
             <w:r/>
             <w:r>
               <w:rPr>
-                <w:rFonts w:ascii="Archivo Black" w:hAnsi="Archivo Black"/>
+                <w:rFonts w:ascii="Selawik" w:hAnsi="Selawik"/>
                 <w:b/>
                 <w:sz w:val="21"/>
               </w:rPr>
@@ -6993,7 +6993,7 @@
             <w:r/>
             <w:r>
               <w:rPr>
-                <w:rFonts w:ascii="Archivo Black" w:hAnsi="Archivo Black"/>
+                <w:rFonts w:ascii="Selawik" w:hAnsi="Selawik"/>
                 <w:b/>
                 <w:sz w:val="21"/>
               </w:rPr>
@@ -7014,7 +7014,7 @@
             <w:r/>
             <w:r>
               <w:rPr>
-                <w:rFonts w:ascii="Archivo Black" w:hAnsi="Archivo Black"/>
+                <w:rFonts w:ascii="Selawik" w:hAnsi="Selawik"/>
                 <w:b/>
                 <w:sz w:val="21"/>
               </w:rPr>
@@ -7035,7 +7035,7 @@
             <w:r/>
             <w:r>
               <w:rPr>
-                <w:rFonts w:ascii="Archivo Black" w:hAnsi="Archivo Black"/>
+                <w:rFonts w:ascii="Selawik" w:hAnsi="Selawik"/>
                 <w:b/>
                 <w:sz w:val="21"/>
               </w:rPr>
@@ -7056,7 +7056,7 @@
             <w:r/>
             <w:r>
               <w:rPr>
-                <w:rFonts w:ascii="Archivo Black" w:hAnsi="Archivo Black"/>
+                <w:rFonts w:ascii="Selawik" w:hAnsi="Selawik"/>
                 <w:b/>
                 <w:sz w:val="21"/>
               </w:rPr>
@@ -7077,7 +7077,7 @@
             <w:r/>
             <w:r>
               <w:rPr>
-                <w:rFonts w:ascii="Archivo Black" w:hAnsi="Archivo Black"/>
+                <w:rFonts w:ascii="Selawik" w:hAnsi="Selawik"/>
                 <w:b/>
                 <w:sz w:val="21"/>
               </w:rPr>
@@ -7098,7 +7098,7 @@
             <w:r/>
             <w:r>
               <w:rPr>
-                <w:rFonts w:ascii="Archivo Black" w:hAnsi="Archivo Black"/>
+                <w:rFonts w:ascii="Selawik" w:hAnsi="Selawik"/>
                 <w:b/>
                 <w:sz w:val="21"/>
               </w:rPr>
@@ -7119,7 +7119,7 @@
             <w:r/>
             <w:r>
               <w:rPr>
-                <w:rFonts w:ascii="Archivo Black" w:hAnsi="Archivo Black"/>
+                <w:rFonts w:ascii="Selawik" w:hAnsi="Selawik"/>
                 <w:b/>
                 <w:sz w:val="21"/>
               </w:rPr>
@@ -7140,7 +7140,7 @@
             <w:r/>
             <w:r>
               <w:rPr>
-                <w:rFonts w:ascii="Archivo Black" w:hAnsi="Archivo Black"/>
+                <w:rFonts w:ascii="Selawik" w:hAnsi="Selawik"/>
                 <w:b/>
                 <w:sz w:val="21"/>
               </w:rPr>
@@ -7163,7 +7163,7 @@
             <w:r/>
             <w:r>
               <w:rPr>
-                <w:rFonts w:ascii="Archivo Black" w:hAnsi="Archivo Black"/>
+                <w:rFonts w:ascii="Selawik" w:hAnsi="Selawik"/>
                 <w:b/>
                 <w:sz w:val="21"/>
               </w:rPr>
@@ -7184,7 +7184,7 @@
             <w:r/>
             <w:r>
               <w:rPr>
-                <w:rFonts w:ascii="Archivo Black" w:hAnsi="Archivo Black"/>
+                <w:rFonts w:ascii="Selawik" w:hAnsi="Selawik"/>
                 <w:b/>
                 <w:sz w:val="21"/>
               </w:rPr>
@@ -7205,7 +7205,7 @@
             <w:r/>
             <w:r>
               <w:rPr>
-                <w:rFonts w:ascii="Archivo Black" w:hAnsi="Archivo Black"/>
+                <w:rFonts w:ascii="Selawik" w:hAnsi="Selawik"/>
                 <w:b/>
                 <w:color w:val="C00000"/>
                 <w:sz w:val="21"/>
@@ -7227,7 +7227,7 @@
             <w:r/>
             <w:r>
               <w:rPr>
-                <w:rFonts w:ascii="Archivo Black" w:hAnsi="Archivo Black"/>
+                <w:rFonts w:ascii="Selawik" w:hAnsi="Selawik"/>
                 <w:b/>
                 <w:sz w:val="21"/>
               </w:rPr>
@@ -7248,7 +7248,7 @@
             <w:r/>
             <w:r>
               <w:rPr>
-                <w:rFonts w:ascii="Archivo Black" w:hAnsi="Archivo Black"/>
+                <w:rFonts w:ascii="Selawik" w:hAnsi="Selawik"/>
                 <w:b/>
                 <w:sz w:val="21"/>
               </w:rPr>
@@ -7269,7 +7269,7 @@
             <w:r/>
             <w:r>
               <w:rPr>
-                <w:rFonts w:ascii="Archivo Black" w:hAnsi="Archivo Black"/>
+                <w:rFonts w:ascii="Selawik" w:hAnsi="Selawik"/>
                 <w:b/>
                 <w:sz w:val="21"/>
               </w:rPr>
@@ -7290,7 +7290,7 @@
             <w:r/>
             <w:r>
               <w:rPr>
-                <w:rFonts w:ascii="Archivo Black" w:hAnsi="Archivo Black"/>
+                <w:rFonts w:ascii="Selawik" w:hAnsi="Selawik"/>
                 <w:b/>
                 <w:sz w:val="21"/>
               </w:rPr>
@@ -7311,7 +7311,7 @@
             <w:r/>
             <w:r>
               <w:rPr>
-                <w:rFonts w:ascii="Archivo Black" w:hAnsi="Archivo Black"/>
+                <w:rFonts w:ascii="Selawik" w:hAnsi="Selawik"/>
                 <w:b/>
                 <w:sz w:val="21"/>
               </w:rPr>
@@ -7332,7 +7332,7 @@
             <w:r/>
             <w:r>
               <w:rPr>
-                <w:rFonts w:ascii="Archivo Black" w:hAnsi="Archivo Black"/>
+                <w:rFonts w:ascii="Selawik" w:hAnsi="Selawik"/>
                 <w:b/>
                 <w:sz w:val="21"/>
               </w:rPr>
@@ -7353,7 +7353,7 @@
             <w:r/>
             <w:r>
               <w:rPr>
-                <w:rFonts w:ascii="Archivo Black" w:hAnsi="Archivo Black"/>
+                <w:rFonts w:ascii="Selawik" w:hAnsi="Selawik"/>
                 <w:b/>
                 <w:sz w:val="21"/>
               </w:rPr>
@@ -7374,7 +7374,7 @@
             <w:r/>
             <w:r>
               <w:rPr>
-                <w:rFonts w:ascii="Archivo Black" w:hAnsi="Archivo Black"/>
+                <w:rFonts w:ascii="Selawik" w:hAnsi="Selawik"/>
                 <w:b/>
                 <w:sz w:val="21"/>
               </w:rPr>
@@ -7397,7 +7397,7 @@
             <w:r/>
             <w:r>
               <w:rPr>
-                <w:rFonts w:ascii="Archivo Black" w:hAnsi="Archivo Black"/>
+                <w:rFonts w:ascii="Selawik" w:hAnsi="Selawik"/>
                 <w:b/>
                 <w:sz w:val="21"/>
               </w:rPr>
@@ -7418,7 +7418,7 @@
             <w:r/>
             <w:r>
               <w:rPr>
-                <w:rFonts w:ascii="Archivo Black" w:hAnsi="Archivo Black"/>
+                <w:rFonts w:ascii="Selawik" w:hAnsi="Selawik"/>
                 <w:b/>
                 <w:sz w:val="21"/>
               </w:rPr>
@@ -7439,7 +7439,7 @@
             <w:r/>
             <w:r>
               <w:rPr>
-                <w:rFonts w:ascii="Archivo Black" w:hAnsi="Archivo Black"/>
+                <w:rFonts w:ascii="Selawik" w:hAnsi="Selawik"/>
                 <w:b/>
                 <w:color w:val="FFFFFF"/>
                 <w:sz w:val="21"/>
@@ -7462,7 +7462,7 @@
             <w:r/>
             <w:r>
               <w:rPr>
-                <w:rFonts w:ascii="Archivo Black" w:hAnsi="Archivo Black"/>
+                <w:rFonts w:ascii="Selawik" w:hAnsi="Selawik"/>
                 <w:b/>
                 <w:sz w:val="21"/>
               </w:rPr>
@@ -7483,7 +7483,7 @@
             <w:r/>
             <w:r>
               <w:rPr>
-                <w:rFonts w:ascii="Archivo Black" w:hAnsi="Archivo Black"/>
+                <w:rFonts w:ascii="Selawik" w:hAnsi="Selawik"/>
                 <w:b/>
                 <w:sz w:val="21"/>
               </w:rPr>
@@ -7504,7 +7504,7 @@
             <w:r/>
             <w:r>
               <w:rPr>
-                <w:rFonts w:ascii="Archivo Black" w:hAnsi="Archivo Black"/>
+                <w:rFonts w:ascii="Selawik" w:hAnsi="Selawik"/>
                 <w:b/>
                 <w:sz w:val="21"/>
               </w:rPr>
@@ -7525,7 +7525,7 @@
             <w:r/>
             <w:r>
               <w:rPr>
-                <w:rFonts w:ascii="Archivo Black" w:hAnsi="Archivo Black"/>
+                <w:rFonts w:ascii="Selawik" w:hAnsi="Selawik"/>
                 <w:b/>
                 <w:sz w:val="21"/>
               </w:rPr>
@@ -7546,7 +7546,7 @@
             <w:r/>
             <w:r>
               <w:rPr>
-                <w:rFonts w:ascii="Archivo Black" w:hAnsi="Archivo Black"/>
+                <w:rFonts w:ascii="Selawik" w:hAnsi="Selawik"/>
                 <w:b/>
                 <w:sz w:val="21"/>
               </w:rPr>
@@ -7567,7 +7567,7 @@
             <w:r/>
             <w:r>
               <w:rPr>
-                <w:rFonts w:ascii="Archivo Black" w:hAnsi="Archivo Black"/>
+                <w:rFonts w:ascii="Selawik" w:hAnsi="Selawik"/>
                 <w:b/>
                 <w:sz w:val="21"/>
               </w:rPr>
@@ -7588,7 +7588,7 @@
             <w:r/>
             <w:r>
               <w:rPr>
-                <w:rFonts w:ascii="Archivo Black" w:hAnsi="Archivo Black"/>
+                <w:rFonts w:ascii="Selawik" w:hAnsi="Selawik"/>
                 <w:b/>
                 <w:color w:val="FFFFFF"/>
                 <w:sz w:val="21"/>
@@ -7611,7 +7611,7 @@
             <w:r/>
             <w:r>
               <w:rPr>
-                <w:rFonts w:ascii="Archivo Black" w:hAnsi="Archivo Black"/>
+                <w:rFonts w:ascii="Selawik" w:hAnsi="Selawik"/>
                 <w:b/>
                 <w:sz w:val="21"/>
               </w:rPr>
